--- a/documentation/SDMX_3-0_SECTION_3A_PART_I_MESSAGE.docx
+++ b/documentation/SDMX_3-0_SECTION_3A_PART_I_MESSAGE.docx
@@ -1,1888 +1,13 @@
 
 <file path=word/document.xml><?xml version="1.0" encoding="utf-8"?>
-<w:document xmlns:wpc="http://schemas.microsoft.com/office/word/2010/wordprocessingCanvas" xmlns:cx="http://schemas.microsoft.com/office/drawing/2014/chartex" xmlns:cx1="http://schemas.microsoft.com/office/drawing/2015/9/8/chartex" xmlns:cx2="http://schemas.microsoft.com/office/drawing/2015/10/21/chartex" xmlns:cx3="http://schemas.microsoft.com/office/drawing/2016/5/9/chartex" xmlns:cx4="http://schemas.microsoft.com/office/drawing/2016/5/10/chartex" xmlns:cx5="http://schemas.microsoft.com/office/drawing/2016/5/11/chartex" xmlns:cx6="http://schemas.microsoft.com/office/drawing/2016/5/12/chartex" xmlns:cx7="http://schemas.microsoft.com/office/drawing/2016/5/13/chartex" xmlns:cx8="http://schemas.microsoft.com/office/drawing/2016/5/14/chartex" xmlns:mc="http://schemas.openxmlformats.org/markup-compatibility/2006" xmlns:aink="http://schemas.microsoft.com/office/drawing/2016/ink" xmlns:am3d="http://schemas.microsoft.com/office/drawing/2017/model3d" xmlns:o="urn:schemas-microsoft-com:office:office" xmlns:r="http://schemas.openxmlformats.org/officeDocument/2006/relationships" xmlns:m="http://schemas.openxmlformats.org/officeDocument/2006/math" xmlns:v="urn:schemas-microsoft-com:vml" xmlns:wp14="http://schemas.microsoft.com/office/word/2010/wordprocessingDrawing" xmlns:wp="http://schemas.openxmlformats.org/drawingml/2006/wordprocessingDrawing" xmlns:w10="urn:schemas-microsoft-com:office:word" xmlns:w="http://schemas.openxmlformats.org/wordprocessingml/2006/main" xmlns:w14="http://schemas.microsoft.com/office/word/2010/wordml" xmlns:w15="http://schemas.microsoft.com/office/word/2012/wordml" xmlns:w16cex="http://schemas.microsoft.com/office/word/2018/wordml/cex" xmlns:w16cid="http://schemas.microsoft.com/office/word/2016/wordml/cid" xmlns:w16="http://schemas.microsoft.com/office/word/2018/wordml" xmlns:w16sdtdh="http://schemas.microsoft.com/office/word/2020/wordml/sdtdatahash" xmlns:w16se="http://schemas.microsoft.com/office/word/2015/wordml/symex" xmlns:wpg="http://schemas.microsoft.com/office/word/2010/wordprocessingGroup" xmlns:wpi="http://schemas.microsoft.com/office/word/2010/wordprocessingInk" xmlns:wne="http://schemas.microsoft.com/office/word/2006/wordml" xmlns:wps="http://schemas.microsoft.com/office/word/2010/wordprocessingShape" mc:Ignorable="w14 w15 w16se w16cid w16 w16cex w16sdtdh wp14">
+<w:document xmlns:wpc="http://schemas.microsoft.com/office/word/2010/wordprocessingCanvas" xmlns:cx="http://schemas.microsoft.com/office/drawing/2014/chartex" xmlns:cx1="http://schemas.microsoft.com/office/drawing/2015/9/8/chartex" xmlns:cx2="http://schemas.microsoft.com/office/drawing/2015/10/21/chartex" xmlns:cx3="http://schemas.microsoft.com/office/drawing/2016/5/9/chartex" xmlns:cx4="http://schemas.microsoft.com/office/drawing/2016/5/10/chartex" xmlns:cx5="http://schemas.microsoft.com/office/drawing/2016/5/11/chartex" xmlns:cx6="http://schemas.microsoft.com/office/drawing/2016/5/12/chartex" xmlns:cx7="http://schemas.microsoft.com/office/drawing/2016/5/13/chartex" xmlns:cx8="http://schemas.microsoft.com/office/drawing/2016/5/14/chartex" xmlns:mc="http://schemas.openxmlformats.org/markup-compatibility/2006" xmlns:aink="http://schemas.microsoft.com/office/drawing/2016/ink" xmlns:am3d="http://schemas.microsoft.com/office/drawing/2017/model3d" xmlns:o="urn:schemas-microsoft-com:office:office" xmlns:oel="http://schemas.microsoft.com/office/2019/extlst" xmlns:r="http://schemas.openxmlformats.org/officeDocument/2006/relationships" xmlns:m="http://schemas.openxmlformats.org/officeDocument/2006/math" xmlns:v="urn:schemas-microsoft-com:vml" xmlns:wp14="http://schemas.microsoft.com/office/word/2010/wordprocessingDrawing" xmlns:wp="http://schemas.openxmlformats.org/drawingml/2006/wordprocessingDrawing" xmlns:w10="urn:schemas-microsoft-com:office:word" xmlns:w="http://schemas.openxmlformats.org/wordprocessingml/2006/main" xmlns:w14="http://schemas.microsoft.com/office/word/2010/wordml" xmlns:w15="http://schemas.microsoft.com/office/word/2012/wordml" xmlns:w16cex="http://schemas.microsoft.com/office/word/2018/wordml/cex" xmlns:w16cid="http://schemas.microsoft.com/office/word/2016/wordml/cid" xmlns:w16="http://schemas.microsoft.com/office/word/2018/wordml" xmlns:w16du="http://schemas.microsoft.com/office/word/2023/wordml/word16du" xmlns:w16sdtdh="http://schemas.microsoft.com/office/word/2020/wordml/sdtdatahash" xmlns:w16sdtfl="http://schemas.microsoft.com/office/word/2024/wordml/sdtformatlock" xmlns:w16se="http://schemas.microsoft.com/office/word/2015/wordml/symex" xmlns:wpg="http://schemas.microsoft.com/office/word/2010/wordprocessingGroup" xmlns:wpi="http://schemas.microsoft.com/office/word/2010/wordprocessingInk" xmlns:wne="http://schemas.microsoft.com/office/word/2006/wordml" xmlns:wps="http://schemas.microsoft.com/office/word/2010/wordprocessingShape" mc:Ignorable="w14 w15 w16se w16cid w16 w16cex w16sdtdh w16sdtfl w16du wp14">
   <w:body>
     <w:p>
       <w:pPr>
-        <w:pStyle w:val="FrontPage"/>
-        <w:rPr>
-          <w:lang w:val="de-DE"/>
-        </w:rPr>
-      </w:pPr>
-      <w:r>
-        <w:rPr>
-          <w:noProof/>
-          <w:lang w:eastAsia="en-GB"/>
-        </w:rPr>
-        <mc:AlternateContent>
-          <mc:Choice Requires="wps">
-            <w:drawing>
-              <wp:anchor distT="0" distB="0" distL="114300" distR="114300" simplePos="0" relativeHeight="251657728" behindDoc="1" locked="0" layoutInCell="1" allowOverlap="1" wp14:anchorId="737E2D19" wp14:editId="4A95130A">
-                <wp:simplePos x="0" y="0"/>
-                <wp:positionH relativeFrom="margin">
-                  <wp:align>center</wp:align>
-                </wp:positionH>
-                <wp:positionV relativeFrom="paragraph">
-                  <wp:posOffset>330835</wp:posOffset>
-                </wp:positionV>
-                <wp:extent cx="4914900" cy="6858000"/>
-                <wp:effectExtent l="0" t="0" r="0" b="0"/>
-                <wp:wrapNone/>
-                <wp:docPr id="16" name="Rectangle 7"/>
-                <wp:cNvGraphicFramePr>
-                  <a:graphicFrameLocks xmlns:a="http://schemas.openxmlformats.org/drawingml/2006/main"/>
-                </wp:cNvGraphicFramePr>
-                <a:graphic xmlns:a="http://schemas.openxmlformats.org/drawingml/2006/main">
-                  <a:graphicData uri="http://schemas.microsoft.com/office/word/2010/wordprocessingShape">
-                    <wps:wsp>
-                      <wps:cNvSpPr>
-                        <a:spLocks/>
-                      </wps:cNvSpPr>
-                      <wps:spPr bwMode="auto">
-                        <a:xfrm>
-                          <a:off x="0" y="0"/>
-                          <a:ext cx="4914900" cy="6858000"/>
-                        </a:xfrm>
-                        <a:prstGeom prst="rect">
-                          <a:avLst/>
-                        </a:prstGeom>
-                        <a:noFill/>
-                        <a:ln w="9525">
-                          <a:solidFill>
-                            <a:srgbClr val="000000"/>
-                          </a:solidFill>
-                          <a:miter lim="800000"/>
-                          <a:headEnd/>
-                          <a:tailEnd/>
-                        </a:ln>
-                        <a:extLst>
-                          <a:ext uri="{909E8E84-426E-40DD-AFC4-6F175D3DCCD1}">
-                            <a14:hiddenFill xmlns:a14="http://schemas.microsoft.com/office/drawing/2010/main">
-                              <a:solidFill>
-                                <a:srgbClr val="3366FF">
-                                  <a:alpha val="80000"/>
-                                </a:srgbClr>
-                              </a:solidFill>
-                            </a14:hiddenFill>
-                          </a:ext>
-                        </a:extLst>
-                      </wps:spPr>
-                      <wps:bodyPr rot="0" vert="horz" wrap="square" lIns="91440" tIns="45720" rIns="91440" bIns="45720" anchor="t" anchorCtr="0" upright="1">
-                        <a:noAutofit/>
-                      </wps:bodyPr>
-                    </wps:wsp>
-                  </a:graphicData>
-                </a:graphic>
-                <wp14:sizeRelH relativeFrom="page">
-                  <wp14:pctWidth>0</wp14:pctWidth>
-                </wp14:sizeRelH>
-                <wp14:sizeRelV relativeFrom="page">
-                  <wp14:pctHeight>0</wp14:pctHeight>
-                </wp14:sizeRelV>
-              </wp:anchor>
-            </w:drawing>
-          </mc:Choice>
-          <mc:Fallback>
-            <w:pict>
-              <v:rect w14:anchorId="6E391A9E" id="Rectangle 7" o:spid="_x0000_s1026" style="position:absolute;margin-left:0;margin-top:26.05pt;width:387pt;height:540pt;z-index:-251658752;visibility:visible;mso-wrap-style:square;mso-width-percent:0;mso-height-percent:0;mso-wrap-distance-left:9pt;mso-wrap-distance-top:0;mso-wrap-distance-right:9pt;mso-wrap-distance-bottom:0;mso-position-horizontal:center;mso-position-horizontal-relative:margin;mso-position-vertical:absolute;mso-position-vertical-relative:text;mso-width-percent:0;mso-height-percent:0;mso-width-relative:page;mso-height-relative:page;v-text-anchor:top" o:gfxdata="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" filled="f" fillcolor="#36f">
-                <v:fill opacity="52428f"/>
-                <v:path arrowok="t"/>
-                <w10:wrap anchorx="margin"/>
-              </v:rect>
-            </w:pict>
-          </mc:Fallback>
-        </mc:AlternateContent>
-      </w:r>
-    </w:p>
-    <w:p>
-      <w:pPr>
-        <w:pStyle w:val="SectionTitle"/>
-      </w:pPr>
-      <w:r>
-        <w:t>SDMX Standards: Section 3A</w:t>
-      </w:r>
-      <w:r>
-        <w:t xml:space="preserve"> PART I</w:t>
-      </w:r>
-    </w:p>
-    <w:p>
-      <w:pPr>
-        <w:pStyle w:val="FrontPage"/>
-      </w:pPr>
-    </w:p>
-    <w:p>
-      <w:pPr>
-        <w:pStyle w:val="FrontPage"/>
-      </w:pPr>
-    </w:p>
-    <w:p>
-      <w:pPr>
-        <w:pStyle w:val="DocumentTitle"/>
-      </w:pPr>
-      <w:r>
-        <w:t>SDMX-ML</w:t>
-      </w:r>
-      <w:r>
-        <w:t xml:space="preserve">: </w:t>
-      </w:r>
-    </w:p>
-    <w:p>
-      <w:pPr>
-        <w:pStyle w:val="DocumentTitle"/>
-      </w:pPr>
-      <w:r>
-        <w:t xml:space="preserve">  </w:t>
-      </w:r>
-      <w:r>
-        <w:t xml:space="preserve"> </w:t>
-      </w:r>
-      <w:r>
-        <w:t>Schema and Documentation</w:t>
-      </w:r>
-    </w:p>
-    <w:p>
-      <w:pPr>
-        <w:pStyle w:val="DocumentTitle"/>
-      </w:pPr>
-      <w:r>
-        <w:t>Message Namespace</w:t>
-      </w:r>
-    </w:p>
-    <w:p>
-      <w:pPr>
-        <w:pStyle w:val="FrontPage"/>
-        <w:rPr>
-          <w:lang w:val="de-DE"/>
-        </w:rPr>
-      </w:pPr>
-    </w:p>
-    <w:p>
-      <w:pPr>
-        <w:pStyle w:val="FrontPage"/>
-        <w:rPr>
-          <w:lang w:val="de-DE"/>
-        </w:rPr>
-      </w:pPr>
-      <w:r>
-        <w:rPr>
-          <w:lang w:val="de-DE"/>
-        </w:rPr>
-        <w:t>(</w:t>
-      </w:r>
-      <w:r>
-        <w:rPr>
-          <w:smallCaps/>
-          <w:sz w:val="32"/>
-          <w:szCs w:val="32"/>
-          <w:lang w:val="de-DE"/>
-        </w:rPr>
-        <w:t xml:space="preserve">Version </w:t>
-      </w:r>
-      <w:r>
-        <w:rPr>
-          <w:smallCaps/>
-          <w:sz w:val="32"/>
-          <w:szCs w:val="32"/>
-          <w:lang w:val="de-DE"/>
-        </w:rPr>
-        <w:t>3</w:t>
-      </w:r>
-      <w:r>
-        <w:rPr>
-          <w:smallCaps/>
-          <w:sz w:val="32"/>
-          <w:szCs w:val="32"/>
-          <w:lang w:val="de-DE"/>
-        </w:rPr>
-        <w:t>.</w:t>
-      </w:r>
-      <w:r>
-        <w:rPr>
-          <w:smallCaps/>
-          <w:sz w:val="32"/>
-          <w:szCs w:val="32"/>
-          <w:lang w:val="de-DE"/>
-        </w:rPr>
-        <w:t>0</w:t>
-      </w:r>
-      <w:r>
-        <w:rPr>
-          <w:lang w:val="de-DE"/>
-        </w:rPr>
-        <w:t>)</w:t>
-      </w:r>
-    </w:p>
-    <w:p>
-      <w:pPr>
-        <w:pStyle w:val="FrontPage"/>
-        <w:rPr>
-          <w:sz w:val="36"/>
-          <w:szCs w:val="36"/>
-          <w:lang w:val="de-DE"/>
-        </w:rPr>
-      </w:pPr>
-    </w:p>
-    <w:p>
-      <w:pPr>
-        <w:pStyle w:val="FrontPage"/>
-        <w:rPr>
-          <w:sz w:val="36"/>
-          <w:szCs w:val="36"/>
-          <w:lang w:val="de-DE"/>
-        </w:rPr>
-      </w:pPr>
-    </w:p>
-    <w:p>
-      <w:pPr>
-        <w:pStyle w:val="FrontPage"/>
-        <w:rPr>
-          <w:sz w:val="36"/>
-          <w:szCs w:val="36"/>
-          <w:lang w:val="de-DE"/>
-        </w:rPr>
-      </w:pPr>
-    </w:p>
-    <w:p>
-      <w:pPr>
-        <w:pStyle w:val="FrontPage"/>
-        <w:rPr>
-          <w:sz w:val="36"/>
-          <w:szCs w:val="36"/>
-          <w:lang w:val="de-DE"/>
-        </w:rPr>
-      </w:pPr>
-    </w:p>
-    <w:p>
-      <w:pPr>
-        <w:pStyle w:val="FrontPage"/>
-        <w:rPr>
-          <w:sz w:val="36"/>
-          <w:szCs w:val="36"/>
-          <w:lang w:val="de-DE"/>
-        </w:rPr>
-      </w:pPr>
-    </w:p>
-    <w:p>
-      <w:pPr>
-        <w:pStyle w:val="FrontPage"/>
-        <w:rPr>
-          <w:sz w:val="36"/>
-          <w:szCs w:val="36"/>
-          <w:lang w:val="de-DE"/>
-        </w:rPr>
-      </w:pPr>
-    </w:p>
-    <w:p>
-      <w:pPr>
-        <w:pStyle w:val="DatePub"/>
-      </w:pPr>
-      <w:r>
-        <w:t>September</w:t>
-      </w:r>
-      <w:r>
-        <w:t xml:space="preserve"> 20</w:t>
-      </w:r>
-      <w:r>
-        <w:t>2</w:t>
-      </w:r>
-      <w:r>
-        <w:t>1</w:t>
-      </w:r>
-    </w:p>
-    <w:p>
-      <w:pPr>
-        <w:pStyle w:val="ParagraphCharCharChar"/>
-        <w:rPr>
-          <w:lang w:val="en-US"/>
-        </w:rPr>
-      </w:pPr>
-    </w:p>
-    <w:p>
-      <w:pPr>
-        <w:pStyle w:val="ParagraphCharCharChar"/>
-        <w:rPr>
-          <w:lang w:val="en-US"/>
-        </w:rPr>
-      </w:pPr>
-    </w:p>
-    <w:p>
-      <w:pPr>
-        <w:rPr>
-          <w:lang w:val="en-US"/>
-        </w:rPr>
-      </w:pPr>
-    </w:p>
-    <w:p>
-      <w:pPr>
-        <w:rPr>
-          <w:lang w:val="en-US"/>
-        </w:rPr>
-      </w:pPr>
-    </w:p>
-    <w:p>
-      <w:pPr>
-        <w:tabs>
-          <w:tab w:val="left" w:pos="1075"/>
-        </w:tabs>
-        <w:rPr>
-          <w:lang w:val="en-US"/>
-        </w:rPr>
-      </w:pPr>
-      <w:r>
-        <w:rPr>
-          <w:lang w:val="en-US"/>
-        </w:rPr>
-        <w:tab/>
-      </w:r>
-    </w:p>
-    <w:p>
-      <w:pPr>
-        <w:tabs>
-          <w:tab w:val="left" w:pos="1075"/>
-        </w:tabs>
-        <w:rPr>
-          <w:lang w:val="en-US"/>
-        </w:rPr>
-        <w:sectPr>
-          <w:headerReference w:type="default" r:id="rId8"/>
-          <w:footerReference w:type="default" r:id="rId9"/>
-          <w:pgSz w:w="11906" w:h="16838" w:code="9"/>
-          <w:pgMar w:top="1440" w:right="1797" w:bottom="1440" w:left="1797" w:header="709" w:footer="709" w:gutter="0"/>
-          <w:cols w:space="708"/>
-          <w:docGrid w:linePitch="360"/>
-        </w:sectPr>
-      </w:pPr>
-      <w:r>
-        <w:rPr>
-          <w:lang w:val="en-US"/>
-        </w:rPr>
-        <w:lastRenderedPageBreak/>
-        <w:tab/>
-      </w:r>
-    </w:p>
-    <w:p>
-      <w:pPr>
-        <w:pStyle w:val="ParagraphCharCharChar"/>
-        <w:rPr>
-          <w:lang w:val="en-US"/>
-        </w:rPr>
-      </w:pPr>
-    </w:p>
-    <w:p>
-      <w:pPr>
-        <w:pStyle w:val="ParagraphCharCharChar"/>
-        <w:rPr>
-          <w:lang w:val="en-US"/>
-        </w:rPr>
-      </w:pPr>
-    </w:p>
-    <w:p>
-      <w:pPr>
-        <w:pStyle w:val="ParagraphCharCharChar"/>
-        <w:rPr>
-          <w:lang w:val="en-US"/>
-        </w:rPr>
-      </w:pPr>
-    </w:p>
-    <w:p>
-      <w:pPr>
-        <w:pStyle w:val="ParagraphCharCharChar"/>
-        <w:rPr>
-          <w:lang w:val="en-US"/>
-        </w:rPr>
-      </w:pPr>
-    </w:p>
-    <w:p>
-      <w:pPr>
-        <w:pStyle w:val="ParagraphCharCharChar"/>
-        <w:rPr>
-          <w:lang w:val="en-US"/>
-        </w:rPr>
-      </w:pPr>
-    </w:p>
-    <w:p>
-      <w:pPr>
-        <w:pStyle w:val="ParagraphCharCharChar"/>
-        <w:rPr>
-          <w:lang w:val="en-US"/>
-        </w:rPr>
-      </w:pPr>
-    </w:p>
-    <w:p>
-      <w:pPr>
-        <w:pStyle w:val="ParagraphCharCharChar"/>
-        <w:rPr>
-          <w:lang w:val="en-US"/>
-        </w:rPr>
-      </w:pPr>
-    </w:p>
-    <w:p>
-      <w:pPr>
-        <w:pStyle w:val="ParagraphCharCharChar"/>
-        <w:rPr>
-          <w:lang w:val="en-US"/>
-        </w:rPr>
-      </w:pPr>
-    </w:p>
-    <w:p>
-      <w:pPr>
-        <w:pStyle w:val="ParagraphCharCharChar"/>
-        <w:rPr>
-          <w:lang w:val="en-US"/>
-        </w:rPr>
-      </w:pPr>
-    </w:p>
-    <w:p>
-      <w:pPr>
-        <w:pStyle w:val="ParagraphCharCharChar"/>
-        <w:rPr>
-          <w:lang w:val="en-US"/>
-        </w:rPr>
-      </w:pPr>
-    </w:p>
-    <w:p>
-      <w:pPr>
-        <w:pStyle w:val="ParagraphCharCharChar"/>
-        <w:rPr>
-          <w:lang w:val="en-US"/>
-        </w:rPr>
-      </w:pPr>
-    </w:p>
-    <w:p>
-      <w:pPr>
-        <w:pStyle w:val="ParagraphCharCharChar"/>
-        <w:rPr>
-          <w:lang w:val="en-US"/>
-        </w:rPr>
-      </w:pPr>
-    </w:p>
-    <w:p>
-      <w:pPr>
-        <w:pStyle w:val="ParagraphCharCharChar"/>
-        <w:rPr>
-          <w:lang w:val="en-US"/>
-        </w:rPr>
-      </w:pPr>
-    </w:p>
-    <w:p>
-      <w:pPr>
-        <w:pStyle w:val="ParagraphCharCharChar"/>
-        <w:rPr>
-          <w:lang w:val="en-US"/>
-        </w:rPr>
-      </w:pPr>
-    </w:p>
-    <w:p>
-      <w:pPr>
-        <w:pStyle w:val="ParagraphCharCharChar"/>
-        <w:rPr>
-          <w:lang w:val="en-US"/>
-        </w:rPr>
-      </w:pPr>
-    </w:p>
-    <w:p>
-      <w:pPr>
-        <w:pStyle w:val="ParagraphCharCharChar"/>
-        <w:rPr>
-          <w:lang w:val="en-US"/>
-        </w:rPr>
-      </w:pPr>
-    </w:p>
-    <w:p>
-      <w:pPr>
-        <w:pStyle w:val="ParagraphCharCharChar"/>
-        <w:rPr>
-          <w:lang w:val="en-US"/>
-        </w:rPr>
-      </w:pPr>
-    </w:p>
-    <w:p>
-      <w:pPr>
-        <w:pStyle w:val="ParagraphCharCharChar"/>
-        <w:rPr>
-          <w:lang w:val="en-US"/>
-        </w:rPr>
-      </w:pPr>
-    </w:p>
-    <w:p>
-      <w:pPr>
-        <w:pStyle w:val="ParagraphCharCharChar"/>
-        <w:rPr>
-          <w:lang w:val="en-US"/>
-        </w:rPr>
-      </w:pPr>
-    </w:p>
-    <w:p>
-      <w:pPr>
-        <w:pStyle w:val="ParagraphCharCharChar"/>
-        <w:rPr>
-          <w:lang w:val="en-US"/>
-        </w:rPr>
-      </w:pPr>
-    </w:p>
-    <w:p>
-      <w:pPr>
-        <w:pStyle w:val="ParagraphCharCharChar"/>
-        <w:rPr>
-          <w:lang w:val="en-US"/>
-        </w:rPr>
-      </w:pPr>
-    </w:p>
-    <w:p>
-      <w:pPr>
-        <w:pStyle w:val="ParagraphCharCharChar"/>
-        <w:rPr>
-          <w:lang w:val="en-US"/>
-        </w:rPr>
-      </w:pPr>
-    </w:p>
-    <w:p>
-      <w:pPr>
-        <w:pStyle w:val="ParagraphCharCharChar"/>
-        <w:rPr>
-          <w:lang w:val="en-US"/>
-        </w:rPr>
-      </w:pPr>
-    </w:p>
-    <w:p>
-      <w:pPr>
-        <w:pStyle w:val="ParagraphCharCharChar"/>
-        <w:rPr>
-          <w:lang w:val="en-US"/>
-        </w:rPr>
-      </w:pPr>
-    </w:p>
-    <w:p>
-      <w:pPr>
-        <w:pStyle w:val="ParagraphCharCharChar"/>
-        <w:rPr>
-          <w:lang w:val="en-US"/>
-        </w:rPr>
-      </w:pPr>
-    </w:p>
-    <w:p>
-      <w:pPr>
-        <w:pStyle w:val="ParagraphCharCharChar"/>
-        <w:rPr>
-          <w:lang w:val="en-US"/>
-        </w:rPr>
-      </w:pPr>
-    </w:p>
-    <w:p>
-      <w:pPr>
-        <w:pStyle w:val="ParagraphCharCharChar"/>
-        <w:rPr>
-          <w:lang w:val="en-US"/>
-        </w:rPr>
-      </w:pPr>
-    </w:p>
-    <w:p>
-      <w:pPr>
-        <w:pStyle w:val="ParagraphCharCharChar"/>
-        <w:rPr>
-          <w:lang w:val="en-US"/>
-        </w:rPr>
-      </w:pPr>
-    </w:p>
-    <w:p>
-      <w:pPr>
-        <w:pStyle w:val="ParagraphCharCharChar"/>
-        <w:rPr>
-          <w:lang w:val="en-US"/>
-        </w:rPr>
-      </w:pPr>
-    </w:p>
-    <w:p>
-      <w:pPr>
-        <w:pStyle w:val="ParagraphCharCharChar"/>
-        <w:rPr>
-          <w:lang w:val="en-US"/>
-        </w:rPr>
-      </w:pPr>
-    </w:p>
-    <w:p>
-      <w:pPr>
-        <w:pStyle w:val="ParagraphCharCharChar"/>
-        <w:rPr>
-          <w:lang w:val="en-US"/>
-        </w:rPr>
-      </w:pPr>
-    </w:p>
-    <w:p>
-      <w:pPr>
-        <w:pStyle w:val="ParagraphCharCharChar"/>
-        <w:rPr>
-          <w:lang w:val="en-US"/>
-        </w:rPr>
-      </w:pPr>
-    </w:p>
-    <w:p>
-      <w:pPr>
-        <w:pStyle w:val="ParagraphCharCharChar"/>
-        <w:rPr>
-          <w:lang w:val="en-US"/>
-        </w:rPr>
-      </w:pPr>
-    </w:p>
-    <w:p>
-      <w:pPr>
-        <w:pStyle w:val="ParagraphCharCharChar"/>
-        <w:rPr>
-          <w:lang w:val="en-US"/>
-        </w:rPr>
-      </w:pPr>
-    </w:p>
-    <w:p>
-      <w:pPr>
-        <w:pStyle w:val="ParagraphCharCharChar"/>
-        <w:rPr>
-          <w:lang w:val="en-US"/>
-        </w:rPr>
-      </w:pPr>
-    </w:p>
-    <w:p>
-      <w:pPr>
-        <w:pStyle w:val="ParagraphCharCharChar"/>
-        <w:rPr>
-          <w:lang w:val="en-US"/>
-        </w:rPr>
-      </w:pPr>
-    </w:p>
-    <w:p>
-      <w:pPr>
-        <w:pStyle w:val="ParagraphCharCharChar"/>
-        <w:rPr>
-          <w:lang w:val="en-US"/>
-        </w:rPr>
-      </w:pPr>
-    </w:p>
-    <w:p>
-      <w:pPr>
-        <w:pStyle w:val="ParagraphCharCharChar"/>
-        <w:rPr>
-          <w:lang w:val="en-US"/>
-        </w:rPr>
-      </w:pPr>
-    </w:p>
-    <w:p>
-      <w:pPr>
-        <w:pStyle w:val="ParagraphCharCharChar"/>
-        <w:rPr>
-          <w:lang w:val="en-US"/>
-        </w:rPr>
-      </w:pPr>
-    </w:p>
-    <w:p>
-      <w:pPr>
-        <w:pStyle w:val="ParagraphCharCharChar"/>
-        <w:rPr>
-          <w:lang w:val="en-US"/>
-        </w:rPr>
-      </w:pPr>
-    </w:p>
-    <w:p>
-      <w:pPr>
-        <w:pStyle w:val="ParagraphCharCharChar"/>
-        <w:rPr>
-          <w:lang w:val="en-US"/>
-        </w:rPr>
-      </w:pPr>
-    </w:p>
-    <w:p>
-      <w:pPr>
-        <w:pStyle w:val="ParagraphCharCharChar"/>
-        <w:rPr>
-          <w:lang w:val="en-US"/>
-        </w:rPr>
-      </w:pPr>
-    </w:p>
-    <w:p>
-      <w:pPr>
-        <w:pStyle w:val="ParagraphCharCharChar"/>
-        <w:rPr>
-          <w:lang w:val="en-US"/>
-        </w:rPr>
-      </w:pPr>
-    </w:p>
-    <w:p>
-      <w:pPr>
-        <w:pStyle w:val="ParagraphCharCharChar"/>
-        <w:rPr>
-          <w:lang w:val="en-US"/>
-        </w:rPr>
-      </w:pPr>
-    </w:p>
-    <w:p>
-      <w:pPr>
-        <w:pStyle w:val="ParagraphCharCharChar"/>
-        <w:rPr>
-          <w:lang w:val="en-US"/>
-        </w:rPr>
-      </w:pPr>
-    </w:p>
-    <w:p>
-      <w:pPr>
-        <w:pStyle w:val="ParagraphCharCharChar"/>
-        <w:rPr>
-          <w:lang w:val="en-US"/>
-        </w:rPr>
-      </w:pPr>
-    </w:p>
-    <w:p>
-      <w:pPr>
-        <w:pStyle w:val="ParagraphCharCharChar"/>
-        <w:rPr>
-          <w:b/>
-          <w:sz w:val="32"/>
-          <w:szCs w:val="32"/>
-        </w:rPr>
-        <w:sectPr>
-          <w:footerReference w:type="default" r:id="rId10"/>
-          <w:pgSz w:w="11906" w:h="16838" w:code="9"/>
-          <w:pgMar w:top="1440" w:right="1797" w:bottom="1440" w:left="1797" w:header="709" w:footer="709" w:gutter="0"/>
-          <w:cols w:space="708"/>
-          <w:docGrid w:linePitch="360"/>
-        </w:sectPr>
-      </w:pPr>
-    </w:p>
-    <w:p>
-      <w:pPr>
-        <w:pStyle w:val="GridTable3"/>
-      </w:pPr>
-      <w:r>
-        <w:rPr>
-          <w:rFonts w:ascii="Arial" w:hAnsi="Arial" w:cs="Arial"/>
-          <w:color w:val="auto"/>
-        </w:rPr>
-        <w:lastRenderedPageBreak/>
-        <w:t>Contents</w:t>
-      </w:r>
-    </w:p>
-    <w:p>
-      <w:pPr>
-        <w:rPr>
-          <w:lang w:val="en-US"/>
-        </w:rPr>
-      </w:pPr>
-    </w:p>
-    <w:p>
-      <w:pPr>
-        <w:pStyle w:val="TOC1"/>
-        <w:tabs>
-          <w:tab w:val="left" w:pos="660"/>
-          <w:tab w:val="right" w:leader="dot" w:pos="8302"/>
-        </w:tabs>
-        <w:rPr>
-          <w:rFonts w:asciiTheme="minorHAnsi" w:eastAsiaTheme="minorEastAsia" w:hAnsiTheme="minorHAnsi" w:cstheme="minorBidi"/>
-          <w:noProof/>
-          <w:sz w:val="24"/>
-          <w:szCs w:val="24"/>
-          <w:lang w:val="en-US"/>
-        </w:rPr>
-      </w:pPr>
-      <w:r>
-        <w:fldChar w:fldCharType="begin"/>
-      </w:r>
-      <w:r>
-        <w:instrText xml:space="preserve"> TOC \o "1-3" \h \z \u </w:instrText>
-      </w:r>
-      <w:r>
-        <w:fldChar w:fldCharType="separate"/>
-      </w:r>
-      <w:hyperlink w:anchor="_Toc82183889" w:history="1">
-        <w:r>
-          <w:rPr>
-            <w:rStyle w:val="Hyperlink"/>
-            <w:noProof/>
-          </w:rPr>
-          <w:t>1</w:t>
-        </w:r>
-        <w:r>
-          <w:rPr>
-            <w:rFonts w:asciiTheme="minorHAnsi" w:eastAsiaTheme="minorEastAsia" w:hAnsiTheme="minorHAnsi" w:cstheme="minorBidi"/>
-            <w:noProof/>
-            <w:sz w:val="24"/>
-            <w:szCs w:val="24"/>
-            <w:lang w:val="en-US"/>
-          </w:rPr>
-          <w:tab/>
-        </w:r>
-        <w:r>
-          <w:rPr>
-            <w:rStyle w:val="Hyperlink"/>
-            <w:noProof/>
-          </w:rPr>
-          <w:t>Introduction</w:t>
-        </w:r>
-        <w:r>
-          <w:rPr>
-            <w:noProof/>
-            <w:webHidden/>
-          </w:rPr>
-          <w:tab/>
-        </w:r>
-        <w:r>
-          <w:rPr>
-            <w:noProof/>
-            <w:webHidden/>
-          </w:rPr>
-          <w:fldChar w:fldCharType="begin"/>
-        </w:r>
-        <w:r>
-          <w:rPr>
-            <w:noProof/>
-            <w:webHidden/>
-          </w:rPr>
-          <w:instrText xml:space="preserve"> PAGEREF _Toc82183889 \h </w:instrText>
-        </w:r>
-        <w:r>
-          <w:rPr>
-            <w:noProof/>
-            <w:webHidden/>
-          </w:rPr>
-        </w:r>
-        <w:r>
-          <w:rPr>
-            <w:noProof/>
-            <w:webHidden/>
-          </w:rPr>
-          <w:fldChar w:fldCharType="separate"/>
-        </w:r>
-        <w:r>
-          <w:rPr>
-            <w:noProof/>
-            <w:webHidden/>
-          </w:rPr>
-          <w:t>2</w:t>
-        </w:r>
-        <w:r>
-          <w:rPr>
-            <w:noProof/>
-            <w:webHidden/>
-          </w:rPr>
-          <w:fldChar w:fldCharType="end"/>
-        </w:r>
-      </w:hyperlink>
-    </w:p>
-    <w:p>
-      <w:pPr>
-        <w:pStyle w:val="TOC1"/>
-        <w:tabs>
-          <w:tab w:val="left" w:pos="660"/>
-          <w:tab w:val="right" w:leader="dot" w:pos="8302"/>
-        </w:tabs>
-        <w:rPr>
-          <w:rFonts w:asciiTheme="minorHAnsi" w:eastAsiaTheme="minorEastAsia" w:hAnsiTheme="minorHAnsi" w:cstheme="minorBidi"/>
-          <w:noProof/>
-          <w:sz w:val="24"/>
-          <w:szCs w:val="24"/>
-          <w:lang w:val="en-US"/>
-        </w:rPr>
-      </w:pPr>
-      <w:hyperlink w:anchor="_Toc82183890" w:history="1">
-        <w:r>
-          <w:rPr>
-            <w:rStyle w:val="Hyperlink"/>
-            <w:noProof/>
-          </w:rPr>
-          <w:t>2</w:t>
-        </w:r>
-        <w:r>
-          <w:rPr>
-            <w:rFonts w:asciiTheme="minorHAnsi" w:eastAsiaTheme="minorEastAsia" w:hAnsiTheme="minorHAnsi" w:cstheme="minorBidi"/>
-            <w:noProof/>
-            <w:sz w:val="24"/>
-            <w:szCs w:val="24"/>
-            <w:lang w:val="en-US"/>
-          </w:rPr>
-          <w:tab/>
-        </w:r>
-        <w:r>
-          <w:rPr>
-            <w:rStyle w:val="Hyperlink"/>
-            <w:noProof/>
-          </w:rPr>
-          <w:t>Schema Documentation</w:t>
-        </w:r>
-        <w:r>
-          <w:rPr>
-            <w:noProof/>
-            <w:webHidden/>
-          </w:rPr>
-          <w:tab/>
-        </w:r>
-        <w:r>
-          <w:rPr>
-            <w:noProof/>
-            <w:webHidden/>
-          </w:rPr>
-          <w:fldChar w:fldCharType="begin"/>
-        </w:r>
-        <w:r>
-          <w:rPr>
-            <w:noProof/>
-            <w:webHidden/>
-          </w:rPr>
-          <w:instrText xml:space="preserve"> PAGEREF _Toc82183890 \h </w:instrText>
-        </w:r>
-        <w:r>
-          <w:rPr>
-            <w:noProof/>
-            <w:webHidden/>
-          </w:rPr>
-        </w:r>
-        <w:r>
-          <w:rPr>
-            <w:noProof/>
-            <w:webHidden/>
-          </w:rPr>
-          <w:fldChar w:fldCharType="separate"/>
-        </w:r>
-        <w:r>
-          <w:rPr>
-            <w:noProof/>
-            <w:webHidden/>
-          </w:rPr>
-          <w:t>2</w:t>
-        </w:r>
-        <w:r>
-          <w:rPr>
-            <w:noProof/>
-            <w:webHidden/>
-          </w:rPr>
-          <w:fldChar w:fldCharType="end"/>
-        </w:r>
-      </w:hyperlink>
-    </w:p>
-    <w:p>
-      <w:pPr>
-        <w:pStyle w:val="TOC2"/>
-        <w:tabs>
-          <w:tab w:val="left" w:pos="660"/>
-          <w:tab w:val="right" w:leader="dot" w:pos="8302"/>
-        </w:tabs>
-        <w:rPr>
-          <w:rFonts w:asciiTheme="minorHAnsi" w:eastAsiaTheme="minorEastAsia" w:hAnsiTheme="minorHAnsi" w:cstheme="minorBidi"/>
-          <w:noProof/>
-          <w:sz w:val="24"/>
-          <w:szCs w:val="24"/>
-          <w:lang w:val="en-US"/>
-        </w:rPr>
-      </w:pPr>
-      <w:hyperlink w:anchor="_Toc82183891" w:history="1">
-        <w:r>
-          <w:rPr>
-            <w:rStyle w:val="Hyperlink"/>
-            <w:noProof/>
-          </w:rPr>
-          <w:t>2.1</w:t>
-        </w:r>
-        <w:r>
-          <w:rPr>
-            <w:rFonts w:asciiTheme="minorHAnsi" w:eastAsiaTheme="minorEastAsia" w:hAnsiTheme="minorHAnsi" w:cstheme="minorBidi"/>
-            <w:noProof/>
-            <w:sz w:val="24"/>
-            <w:szCs w:val="24"/>
-            <w:lang w:val="en-US"/>
-          </w:rPr>
-          <w:tab/>
-        </w:r>
-        <w:r>
-          <w:rPr>
-            <w:rStyle w:val="Hyperlink"/>
-            <w:noProof/>
-          </w:rPr>
-          <w:t>Message Namespace</w:t>
-        </w:r>
-        <w:r>
-          <w:rPr>
-            <w:noProof/>
-            <w:webHidden/>
-          </w:rPr>
-          <w:tab/>
-        </w:r>
-        <w:r>
-          <w:rPr>
-            <w:noProof/>
-            <w:webHidden/>
-          </w:rPr>
-          <w:fldChar w:fldCharType="begin"/>
-        </w:r>
-        <w:r>
-          <w:rPr>
-            <w:noProof/>
-            <w:webHidden/>
-          </w:rPr>
-          <w:instrText xml:space="preserve"> PAGEREF _Toc82183891 \h </w:instrText>
-        </w:r>
-        <w:r>
-          <w:rPr>
-            <w:noProof/>
-            <w:webHidden/>
-          </w:rPr>
-        </w:r>
-        <w:r>
-          <w:rPr>
-            <w:noProof/>
-            <w:webHidden/>
-          </w:rPr>
-          <w:fldChar w:fldCharType="separate"/>
-        </w:r>
-        <w:r>
-          <w:rPr>
-            <w:noProof/>
-            <w:webHidden/>
-          </w:rPr>
-          <w:t>2</w:t>
-        </w:r>
-        <w:r>
-          <w:rPr>
-            <w:noProof/>
-            <w:webHidden/>
-          </w:rPr>
-          <w:fldChar w:fldCharType="end"/>
-        </w:r>
-      </w:hyperlink>
-    </w:p>
-    <w:p>
-      <w:pPr>
-        <w:pStyle w:val="TOC3"/>
-        <w:tabs>
-          <w:tab w:val="left" w:pos="960"/>
-          <w:tab w:val="right" w:leader="dot" w:pos="8302"/>
-        </w:tabs>
-        <w:rPr>
-          <w:rFonts w:asciiTheme="minorHAnsi" w:eastAsiaTheme="minorEastAsia" w:hAnsiTheme="minorHAnsi" w:cstheme="minorBidi"/>
-          <w:noProof/>
-          <w:sz w:val="24"/>
-          <w:szCs w:val="24"/>
-          <w:lang w:val="en-US"/>
-        </w:rPr>
-      </w:pPr>
-      <w:hyperlink w:anchor="_Toc82183892" w:history="1">
-        <w:r>
-          <w:rPr>
-            <w:rStyle w:val="Hyperlink"/>
-            <w:noProof/>
-          </w:rPr>
-          <w:t>2.1.1</w:t>
-        </w:r>
-        <w:r>
-          <w:rPr>
-            <w:rFonts w:asciiTheme="minorHAnsi" w:eastAsiaTheme="minorEastAsia" w:hAnsiTheme="minorHAnsi" w:cstheme="minorBidi"/>
-            <w:noProof/>
-            <w:sz w:val="24"/>
-            <w:szCs w:val="24"/>
-            <w:lang w:val="en-US"/>
-          </w:rPr>
-          <w:tab/>
-        </w:r>
-        <w:r>
-          <w:rPr>
-            <w:rStyle w:val="Hyperlink"/>
-            <w:noProof/>
-          </w:rPr>
-          <w:t>Summary</w:t>
-        </w:r>
-        <w:r>
-          <w:rPr>
-            <w:noProof/>
-            <w:webHidden/>
-          </w:rPr>
-          <w:tab/>
-        </w:r>
-        <w:r>
-          <w:rPr>
-            <w:noProof/>
-            <w:webHidden/>
-          </w:rPr>
-          <w:fldChar w:fldCharType="begin"/>
-        </w:r>
-        <w:r>
-          <w:rPr>
-            <w:noProof/>
-            <w:webHidden/>
-          </w:rPr>
-          <w:instrText xml:space="preserve"> PAGEREF _Toc82183892 \h </w:instrText>
-        </w:r>
-        <w:r>
-          <w:rPr>
-            <w:noProof/>
-            <w:webHidden/>
-          </w:rPr>
-        </w:r>
-        <w:r>
-          <w:rPr>
-            <w:noProof/>
-            <w:webHidden/>
-          </w:rPr>
-          <w:fldChar w:fldCharType="separate"/>
-        </w:r>
-        <w:r>
-          <w:rPr>
-            <w:noProof/>
-            <w:webHidden/>
-          </w:rPr>
-          <w:t>2</w:t>
-        </w:r>
-        <w:r>
-          <w:rPr>
-            <w:noProof/>
-            <w:webHidden/>
-          </w:rPr>
-          <w:fldChar w:fldCharType="end"/>
-        </w:r>
-      </w:hyperlink>
-    </w:p>
-    <w:p>
-      <w:pPr>
-        <w:pStyle w:val="TOC3"/>
-        <w:tabs>
-          <w:tab w:val="left" w:pos="960"/>
-          <w:tab w:val="right" w:leader="dot" w:pos="8302"/>
-        </w:tabs>
-        <w:rPr>
-          <w:rFonts w:asciiTheme="minorHAnsi" w:eastAsiaTheme="minorEastAsia" w:hAnsiTheme="minorHAnsi" w:cstheme="minorBidi"/>
-          <w:noProof/>
-          <w:sz w:val="24"/>
-          <w:szCs w:val="24"/>
-          <w:lang w:val="en-US"/>
-        </w:rPr>
-      </w:pPr>
-      <w:hyperlink w:anchor="_Toc82183893" w:history="1">
-        <w:r>
-          <w:rPr>
-            <w:rStyle w:val="Hyperlink"/>
-            <w:noProof/>
-          </w:rPr>
-          <w:t>2.1.2</w:t>
-        </w:r>
-        <w:r>
-          <w:rPr>
-            <w:rFonts w:asciiTheme="minorHAnsi" w:eastAsiaTheme="minorEastAsia" w:hAnsiTheme="minorHAnsi" w:cstheme="minorBidi"/>
-            <w:noProof/>
-            <w:sz w:val="24"/>
-            <w:szCs w:val="24"/>
-            <w:lang w:val="en-US"/>
-          </w:rPr>
-          <w:tab/>
-        </w:r>
-        <w:r>
-          <w:rPr>
-            <w:rStyle w:val="Hyperlink"/>
-            <w:noProof/>
-          </w:rPr>
-          <w:t>Global Elements</w:t>
-        </w:r>
-        <w:r>
-          <w:rPr>
-            <w:noProof/>
-            <w:webHidden/>
-          </w:rPr>
-          <w:tab/>
-        </w:r>
-        <w:r>
-          <w:rPr>
-            <w:noProof/>
-            <w:webHidden/>
-          </w:rPr>
-          <w:fldChar w:fldCharType="begin"/>
-        </w:r>
-        <w:r>
-          <w:rPr>
-            <w:noProof/>
-            <w:webHidden/>
-          </w:rPr>
-          <w:instrText xml:space="preserve"> PAGEREF _Toc82183893 \h </w:instrText>
-        </w:r>
-        <w:r>
-          <w:rPr>
-            <w:noProof/>
-            <w:webHidden/>
-          </w:rPr>
-        </w:r>
-        <w:r>
-          <w:rPr>
-            <w:noProof/>
-            <w:webHidden/>
-          </w:rPr>
-          <w:fldChar w:fldCharType="separate"/>
-        </w:r>
-        <w:r>
-          <w:rPr>
-            <w:noProof/>
-            <w:webHidden/>
-          </w:rPr>
-          <w:t>3</w:t>
-        </w:r>
-        <w:r>
-          <w:rPr>
-            <w:noProof/>
-            <w:webHidden/>
-          </w:rPr>
-          <w:fldChar w:fldCharType="end"/>
-        </w:r>
-      </w:hyperlink>
-    </w:p>
-    <w:p>
-      <w:pPr>
-        <w:pStyle w:val="TOC3"/>
-        <w:tabs>
-          <w:tab w:val="left" w:pos="960"/>
-          <w:tab w:val="right" w:leader="dot" w:pos="8302"/>
-        </w:tabs>
-        <w:rPr>
-          <w:rFonts w:asciiTheme="minorHAnsi" w:eastAsiaTheme="minorEastAsia" w:hAnsiTheme="minorHAnsi" w:cstheme="minorBidi"/>
-          <w:noProof/>
-          <w:sz w:val="24"/>
-          <w:szCs w:val="24"/>
-          <w:lang w:val="en-US"/>
-        </w:rPr>
-      </w:pPr>
-      <w:hyperlink w:anchor="_Toc82183894" w:history="1">
-        <w:r>
-          <w:rPr>
-            <w:rStyle w:val="Hyperlink"/>
-            <w:noProof/>
-          </w:rPr>
-          <w:t>2.1.3</w:t>
-        </w:r>
-        <w:r>
-          <w:rPr>
-            <w:rFonts w:asciiTheme="minorHAnsi" w:eastAsiaTheme="minorEastAsia" w:hAnsiTheme="minorHAnsi" w:cstheme="minorBidi"/>
-            <w:noProof/>
-            <w:sz w:val="24"/>
-            <w:szCs w:val="24"/>
-            <w:lang w:val="en-US"/>
-          </w:rPr>
-          <w:tab/>
-        </w:r>
-        <w:r>
-          <w:rPr>
-            <w:rStyle w:val="Hyperlink"/>
-            <w:noProof/>
-          </w:rPr>
-          <w:t>Complex Types</w:t>
-        </w:r>
-        <w:r>
-          <w:rPr>
-            <w:noProof/>
-            <w:webHidden/>
-          </w:rPr>
-          <w:tab/>
-        </w:r>
-        <w:r>
-          <w:rPr>
-            <w:noProof/>
-            <w:webHidden/>
-          </w:rPr>
-          <w:fldChar w:fldCharType="begin"/>
-        </w:r>
-        <w:r>
-          <w:rPr>
-            <w:noProof/>
-            <w:webHidden/>
-          </w:rPr>
-          <w:instrText xml:space="preserve"> PAGEREF _Toc82183894 \h </w:instrText>
-        </w:r>
-        <w:r>
-          <w:rPr>
-            <w:noProof/>
-            <w:webHidden/>
-          </w:rPr>
-        </w:r>
-        <w:r>
-          <w:rPr>
-            <w:noProof/>
-            <w:webHidden/>
-          </w:rPr>
-          <w:fldChar w:fldCharType="separate"/>
-        </w:r>
-        <w:r>
-          <w:rPr>
-            <w:noProof/>
-            <w:webHidden/>
-          </w:rPr>
-          <w:t>3</w:t>
-        </w:r>
-        <w:r>
-          <w:rPr>
-            <w:noProof/>
-            <w:webHidden/>
-          </w:rPr>
-          <w:fldChar w:fldCharType="end"/>
-        </w:r>
-      </w:hyperlink>
-    </w:p>
-    <w:p>
-      <w:pPr>
-        <w:pStyle w:val="TOC3"/>
-        <w:tabs>
-          <w:tab w:val="left" w:pos="960"/>
-          <w:tab w:val="right" w:leader="dot" w:pos="8302"/>
-        </w:tabs>
-        <w:rPr>
-          <w:rFonts w:asciiTheme="minorHAnsi" w:eastAsiaTheme="minorEastAsia" w:hAnsiTheme="minorHAnsi" w:cstheme="minorBidi"/>
-          <w:noProof/>
-          <w:sz w:val="24"/>
-          <w:szCs w:val="24"/>
-          <w:lang w:val="en-US"/>
-        </w:rPr>
-      </w:pPr>
-      <w:hyperlink w:anchor="_Toc82183895" w:history="1">
-        <w:r>
-          <w:rPr>
-            <w:rStyle w:val="Hyperlink"/>
-            <w:noProof/>
-          </w:rPr>
-          <w:t>2.1.4</w:t>
-        </w:r>
-        <w:r>
-          <w:rPr>
-            <w:rFonts w:asciiTheme="minorHAnsi" w:eastAsiaTheme="minorEastAsia" w:hAnsiTheme="minorHAnsi" w:cstheme="minorBidi"/>
-            <w:noProof/>
-            <w:sz w:val="24"/>
-            <w:szCs w:val="24"/>
-            <w:lang w:val="en-US"/>
-          </w:rPr>
-          <w:tab/>
-        </w:r>
-        <w:r>
-          <w:rPr>
-            <w:rStyle w:val="Hyperlink"/>
-            <w:noProof/>
-          </w:rPr>
-          <w:t>Simple Types</w:t>
-        </w:r>
-        <w:r>
-          <w:rPr>
-            <w:noProof/>
-            <w:webHidden/>
-          </w:rPr>
-          <w:tab/>
-        </w:r>
-        <w:r>
-          <w:rPr>
-            <w:noProof/>
-            <w:webHidden/>
-          </w:rPr>
-          <w:fldChar w:fldCharType="begin"/>
-        </w:r>
-        <w:r>
-          <w:rPr>
-            <w:noProof/>
-            <w:webHidden/>
-          </w:rPr>
-          <w:instrText xml:space="preserve"> PAGEREF _Toc82183895 \h </w:instrText>
-        </w:r>
-        <w:r>
-          <w:rPr>
-            <w:noProof/>
-            <w:webHidden/>
-          </w:rPr>
-        </w:r>
-        <w:r>
-          <w:rPr>
-            <w:noProof/>
-            <w:webHidden/>
-          </w:rPr>
-          <w:fldChar w:fldCharType="separate"/>
-        </w:r>
-        <w:r>
-          <w:rPr>
-            <w:noProof/>
-            <w:webHidden/>
-          </w:rPr>
-          <w:t>18</w:t>
-        </w:r>
-        <w:r>
-          <w:rPr>
-            <w:noProof/>
-            <w:webHidden/>
-          </w:rPr>
-          <w:fldChar w:fldCharType="end"/>
-        </w:r>
-      </w:hyperlink>
-    </w:p>
-    <w:p>
-      <w:pPr>
-        <w:pStyle w:val="TOC2"/>
-        <w:tabs>
-          <w:tab w:val="left" w:pos="660"/>
-          <w:tab w:val="right" w:leader="dot" w:pos="8302"/>
-        </w:tabs>
-        <w:rPr>
-          <w:rFonts w:asciiTheme="minorHAnsi" w:eastAsiaTheme="minorEastAsia" w:hAnsiTheme="minorHAnsi" w:cstheme="minorBidi"/>
-          <w:noProof/>
-          <w:sz w:val="24"/>
-          <w:szCs w:val="24"/>
-          <w:lang w:val="en-US"/>
-        </w:rPr>
-      </w:pPr>
-      <w:hyperlink w:anchor="_Toc82183896" w:history="1">
-        <w:r>
-          <w:rPr>
-            <w:rStyle w:val="Hyperlink"/>
-            <w:noProof/>
-          </w:rPr>
-          <w:t>2.2</w:t>
-        </w:r>
-        <w:r>
-          <w:rPr>
-            <w:rFonts w:asciiTheme="minorHAnsi" w:eastAsiaTheme="minorEastAsia" w:hAnsiTheme="minorHAnsi" w:cstheme="minorBidi"/>
-            <w:noProof/>
-            <w:sz w:val="24"/>
-            <w:szCs w:val="24"/>
-            <w:lang w:val="en-US"/>
-          </w:rPr>
-          <w:tab/>
-        </w:r>
-        <w:r>
-          <w:rPr>
-            <w:rStyle w:val="Hyperlink"/>
-            <w:noProof/>
-          </w:rPr>
-          <w:t>Message Footer Namespace</w:t>
-        </w:r>
-        <w:r>
-          <w:rPr>
-            <w:noProof/>
-            <w:webHidden/>
-          </w:rPr>
-          <w:tab/>
-        </w:r>
-        <w:r>
-          <w:rPr>
-            <w:noProof/>
-            <w:webHidden/>
-          </w:rPr>
-          <w:fldChar w:fldCharType="begin"/>
-        </w:r>
-        <w:r>
-          <w:rPr>
-            <w:noProof/>
-            <w:webHidden/>
-          </w:rPr>
-          <w:instrText xml:space="preserve"> PAGEREF _Toc82183896 \h </w:instrText>
-        </w:r>
-        <w:r>
-          <w:rPr>
-            <w:noProof/>
-            <w:webHidden/>
-          </w:rPr>
-        </w:r>
-        <w:r>
-          <w:rPr>
-            <w:noProof/>
-            <w:webHidden/>
-          </w:rPr>
-          <w:fldChar w:fldCharType="separate"/>
-        </w:r>
-        <w:r>
-          <w:rPr>
-            <w:noProof/>
-            <w:webHidden/>
-          </w:rPr>
-          <w:t>19</w:t>
-        </w:r>
-        <w:r>
-          <w:rPr>
-            <w:noProof/>
-            <w:webHidden/>
-          </w:rPr>
-          <w:fldChar w:fldCharType="end"/>
-        </w:r>
-      </w:hyperlink>
-    </w:p>
-    <w:p>
-      <w:pPr>
-        <w:pStyle w:val="TOC3"/>
-        <w:tabs>
-          <w:tab w:val="left" w:pos="960"/>
-          <w:tab w:val="right" w:leader="dot" w:pos="8302"/>
-        </w:tabs>
-        <w:rPr>
-          <w:rFonts w:asciiTheme="minorHAnsi" w:eastAsiaTheme="minorEastAsia" w:hAnsiTheme="minorHAnsi" w:cstheme="minorBidi"/>
-          <w:noProof/>
-          <w:sz w:val="24"/>
-          <w:szCs w:val="24"/>
-          <w:lang w:val="en-US"/>
-        </w:rPr>
-      </w:pPr>
-      <w:hyperlink w:anchor="_Toc82183897" w:history="1">
-        <w:r>
-          <w:rPr>
-            <w:rStyle w:val="Hyperlink"/>
-            <w:noProof/>
-          </w:rPr>
-          <w:t>2.2.1</w:t>
-        </w:r>
-        <w:r>
-          <w:rPr>
-            <w:rFonts w:asciiTheme="minorHAnsi" w:eastAsiaTheme="minorEastAsia" w:hAnsiTheme="minorHAnsi" w:cstheme="minorBidi"/>
-            <w:noProof/>
-            <w:sz w:val="24"/>
-            <w:szCs w:val="24"/>
-            <w:lang w:val="en-US"/>
-          </w:rPr>
-          <w:tab/>
-        </w:r>
-        <w:r>
-          <w:rPr>
-            <w:rStyle w:val="Hyperlink"/>
-            <w:noProof/>
-          </w:rPr>
-          <w:t>Summary</w:t>
-        </w:r>
-        <w:r>
-          <w:rPr>
-            <w:noProof/>
-            <w:webHidden/>
-          </w:rPr>
-          <w:tab/>
-        </w:r>
-        <w:r>
-          <w:rPr>
-            <w:noProof/>
-            <w:webHidden/>
-          </w:rPr>
-          <w:fldChar w:fldCharType="begin"/>
-        </w:r>
-        <w:r>
-          <w:rPr>
-            <w:noProof/>
-            <w:webHidden/>
-          </w:rPr>
-          <w:instrText xml:space="preserve"> PAGEREF _Toc82183897 \h </w:instrText>
-        </w:r>
-        <w:r>
-          <w:rPr>
-            <w:noProof/>
-            <w:webHidden/>
-          </w:rPr>
-        </w:r>
-        <w:r>
-          <w:rPr>
-            <w:noProof/>
-            <w:webHidden/>
-          </w:rPr>
-          <w:fldChar w:fldCharType="separate"/>
-        </w:r>
-        <w:r>
-          <w:rPr>
-            <w:noProof/>
-            <w:webHidden/>
-          </w:rPr>
-          <w:t>19</w:t>
-        </w:r>
-        <w:r>
-          <w:rPr>
-            <w:noProof/>
-            <w:webHidden/>
-          </w:rPr>
-          <w:fldChar w:fldCharType="end"/>
-        </w:r>
-      </w:hyperlink>
-    </w:p>
-    <w:p>
-      <w:pPr>
-        <w:pStyle w:val="TOC3"/>
-        <w:tabs>
-          <w:tab w:val="left" w:pos="960"/>
-          <w:tab w:val="right" w:leader="dot" w:pos="8302"/>
-        </w:tabs>
-        <w:rPr>
-          <w:rFonts w:asciiTheme="minorHAnsi" w:eastAsiaTheme="minorEastAsia" w:hAnsiTheme="minorHAnsi" w:cstheme="minorBidi"/>
-          <w:noProof/>
-          <w:sz w:val="24"/>
-          <w:szCs w:val="24"/>
-          <w:lang w:val="en-US"/>
-        </w:rPr>
-      </w:pPr>
-      <w:hyperlink w:anchor="_Toc82183898" w:history="1">
-        <w:r>
-          <w:rPr>
-            <w:rStyle w:val="Hyperlink"/>
-            <w:noProof/>
-          </w:rPr>
-          <w:t>2.2.2</w:t>
-        </w:r>
-        <w:r>
-          <w:rPr>
-            <w:rFonts w:asciiTheme="minorHAnsi" w:eastAsiaTheme="minorEastAsia" w:hAnsiTheme="minorHAnsi" w:cstheme="minorBidi"/>
-            <w:noProof/>
-            <w:sz w:val="24"/>
-            <w:szCs w:val="24"/>
-            <w:lang w:val="en-US"/>
-          </w:rPr>
-          <w:tab/>
-        </w:r>
-        <w:r>
-          <w:rPr>
-            <w:rStyle w:val="Hyperlink"/>
-            <w:noProof/>
-          </w:rPr>
-          <w:t>Global Elements</w:t>
-        </w:r>
-        <w:r>
-          <w:rPr>
-            <w:noProof/>
-            <w:webHidden/>
-          </w:rPr>
-          <w:tab/>
-        </w:r>
-        <w:r>
-          <w:rPr>
-            <w:noProof/>
-            <w:webHidden/>
-          </w:rPr>
-          <w:fldChar w:fldCharType="begin"/>
-        </w:r>
-        <w:r>
-          <w:rPr>
-            <w:noProof/>
-            <w:webHidden/>
-          </w:rPr>
-          <w:instrText xml:space="preserve"> PAGEREF _Toc82183898 \h </w:instrText>
-        </w:r>
-        <w:r>
-          <w:rPr>
-            <w:noProof/>
-            <w:webHidden/>
-          </w:rPr>
-        </w:r>
-        <w:r>
-          <w:rPr>
-            <w:noProof/>
-            <w:webHidden/>
-          </w:rPr>
-          <w:fldChar w:fldCharType="separate"/>
-        </w:r>
-        <w:r>
-          <w:rPr>
-            <w:noProof/>
-            <w:webHidden/>
-          </w:rPr>
-          <w:t>19</w:t>
-        </w:r>
-        <w:r>
-          <w:rPr>
-            <w:noProof/>
-            <w:webHidden/>
-          </w:rPr>
-          <w:fldChar w:fldCharType="end"/>
-        </w:r>
-      </w:hyperlink>
-    </w:p>
-    <w:p>
-      <w:pPr>
-        <w:pStyle w:val="TOC3"/>
-        <w:tabs>
-          <w:tab w:val="left" w:pos="960"/>
-          <w:tab w:val="right" w:leader="dot" w:pos="8302"/>
-        </w:tabs>
-        <w:rPr>
-          <w:rFonts w:asciiTheme="minorHAnsi" w:eastAsiaTheme="minorEastAsia" w:hAnsiTheme="minorHAnsi" w:cstheme="minorBidi"/>
-          <w:noProof/>
-          <w:sz w:val="24"/>
-          <w:szCs w:val="24"/>
-          <w:lang w:val="en-US"/>
-        </w:rPr>
-      </w:pPr>
-      <w:hyperlink w:anchor="_Toc82183899" w:history="1">
-        <w:r>
-          <w:rPr>
-            <w:rStyle w:val="Hyperlink"/>
-            <w:noProof/>
-          </w:rPr>
-          <w:t>2.2.3</w:t>
-        </w:r>
-        <w:r>
-          <w:rPr>
-            <w:rFonts w:asciiTheme="minorHAnsi" w:eastAsiaTheme="minorEastAsia" w:hAnsiTheme="minorHAnsi" w:cstheme="minorBidi"/>
-            <w:noProof/>
-            <w:sz w:val="24"/>
-            <w:szCs w:val="24"/>
-            <w:lang w:val="en-US"/>
-          </w:rPr>
-          <w:tab/>
-        </w:r>
-        <w:r>
-          <w:rPr>
-            <w:rStyle w:val="Hyperlink"/>
-            <w:noProof/>
-          </w:rPr>
-          <w:t>Complex Types</w:t>
-        </w:r>
-        <w:r>
-          <w:rPr>
-            <w:noProof/>
-            <w:webHidden/>
-          </w:rPr>
-          <w:tab/>
-        </w:r>
-        <w:r>
-          <w:rPr>
-            <w:noProof/>
-            <w:webHidden/>
-          </w:rPr>
-          <w:fldChar w:fldCharType="begin"/>
-        </w:r>
-        <w:r>
-          <w:rPr>
-            <w:noProof/>
-            <w:webHidden/>
-          </w:rPr>
-          <w:instrText xml:space="preserve"> PAGEREF _Toc82183899 \h </w:instrText>
-        </w:r>
-        <w:r>
-          <w:rPr>
-            <w:noProof/>
-            <w:webHidden/>
-          </w:rPr>
-        </w:r>
-        <w:r>
-          <w:rPr>
-            <w:noProof/>
-            <w:webHidden/>
-          </w:rPr>
-          <w:fldChar w:fldCharType="separate"/>
-        </w:r>
-        <w:r>
-          <w:rPr>
-            <w:noProof/>
-            <w:webHidden/>
-          </w:rPr>
-          <w:t>19</w:t>
-        </w:r>
-        <w:r>
-          <w:rPr>
-            <w:noProof/>
-            <w:webHidden/>
-          </w:rPr>
-          <w:fldChar w:fldCharType="end"/>
-        </w:r>
-      </w:hyperlink>
-    </w:p>
-    <w:p>
-      <w:pPr>
-        <w:pStyle w:val="TOC3"/>
-        <w:tabs>
-          <w:tab w:val="left" w:pos="960"/>
-          <w:tab w:val="right" w:leader="dot" w:pos="8302"/>
-        </w:tabs>
-        <w:rPr>
-          <w:rFonts w:asciiTheme="minorHAnsi" w:eastAsiaTheme="minorEastAsia" w:hAnsiTheme="minorHAnsi" w:cstheme="minorBidi"/>
-          <w:noProof/>
-          <w:sz w:val="24"/>
-          <w:szCs w:val="24"/>
-          <w:lang w:val="en-US"/>
-        </w:rPr>
-      </w:pPr>
-      <w:hyperlink w:anchor="_Toc82183900" w:history="1">
-        <w:r>
-          <w:rPr>
-            <w:rStyle w:val="Hyperlink"/>
-            <w:noProof/>
-          </w:rPr>
-          <w:t>2.2.4</w:t>
-        </w:r>
-        <w:r>
-          <w:rPr>
-            <w:rFonts w:asciiTheme="minorHAnsi" w:eastAsiaTheme="minorEastAsia" w:hAnsiTheme="minorHAnsi" w:cstheme="minorBidi"/>
-            <w:noProof/>
-            <w:sz w:val="24"/>
-            <w:szCs w:val="24"/>
-            <w:lang w:val="en-US"/>
-          </w:rPr>
-          <w:tab/>
-        </w:r>
-        <w:r>
-          <w:rPr>
-            <w:rStyle w:val="Hyperlink"/>
-            <w:noProof/>
-          </w:rPr>
-          <w:t>Simple Types</w:t>
-        </w:r>
-        <w:r>
-          <w:rPr>
-            <w:noProof/>
-            <w:webHidden/>
-          </w:rPr>
-          <w:tab/>
-        </w:r>
-        <w:r>
-          <w:rPr>
-            <w:noProof/>
-            <w:webHidden/>
-          </w:rPr>
-          <w:fldChar w:fldCharType="begin"/>
-        </w:r>
-        <w:r>
-          <w:rPr>
-            <w:noProof/>
-            <w:webHidden/>
-          </w:rPr>
-          <w:instrText xml:space="preserve"> PAGEREF _Toc82183900 \h </w:instrText>
-        </w:r>
-        <w:r>
-          <w:rPr>
-            <w:noProof/>
-            <w:webHidden/>
-          </w:rPr>
-        </w:r>
-        <w:r>
-          <w:rPr>
-            <w:noProof/>
-            <w:webHidden/>
-          </w:rPr>
-          <w:fldChar w:fldCharType="separate"/>
-        </w:r>
-        <w:r>
-          <w:rPr>
-            <w:noProof/>
-            <w:webHidden/>
-          </w:rPr>
-          <w:t>21</w:t>
-        </w:r>
-        <w:r>
-          <w:rPr>
-            <w:noProof/>
-            <w:webHidden/>
-          </w:rPr>
-          <w:fldChar w:fldCharType="end"/>
-        </w:r>
-      </w:hyperlink>
-    </w:p>
-    <w:p>
-      <w:r>
-        <w:fldChar w:fldCharType="end"/>
-      </w:r>
-    </w:p>
-    <w:p>
-      <w:pPr>
-        <w:pStyle w:val="Heading1"/>
-        <w:sectPr>
-          <w:footerReference w:type="default" r:id="rId11"/>
-          <w:pgSz w:w="11906" w:h="16838" w:code="9"/>
-          <w:pgMar w:top="1440" w:right="1797" w:bottom="1440" w:left="1797" w:header="709" w:footer="709" w:gutter="0"/>
-          <w:pgNumType w:start="1"/>
-          <w:cols w:space="708"/>
-          <w:docGrid w:linePitch="360"/>
-        </w:sectPr>
-      </w:pPr>
-    </w:p>
-    <w:p>
-      <w:pPr>
-        <w:pStyle w:val="Heading1"/>
-      </w:pPr>
-      <w:r>
-        <w:lastRenderedPageBreak/>
-        <w:br w:type="page"/>
-      </w:r>
+        <w:pStyle w:val="berschrift1"/>
+      </w:pPr>
       <w:bookmarkStart w:id="0" w:name="_Toc82183889"/>
       <w:r>
-        <w:lastRenderedPageBreak/>
         <w:t>Introduction</w:t>
       </w:r>
       <w:bookmarkEnd w:id="0"/>
@@ -1940,7 +65,7 @@
     </w:p>
     <w:p>
       <w:pPr>
-        <w:pStyle w:val="ColorfulList-Accent1"/>
+        <w:pStyle w:val="FarbigeListe-Akzent11"/>
         <w:numPr>
           <w:ilvl w:val="0"/>
           <w:numId w:val="41"/>
@@ -1952,7 +77,7 @@
     </w:p>
     <w:p>
       <w:pPr>
-        <w:pStyle w:val="ColorfulList-Accent1"/>
+        <w:pStyle w:val="FarbigeListe-Akzent11"/>
         <w:numPr>
           <w:ilvl w:val="0"/>
           <w:numId w:val="41"/>
@@ -1972,7 +97,7 @@
     </w:p>
     <w:p>
       <w:pPr>
-        <w:pStyle w:val="ColorfulList-Accent1"/>
+        <w:pStyle w:val="FarbigeListe-Akzent11"/>
         <w:numPr>
           <w:ilvl w:val="0"/>
           <w:numId w:val="41"/>
@@ -1997,7 +122,7 @@
     </w:p>
     <w:p>
       <w:pPr>
-        <w:pStyle w:val="Heading1"/>
+        <w:pStyle w:val="berschrift1"/>
       </w:pPr>
       <w:bookmarkStart w:id="1" w:name="_Toc278497174"/>
       <w:bookmarkStart w:id="2" w:name="_Toc290371361"/>
@@ -2011,7 +136,7 @@
     </w:p>
     <w:p>
       <w:pPr>
-        <w:pStyle w:val="Heading2"/>
+        <w:pStyle w:val="berschrift2"/>
       </w:pPr>
       <w:bookmarkStart w:id="4" w:name="_Toc278497175"/>
       <w:bookmarkStart w:id="5" w:name="_Toc290371362"/>
@@ -2028,7 +153,7 @@
     </w:p>
     <w:p>
       <w:pPr>
-        <w:pStyle w:val="NormalWeb"/>
+        <w:pStyle w:val="StandardWeb"/>
         <w:rPr>
           <w:color w:val="000000"/>
           <w:sz w:val="20"/>
@@ -2089,7 +214,7 @@
     </w:p>
     <w:p>
       <w:pPr>
-        <w:pStyle w:val="Heading3"/>
+        <w:pStyle w:val="berschrift3"/>
         <w:rPr>
           <w:color w:val="000000"/>
           <w:sz w:val="24"/>
@@ -2111,7 +236,7 @@
     </w:p>
     <w:p>
       <w:pPr>
-        <w:pStyle w:val="NormalWeb"/>
+        <w:pStyle w:val="StandardWeb"/>
         <w:rPr>
           <w:rFonts w:eastAsiaTheme="minorEastAsia"/>
         </w:rPr>
@@ -2566,7 +691,6 @@
               <w:rPr>
                 <w:rFonts w:cs="Arial"/>
               </w:rPr>
-              <w:lastRenderedPageBreak/>
               <w:t>http://www.w3.org/2001/XMLSchema</w:t>
             </w:r>
           </w:p>
@@ -2602,7 +726,7 @@
     </w:tbl>
     <w:p>
       <w:pPr>
-        <w:pStyle w:val="NormalWeb"/>
+        <w:pStyle w:val="StandardWeb"/>
         <w:rPr>
           <w:rFonts w:eastAsiaTheme="minorEastAsia"/>
           <w:sz w:val="20"/>
@@ -2610,6 +734,7 @@
         </w:rPr>
       </w:pPr>
       <w:r>
+        <w:lastRenderedPageBreak/>
         <w:t xml:space="preserve">Contents: </w:t>
       </w:r>
     </w:p>
@@ -2642,7 +767,7 @@
     </w:p>
     <w:p>
       <w:pPr>
-        <w:pStyle w:val="Heading3"/>
+        <w:pStyle w:val="berschrift3"/>
         <w:rPr>
           <w:color w:val="000000"/>
           <w:sz w:val="24"/>
@@ -2717,21 +842,7 @@
         <w:rPr>
           <w:sz w:val="20"/>
         </w:rPr>
-        <w:t>StructureSpecificData is used to convey data structure specific according to data structure definition. The payload of this message (</w:t>
-      </w:r>
-      <w:proofErr w:type="gramStart"/>
-      <w:r>
-        <w:rPr>
-          <w:sz w:val="20"/>
-        </w:rPr>
-        <w:t>i.e.</w:t>
-      </w:r>
-      <w:proofErr w:type="gramEnd"/>
-      <w:r>
-        <w:rPr>
-          <w:sz w:val="20"/>
-        </w:rPr>
-        <w:t xml:space="preserve"> the data sets) will be based on XML schemas which are specific to the data structure definition and the orientation (i.e. the observation dimension) of the data.</w:t>
+        <w:t>StructureSpecificData is used to convey data structure specific according to data structure definition. The payload of this message (i.e. the data sets) will be based on XML schemas which are specific to the data structure definition and the orientation (i.e. the observation dimension) of the data.</w:t>
       </w:r>
     </w:p>
     <w:p>
@@ -2860,7 +971,7 @@
     </w:p>
     <w:p>
       <w:pPr>
-        <w:pStyle w:val="Heading3"/>
+        <w:pStyle w:val="berschrift3"/>
         <w:rPr>
           <w:color w:val="000000"/>
           <w:sz w:val="24"/>
@@ -2929,7 +1040,7 @@
     </w:p>
     <w:p>
       <w:pPr>
-        <w:pStyle w:val="NormalWeb"/>
+        <w:pStyle w:val="StandardWeb"/>
         <w:rPr>
           <w:sz w:val="20"/>
           <w:szCs w:val="20"/>
@@ -2949,7 +1060,6 @@
         <w:rPr>
           <w:rStyle w:val="code1"/>
         </w:rPr>
-        <w:lastRenderedPageBreak/>
         <w:t xml:space="preserve">Header, {any element with namespace of </w:t>
       </w:r>
       <w:proofErr w:type="gramStart"/>
@@ -2969,7 +1079,7 @@
     </w:p>
     <w:p>
       <w:pPr>
-        <w:pStyle w:val="NormalWeb"/>
+        <w:pStyle w:val="StandardWeb"/>
         <w:rPr>
           <w:rFonts w:eastAsiaTheme="minorEastAsia"/>
           <w:sz w:val="20"/>
@@ -3035,6 +1145,7 @@
                 <w:b/>
                 <w:bCs/>
               </w:rPr>
+              <w:lastRenderedPageBreak/>
               <w:t>Name</w:t>
             </w:r>
           </w:p>
@@ -3286,7 +1397,7 @@
     </w:p>
     <w:p>
       <w:pPr>
-        <w:pStyle w:val="NormalWeb"/>
+        <w:pStyle w:val="StandardWeb"/>
         <w:rPr>
           <w:sz w:val="20"/>
           <w:szCs w:val="20"/>
@@ -3302,6 +1413,7 @@
           <w:rFonts w:cs="Arial"/>
         </w:rPr>
       </w:pPr>
+      <w:proofErr w:type="spellStart"/>
       <w:r>
         <w:rPr>
           <w:rStyle w:val="code1"/>
@@ -3310,6 +1422,7 @@
         </w:rPr>
         <w:t>MessageType</w:t>
       </w:r>
+      <w:proofErr w:type="spellEnd"/>
       <w:r>
         <w:rPr>
           <w:rStyle w:val="code1"/>
@@ -3364,7 +1477,7 @@
                     </pic:cNvPicPr>
                   </pic:nvPicPr>
                   <pic:blipFill>
-                    <a:blip r:link="rId12">
+                    <a:blip r:link="rId8">
                       <a:extLst>
                         <a:ext uri="{28A0092B-C50C-407E-A947-70E740481C1C}">
                           <a14:useLocalDpi xmlns:a14="http://schemas.microsoft.com/office/drawing/2010/main" val="0"/>
@@ -3401,16 +1514,18 @@
         </w:rPr>
         <w:fldChar w:fldCharType="end"/>
       </w:r>
+      <w:proofErr w:type="spellStart"/>
       <w:r>
         <w:rPr>
           <w:rStyle w:val="code1"/>
         </w:rPr>
         <w:t>StructureType</w:t>
       </w:r>
+      <w:proofErr w:type="spellEnd"/>
     </w:p>
     <w:p>
       <w:pPr>
-        <w:pStyle w:val="NormalWeb"/>
+        <w:pStyle w:val="StandardWeb"/>
         <w:rPr>
           <w:rFonts w:eastAsiaTheme="minorEastAsia"/>
           <w:sz w:val="20"/>
@@ -3450,7 +1565,7 @@
     </w:p>
     <w:p>
       <w:pPr>
-        <w:pStyle w:val="NormalWeb"/>
+        <w:pStyle w:val="StandardWeb"/>
         <w:rPr>
           <w:rFonts w:eastAsiaTheme="minorEastAsia"/>
           <w:sz w:val="20"/>
@@ -3841,7 +1956,7 @@
     </w:p>
     <w:p>
       <w:pPr>
-        <w:pStyle w:val="NormalWeb"/>
+        <w:pStyle w:val="StandardWeb"/>
         <w:rPr>
           <w:sz w:val="20"/>
           <w:szCs w:val="20"/>
@@ -3857,15 +1972,16 @@
           <w:rFonts w:cs="Arial"/>
         </w:rPr>
       </w:pPr>
+      <w:proofErr w:type="spellStart"/>
       <w:r>
         <w:rPr>
           <w:rStyle w:val="code1"/>
           <w:i/>
           <w:iCs/>
         </w:rPr>
-        <w:lastRenderedPageBreak/>
         <w:t>MessageType</w:t>
       </w:r>
+      <w:proofErr w:type="spellEnd"/>
       <w:r>
         <w:rPr>
           <w:rStyle w:val="code1"/>
@@ -3920,7 +2036,7 @@
                     </pic:cNvPicPr>
                   </pic:nvPicPr>
                   <pic:blipFill>
-                    <a:blip r:link="rId12">
+                    <a:blip r:link="rId8">
                       <a:extLst>
                         <a:ext uri="{28A0092B-C50C-407E-A947-70E740481C1C}">
                           <a14:useLocalDpi xmlns:a14="http://schemas.microsoft.com/office/drawing/2010/main" val="0"/>
@@ -3957,16 +2073,18 @@
         </w:rPr>
         <w:fldChar w:fldCharType="end"/>
       </w:r>
+      <w:proofErr w:type="spellStart"/>
       <w:r>
         <w:rPr>
           <w:rStyle w:val="code1"/>
         </w:rPr>
         <w:t>StructureSpecificDataType</w:t>
       </w:r>
+      <w:proofErr w:type="spellEnd"/>
     </w:p>
     <w:p>
       <w:pPr>
-        <w:pStyle w:val="NormalWeb"/>
+        <w:pStyle w:val="StandardWeb"/>
         <w:rPr>
           <w:rFonts w:eastAsiaTheme="minorEastAsia"/>
           <w:sz w:val="20"/>
@@ -3992,7 +2110,7 @@
     </w:p>
     <w:p>
       <w:pPr>
-        <w:pStyle w:val="NormalWeb"/>
+        <w:pStyle w:val="StandardWeb"/>
         <w:rPr>
           <w:rFonts w:eastAsiaTheme="minorEastAsia"/>
           <w:sz w:val="20"/>
@@ -4058,6 +2176,7 @@
                 <w:b/>
                 <w:bCs/>
               </w:rPr>
+              <w:lastRenderedPageBreak/>
               <w:t>Name</w:t>
             </w:r>
           </w:p>
@@ -4385,7 +2504,7 @@
     </w:p>
     <w:p>
       <w:pPr>
-        <w:pStyle w:val="NormalWeb"/>
+        <w:pStyle w:val="StandardWeb"/>
         <w:rPr>
           <w:sz w:val="20"/>
           <w:szCs w:val="20"/>
@@ -4401,6 +2520,7 @@
           <w:rFonts w:cs="Arial"/>
         </w:rPr>
       </w:pPr>
+      <w:proofErr w:type="spellStart"/>
       <w:r>
         <w:rPr>
           <w:rStyle w:val="code1"/>
@@ -4409,6 +2529,7 @@
         </w:rPr>
         <w:t>MessageType</w:t>
       </w:r>
+      <w:proofErr w:type="spellEnd"/>
       <w:r>
         <w:rPr>
           <w:rStyle w:val="code1"/>
@@ -4463,7 +2584,7 @@
                     </pic:cNvPicPr>
                   </pic:nvPicPr>
                   <pic:blipFill>
-                    <a:blip r:link="rId12">
+                    <a:blip r:link="rId8">
                       <a:extLst>
                         <a:ext uri="{28A0092B-C50C-407E-A947-70E740481C1C}">
                           <a14:useLocalDpi xmlns:a14="http://schemas.microsoft.com/office/drawing/2010/main" val="0"/>
@@ -4500,16 +2621,18 @@
         </w:rPr>
         <w:fldChar w:fldCharType="end"/>
       </w:r>
+      <w:proofErr w:type="spellStart"/>
       <w:r>
         <w:rPr>
           <w:rStyle w:val="code1"/>
         </w:rPr>
         <w:t>GenericMetadataType</w:t>
       </w:r>
+      <w:proofErr w:type="spellEnd"/>
     </w:p>
     <w:p>
       <w:pPr>
-        <w:pStyle w:val="NormalWeb"/>
+        <w:pStyle w:val="StandardWeb"/>
         <w:rPr>
           <w:rFonts w:eastAsiaTheme="minorEastAsia"/>
           <w:sz w:val="20"/>
@@ -4535,7 +2658,7 @@
     </w:p>
     <w:p>
       <w:pPr>
-        <w:pStyle w:val="NormalWeb"/>
+        <w:pStyle w:val="StandardWeb"/>
         <w:rPr>
           <w:rFonts w:eastAsiaTheme="minorEastAsia"/>
           <w:sz w:val="20"/>
@@ -4940,14 +3063,13 @@
     </w:p>
     <w:p>
       <w:pPr>
-        <w:pStyle w:val="NormalWeb"/>
+        <w:pStyle w:val="StandardWeb"/>
         <w:rPr>
           <w:sz w:val="20"/>
           <w:szCs w:val="20"/>
         </w:rPr>
       </w:pPr>
       <w:r>
-        <w:lastRenderedPageBreak/>
         <w:t xml:space="preserve">Derivation: </w:t>
       </w:r>
     </w:p>
@@ -4957,6 +3079,7 @@
           <w:rFonts w:cs="Arial"/>
         </w:rPr>
       </w:pPr>
+      <w:proofErr w:type="spellStart"/>
       <w:r>
         <w:rPr>
           <w:rStyle w:val="code1"/>
@@ -4965,6 +3088,7 @@
         </w:rPr>
         <w:t>MessageType</w:t>
       </w:r>
+      <w:proofErr w:type="spellEnd"/>
       <w:r>
         <w:rPr>
           <w:rStyle w:val="code1"/>
@@ -5019,7 +3143,7 @@
                     </pic:cNvPicPr>
                   </pic:nvPicPr>
                   <pic:blipFill>
-                    <a:blip r:link="rId12">
+                    <a:blip r:link="rId8">
                       <a:extLst>
                         <a:ext uri="{28A0092B-C50C-407E-A947-70E740481C1C}">
                           <a14:useLocalDpi xmlns:a14="http://schemas.microsoft.com/office/drawing/2010/main" val="0"/>
@@ -5056,16 +3180,18 @@
         </w:rPr>
         <w:fldChar w:fldCharType="end"/>
       </w:r>
+      <w:proofErr w:type="spellStart"/>
       <w:r>
         <w:rPr>
           <w:rStyle w:val="code1"/>
         </w:rPr>
         <w:t>RegistryInterfaceType</w:t>
       </w:r>
+      <w:proofErr w:type="spellEnd"/>
     </w:p>
     <w:p>
       <w:pPr>
-        <w:pStyle w:val="NormalWeb"/>
+        <w:pStyle w:val="StandardWeb"/>
         <w:rPr>
           <w:rFonts w:eastAsiaTheme="minorEastAsia"/>
           <w:sz w:val="20"/>
@@ -5086,7 +3212,14 @@
         <w:rPr>
           <w:rStyle w:val="code1"/>
         </w:rPr>
-        <w:t>Header, (SubmitRegistrationsRequest | SubmitRegistrationsResponse | QueryRegistrationRequest | QueryRegistrationResponse | SubmitStructureRequest | SubmitStructureResponse | SubmitSubscriptionsRequest | SubmitSubscriptionsResponse | QuerySubscriptionRequest | QuerySubscriptionResponse | NotifyRegistryEvent</w:t>
+        <w:t xml:space="preserve">Header, (SubmitRegistrationsRequest | SubmitRegistrationsResponse | QueryRegistrationRequest | QueryRegistrationResponse | SubmitStructureRequest | SubmitStructureResponse | SubmitSubscriptionsRequest | </w:t>
+      </w:r>
+      <w:r>
+        <w:rPr>
+          <w:rStyle w:val="code1"/>
+        </w:rPr>
+        <w:lastRenderedPageBreak/>
+        <w:t>SubmitSubscriptionsResponse | QuerySubscriptionRequest | QuerySubscriptionResponse | NotifyRegistryEvent</w:t>
       </w:r>
       <w:proofErr w:type="gramStart"/>
       <w:r>
@@ -5105,7 +3238,7 @@
     </w:p>
     <w:p>
       <w:pPr>
-        <w:pStyle w:val="NormalWeb"/>
+        <w:pStyle w:val="StandardWeb"/>
         <w:rPr>
           <w:rFonts w:eastAsiaTheme="minorEastAsia"/>
           <w:sz w:val="20"/>
@@ -5771,14 +3904,7 @@
               <w:rPr>
                 <w:rFonts w:cs="Arial"/>
               </w:rPr>
-              <w:t xml:space="preserve">QueryRegistrationResponse is sent as a response to any query of the contents of a registry. The result set contains a set of links to data and/or metadata If the result set is null, or there is some other problem </w:t>
-            </w:r>
-            <w:r>
-              <w:rPr>
-                <w:rFonts w:cs="Arial"/>
-              </w:rPr>
-              <w:lastRenderedPageBreak/>
-              <w:t xml:space="preserve">with the query, then appropriate error messages and statuses will be returned. </w:t>
+              <w:t xml:space="preserve">QueryRegistrationResponse is sent as a response to any query of the contents of a registry. The result set contains a set of links to data and/or metadata If the result set is null, or there is some other problem with the query, then appropriate error messages and statuses will be returned. </w:t>
             </w:r>
           </w:p>
         </w:tc>
@@ -5809,7 +3935,6 @@
               <w:rPr>
                 <w:rFonts w:cs="Arial"/>
               </w:rPr>
-              <w:lastRenderedPageBreak/>
               <w:t>SubmitStructureReque</w:t>
             </w:r>
             <w:proofErr w:type="spellEnd"/>
@@ -5922,6 +4047,7 @@
               <w:rPr>
                 <w:rFonts w:cs="Arial"/>
               </w:rPr>
+              <w:lastRenderedPageBreak/>
               <w:t>SubmitStructureRespo</w:t>
             </w:r>
             <w:proofErr w:type="spellEnd"/>
@@ -6481,7 +4607,6 @@
               <w:rPr>
                 <w:rFonts w:cs="Arial"/>
               </w:rPr>
-              <w:lastRenderedPageBreak/>
               <w:t>NotifyRegistryEvent</w:t>
             </w:r>
           </w:p>
@@ -6661,13 +4786,14 @@
     </w:p>
     <w:p>
       <w:pPr>
-        <w:pStyle w:val="NormalWeb"/>
+        <w:pStyle w:val="StandardWeb"/>
         <w:rPr>
           <w:sz w:val="20"/>
           <w:szCs w:val="20"/>
         </w:rPr>
       </w:pPr>
       <w:r>
+        <w:lastRenderedPageBreak/>
         <w:t xml:space="preserve">Derivation: </w:t>
       </w:r>
     </w:p>
@@ -6677,6 +4803,7 @@
           <w:rFonts w:cs="Arial"/>
         </w:rPr>
       </w:pPr>
+      <w:proofErr w:type="spellStart"/>
       <w:r>
         <w:rPr>
           <w:rStyle w:val="code1"/>
@@ -6685,6 +4812,7 @@
         </w:rPr>
         <w:t>MessageType</w:t>
       </w:r>
+      <w:proofErr w:type="spellEnd"/>
       <w:r>
         <w:rPr>
           <w:rStyle w:val="code1"/>
@@ -6739,7 +4867,7 @@
                     </pic:cNvPicPr>
                   </pic:nvPicPr>
                   <pic:blipFill>
-                    <a:blip r:link="rId12">
+                    <a:blip r:link="rId8">
                       <a:extLst>
                         <a:ext uri="{28A0092B-C50C-407E-A947-70E740481C1C}">
                           <a14:useLocalDpi xmlns:a14="http://schemas.microsoft.com/office/drawing/2010/main" val="0"/>
@@ -6776,11 +4904,19 @@
         </w:rPr>
         <w:fldChar w:fldCharType="end"/>
       </w:r>
+      <w:proofErr w:type="spellStart"/>
       <w:r>
         <w:rPr>
           <w:rStyle w:val="code1"/>
         </w:rPr>
-        <w:t xml:space="preserve">RegistryInterfaceType (restriction) </w:t>
+        <w:t>RegistryInterfaceType</w:t>
+      </w:r>
+      <w:proofErr w:type="spellEnd"/>
+      <w:r>
+        <w:rPr>
+          <w:rStyle w:val="code1"/>
+        </w:rPr>
+        <w:t xml:space="preserve"> (restriction) </w:t>
       </w:r>
       <w:r>
         <w:rPr>
@@ -6830,7 +4966,7 @@
                     </pic:cNvPicPr>
                   </pic:nvPicPr>
                   <pic:blipFill>
-                    <a:blip r:link="rId12">
+                    <a:blip r:link="rId8">
                       <a:extLst>
                         <a:ext uri="{28A0092B-C50C-407E-A947-70E740481C1C}">
                           <a14:useLocalDpi xmlns:a14="http://schemas.microsoft.com/office/drawing/2010/main" val="0"/>
@@ -6867,16 +5003,18 @@
         </w:rPr>
         <w:fldChar w:fldCharType="end"/>
       </w:r>
+      <w:proofErr w:type="spellStart"/>
       <w:r>
         <w:rPr>
           <w:rStyle w:val="code1"/>
         </w:rPr>
         <w:t>SubmitStructureRequestType</w:t>
       </w:r>
+      <w:proofErr w:type="spellEnd"/>
     </w:p>
     <w:p>
       <w:pPr>
-        <w:pStyle w:val="NormalWeb"/>
+        <w:pStyle w:val="StandardWeb"/>
         <w:rPr>
           <w:rFonts w:eastAsiaTheme="minorEastAsia"/>
           <w:sz w:val="20"/>
@@ -6902,7 +5040,7 @@
     </w:p>
     <w:p>
       <w:pPr>
-        <w:pStyle w:val="NormalWeb"/>
+        <w:pStyle w:val="StandardWeb"/>
         <w:rPr>
           <w:rFonts w:eastAsiaTheme="minorEastAsia"/>
           <w:sz w:val="20"/>
@@ -7238,7 +5376,6 @@
           <w:bCs/>
           <w:sz w:val="20"/>
         </w:rPr>
-        <w:lastRenderedPageBreak/>
         <w:t xml:space="preserve">SubmitStructureResponseType: </w:t>
       </w:r>
       <w:r>
@@ -7250,7 +5387,7 @@
     </w:p>
     <w:p>
       <w:pPr>
-        <w:pStyle w:val="NormalWeb"/>
+        <w:pStyle w:val="StandardWeb"/>
         <w:rPr>
           <w:sz w:val="20"/>
           <w:szCs w:val="20"/>
@@ -7266,6 +5403,7 @@
           <w:rFonts w:cs="Arial"/>
         </w:rPr>
       </w:pPr>
+      <w:proofErr w:type="spellStart"/>
       <w:r>
         <w:rPr>
           <w:rStyle w:val="code1"/>
@@ -7274,6 +5412,7 @@
         </w:rPr>
         <w:t>MessageType</w:t>
       </w:r>
+      <w:proofErr w:type="spellEnd"/>
       <w:r>
         <w:rPr>
           <w:rStyle w:val="code1"/>
@@ -7328,7 +5467,7 @@
                     </pic:cNvPicPr>
                   </pic:nvPicPr>
                   <pic:blipFill>
-                    <a:blip r:link="rId12">
+                    <a:blip r:link="rId8">
                       <a:extLst>
                         <a:ext uri="{28A0092B-C50C-407E-A947-70E740481C1C}">
                           <a14:useLocalDpi xmlns:a14="http://schemas.microsoft.com/office/drawing/2010/main" val="0"/>
@@ -7365,11 +5504,19 @@
         </w:rPr>
         <w:fldChar w:fldCharType="end"/>
       </w:r>
+      <w:proofErr w:type="spellStart"/>
       <w:r>
         <w:rPr>
           <w:rStyle w:val="code1"/>
         </w:rPr>
-        <w:t xml:space="preserve">RegistryInterfaceType (restriction) </w:t>
+        <w:t>RegistryInterfaceType</w:t>
+      </w:r>
+      <w:proofErr w:type="spellEnd"/>
+      <w:r>
+        <w:rPr>
+          <w:rStyle w:val="code1"/>
+        </w:rPr>
+        <w:t xml:space="preserve"> (restriction) </w:t>
       </w:r>
       <w:r>
         <w:rPr>
@@ -7419,7 +5566,7 @@
                     </pic:cNvPicPr>
                   </pic:nvPicPr>
                   <pic:blipFill>
-                    <a:blip r:link="rId12">
+                    <a:blip r:link="rId8">
                       <a:extLst>
                         <a:ext uri="{28A0092B-C50C-407E-A947-70E740481C1C}">
                           <a14:useLocalDpi xmlns:a14="http://schemas.microsoft.com/office/drawing/2010/main" val="0"/>
@@ -7456,16 +5603,18 @@
         </w:rPr>
         <w:fldChar w:fldCharType="end"/>
       </w:r>
+      <w:proofErr w:type="spellStart"/>
       <w:r>
         <w:rPr>
           <w:rStyle w:val="code1"/>
         </w:rPr>
         <w:t>SubmitStructureResponseType</w:t>
       </w:r>
+      <w:proofErr w:type="spellEnd"/>
     </w:p>
     <w:p>
       <w:pPr>
-        <w:pStyle w:val="NormalWeb"/>
+        <w:pStyle w:val="StandardWeb"/>
         <w:rPr>
           <w:rFonts w:eastAsiaTheme="minorEastAsia"/>
           <w:sz w:val="20"/>
@@ -7491,7 +5640,7 @@
     </w:p>
     <w:p>
       <w:pPr>
-        <w:pStyle w:val="NormalWeb"/>
+        <w:pStyle w:val="StandardWeb"/>
         <w:rPr>
           <w:rFonts w:eastAsiaTheme="minorEastAsia"/>
           <w:sz w:val="20"/>
@@ -7807,7 +5956,14 @@
               <w:rPr>
                 <w:rFonts w:cs="Arial"/>
               </w:rPr>
-              <w:t xml:space="preserve">SubmitStructureResponse is returned by the registry when a structure submission request is received. It indicates the status of the submission, and carries any error messages which are generated, if relevant. </w:t>
+              <w:t xml:space="preserve">SubmitStructureResponse is returned by the registry when a structure submission request is received. It indicates the status of the submission, and carries any error </w:t>
+            </w:r>
+            <w:r>
+              <w:rPr>
+                <w:rFonts w:cs="Arial"/>
+              </w:rPr>
+              <w:lastRenderedPageBreak/>
+              <w:t xml:space="preserve">messages which are generated, if relevant. </w:t>
             </w:r>
           </w:p>
         </w:tc>
@@ -7837,6 +5993,7 @@
               <w:rPr>
                 <w:rFonts w:cs="Arial"/>
               </w:rPr>
+              <w:lastRenderedPageBreak/>
               <w:t>Footer</w:t>
             </w:r>
           </w:p>
@@ -7920,7 +6077,7 @@
     </w:p>
     <w:p>
       <w:pPr>
-        <w:pStyle w:val="NormalWeb"/>
+        <w:pStyle w:val="StandardWeb"/>
         <w:rPr>
           <w:sz w:val="20"/>
           <w:szCs w:val="20"/>
@@ -7953,7 +6110,7 @@
     </w:p>
     <w:p>
       <w:pPr>
-        <w:pStyle w:val="NormalWeb"/>
+        <w:pStyle w:val="StandardWeb"/>
         <w:rPr>
           <w:rFonts w:eastAsiaTheme="minorEastAsia"/>
           <w:sz w:val="20"/>
@@ -8215,7 +6372,6 @@
           <w:iCs/>
           <w:sz w:val="20"/>
         </w:rPr>
-        <w:lastRenderedPageBreak/>
         <w:t>BaseHeaderType</w:t>
       </w:r>
       <w:r>
@@ -8235,7 +6391,7 @@
     </w:p>
     <w:p>
       <w:pPr>
-        <w:pStyle w:val="NormalWeb"/>
+        <w:pStyle w:val="StandardWeb"/>
         <w:rPr>
           <w:sz w:val="20"/>
           <w:szCs w:val="20"/>
@@ -8257,12 +6413,20 @@
         </w:rPr>
         <w:t xml:space="preserve">ID, Test, Prepared, Sender, Receiver*, Name*, Structure*, </w:t>
       </w:r>
+      <w:proofErr w:type="spellStart"/>
       <w:proofErr w:type="gramStart"/>
       <w:r>
         <w:rPr>
           <w:rStyle w:val="code1"/>
         </w:rPr>
-        <w:t>DataProvider?,</w:t>
+        <w:t>DataProvider</w:t>
+      </w:r>
+      <w:proofErr w:type="spellEnd"/>
+      <w:r>
+        <w:rPr>
+          <w:rStyle w:val="code1"/>
+        </w:rPr>
+        <w:t>?,</w:t>
       </w:r>
       <w:proofErr w:type="gramEnd"/>
       <w:r>
@@ -8272,6 +6436,7 @@
         <w:t xml:space="preserve"> </w:t>
       </w:r>
       <w:proofErr w:type="spellStart"/>
+      <w:proofErr w:type="gramStart"/>
       <w:r>
         <w:rPr>
           <w:rStyle w:val="code1"/>
@@ -8283,9 +6448,17 @@
         <w:rPr>
           <w:rStyle w:val="code1"/>
         </w:rPr>
-        <w:t xml:space="preserve">?, </w:t>
+        <w:t>?,</w:t>
+      </w:r>
+      <w:proofErr w:type="gramEnd"/>
+      <w:r>
+        <w:rPr>
+          <w:rStyle w:val="code1"/>
+        </w:rPr>
+        <w:t xml:space="preserve"> </w:t>
       </w:r>
       <w:proofErr w:type="spellStart"/>
+      <w:proofErr w:type="gramStart"/>
       <w:r>
         <w:rPr>
           <w:rStyle w:val="code1"/>
@@ -8297,7 +6470,14 @@
         <w:rPr>
           <w:rStyle w:val="code1"/>
         </w:rPr>
-        <w:t xml:space="preserve">?, </w:t>
+        <w:t>?,</w:t>
+      </w:r>
+      <w:proofErr w:type="gramEnd"/>
+      <w:r>
+        <w:rPr>
+          <w:rStyle w:val="code1"/>
+        </w:rPr>
+        <w:t xml:space="preserve"> </w:t>
       </w:r>
       <w:proofErr w:type="spellStart"/>
       <w:r>
@@ -8311,9 +6491,24 @@
         <w:rPr>
           <w:rStyle w:val="code1"/>
         </w:rPr>
-        <w:t xml:space="preserve">*, Extracted?, </w:t>
+        <w:t xml:space="preserve">*, </w:t>
+      </w:r>
+      <w:proofErr w:type="gramStart"/>
+      <w:r>
+        <w:rPr>
+          <w:rStyle w:val="code1"/>
+        </w:rPr>
+        <w:t>Extracted?,</w:t>
+      </w:r>
+      <w:proofErr w:type="gramEnd"/>
+      <w:r>
+        <w:rPr>
+          <w:rStyle w:val="code1"/>
+        </w:rPr>
+        <w:t xml:space="preserve"> </w:t>
       </w:r>
       <w:proofErr w:type="spellStart"/>
+      <w:proofErr w:type="gramStart"/>
       <w:r>
         <w:rPr>
           <w:rStyle w:val="code1"/>
@@ -8325,9 +6520,17 @@
         <w:rPr>
           <w:rStyle w:val="code1"/>
         </w:rPr>
-        <w:t xml:space="preserve">?, </w:t>
+        <w:t>?,</w:t>
+      </w:r>
+      <w:proofErr w:type="gramEnd"/>
+      <w:r>
+        <w:rPr>
+          <w:rStyle w:val="code1"/>
+        </w:rPr>
+        <w:t xml:space="preserve"> </w:t>
       </w:r>
       <w:proofErr w:type="spellStart"/>
+      <w:proofErr w:type="gramStart"/>
       <w:r>
         <w:rPr>
           <w:rStyle w:val="code1"/>
@@ -8339,9 +6542,17 @@
         <w:rPr>
           <w:rStyle w:val="code1"/>
         </w:rPr>
-        <w:t xml:space="preserve">?, </w:t>
+        <w:t>?,</w:t>
+      </w:r>
+      <w:proofErr w:type="gramEnd"/>
+      <w:r>
+        <w:rPr>
+          <w:rStyle w:val="code1"/>
+        </w:rPr>
+        <w:t xml:space="preserve"> </w:t>
       </w:r>
       <w:proofErr w:type="spellStart"/>
+      <w:proofErr w:type="gramStart"/>
       <w:r>
         <w:rPr>
           <w:rStyle w:val="code1"/>
@@ -8353,12 +6564,19 @@
         <w:rPr>
           <w:rStyle w:val="code1"/>
         </w:rPr>
-        <w:t>?, Source*</w:t>
+        <w:t>?,</w:t>
+      </w:r>
+      <w:proofErr w:type="gramEnd"/>
+      <w:r>
+        <w:rPr>
+          <w:rStyle w:val="code1"/>
+        </w:rPr>
+        <w:t xml:space="preserve"> Source*</w:t>
       </w:r>
     </w:p>
     <w:p>
       <w:pPr>
-        <w:pStyle w:val="NormalWeb"/>
+        <w:pStyle w:val="StandardWeb"/>
         <w:rPr>
           <w:rFonts w:eastAsiaTheme="minorEastAsia"/>
           <w:sz w:val="20"/>
@@ -8682,6 +6900,7 @@
               <w:rPr>
                 <w:rFonts w:cs="Arial"/>
               </w:rPr>
+              <w:lastRenderedPageBreak/>
               <w:t>Prepared</w:t>
             </w:r>
           </w:p>
@@ -9094,7 +7313,6 @@
               <w:rPr>
                 <w:rFonts w:cs="Arial"/>
               </w:rPr>
-              <w:lastRenderedPageBreak/>
               <w:t>DataProvider</w:t>
             </w:r>
           </w:p>
@@ -9714,6 +7932,7 @@
               <w:rPr>
                 <w:rFonts w:cs="Arial"/>
               </w:rPr>
+              <w:lastRenderedPageBreak/>
               <w:t>ReportingEnd</w:t>
             </w:r>
             <w:proofErr w:type="spellEnd"/>
@@ -10024,7 +8243,7 @@
     </w:p>
     <w:p>
       <w:pPr>
-        <w:pStyle w:val="NormalWeb"/>
+        <w:pStyle w:val="StandardWeb"/>
         <w:rPr>
           <w:sz w:val="20"/>
           <w:szCs w:val="20"/>
@@ -10040,6 +8259,7 @@
           <w:rFonts w:cs="Arial"/>
         </w:rPr>
       </w:pPr>
+      <w:proofErr w:type="spellStart"/>
       <w:r>
         <w:rPr>
           <w:rStyle w:val="code1"/>
@@ -10048,6 +8268,7 @@
         </w:rPr>
         <w:t>BaseHeaderType</w:t>
       </w:r>
+      <w:proofErr w:type="spellEnd"/>
       <w:r>
         <w:rPr>
           <w:rStyle w:val="code1"/>
@@ -10102,7 +8323,7 @@
                     </pic:cNvPicPr>
                   </pic:nvPicPr>
                   <pic:blipFill>
-                    <a:blip r:link="rId12">
+                    <a:blip r:link="rId8">
                       <a:extLst>
                         <a:ext uri="{28A0092B-C50C-407E-A947-70E740481C1C}">
                           <a14:useLocalDpi xmlns:a14="http://schemas.microsoft.com/office/drawing/2010/main" val="0"/>
@@ -10139,16 +8360,18 @@
         </w:rPr>
         <w:fldChar w:fldCharType="end"/>
       </w:r>
+      <w:proofErr w:type="spellStart"/>
       <w:r>
         <w:rPr>
           <w:rStyle w:val="code1"/>
         </w:rPr>
         <w:t>StructureHeaderType</w:t>
       </w:r>
+      <w:proofErr w:type="spellEnd"/>
     </w:p>
     <w:p>
       <w:pPr>
-        <w:pStyle w:val="NormalWeb"/>
+        <w:pStyle w:val="StandardWeb"/>
         <w:rPr>
           <w:rFonts w:eastAsiaTheme="minorEastAsia"/>
           <w:sz w:val="20"/>
@@ -10174,7 +8397,7 @@
     </w:p>
     <w:p>
       <w:pPr>
-        <w:pStyle w:val="NormalWeb"/>
+        <w:pStyle w:val="StandardWeb"/>
         <w:rPr>
           <w:rFonts w:eastAsiaTheme="minorEastAsia"/>
           <w:sz w:val="20"/>
@@ -10240,7 +8463,6 @@
                 <w:b/>
                 <w:bCs/>
               </w:rPr>
-              <w:lastRenderedPageBreak/>
               <w:t>Name</w:t>
             </w:r>
           </w:p>
@@ -10900,6 +9122,7 @@
           <w:bCs/>
           <w:sz w:val="20"/>
         </w:rPr>
+        <w:lastRenderedPageBreak/>
         <w:t>StructureSpecificDataHeaderType</w:t>
       </w:r>
       <w:proofErr w:type="spellEnd"/>
@@ -10928,7 +9151,7 @@
     </w:p>
     <w:p>
       <w:pPr>
-        <w:pStyle w:val="NormalWeb"/>
+        <w:pStyle w:val="StandardWeb"/>
         <w:rPr>
           <w:sz w:val="20"/>
           <w:szCs w:val="20"/>
@@ -11006,7 +9229,7 @@
                     </pic:cNvPicPr>
                   </pic:nvPicPr>
                   <pic:blipFill>
-                    <a:blip r:link="rId12">
+                    <a:blip r:link="rId8">
                       <a:extLst>
                         <a:ext uri="{28A0092B-C50C-407E-A947-70E740481C1C}">
                           <a14:useLocalDpi xmlns:a14="http://schemas.microsoft.com/office/drawing/2010/main" val="0"/>
@@ -11054,7 +9277,7 @@
     </w:p>
     <w:p>
       <w:pPr>
-        <w:pStyle w:val="NormalWeb"/>
+        <w:pStyle w:val="StandardWeb"/>
         <w:rPr>
           <w:rFonts w:eastAsiaTheme="minorEastAsia"/>
           <w:sz w:val="20"/>
@@ -11077,12 +9300,20 @@
         </w:rPr>
         <w:t xml:space="preserve">ID, Test, Prepared, Sender, Receiver*, Name*, Structure+, </w:t>
       </w:r>
+      <w:proofErr w:type="spellStart"/>
       <w:proofErr w:type="gramStart"/>
       <w:r>
         <w:rPr>
           <w:rStyle w:val="code1"/>
         </w:rPr>
-        <w:t>DataProvider?,</w:t>
+        <w:t>DataProvider</w:t>
+      </w:r>
+      <w:proofErr w:type="spellEnd"/>
+      <w:r>
+        <w:rPr>
+          <w:rStyle w:val="code1"/>
+        </w:rPr>
+        <w:t>?,</w:t>
       </w:r>
       <w:proofErr w:type="gramEnd"/>
       <w:r>
@@ -11092,6 +9323,7 @@
         <w:t xml:space="preserve"> </w:t>
       </w:r>
       <w:proofErr w:type="spellStart"/>
+      <w:proofErr w:type="gramStart"/>
       <w:r>
         <w:rPr>
           <w:rStyle w:val="code1"/>
@@ -11103,7 +9335,14 @@
         <w:rPr>
           <w:rStyle w:val="code1"/>
         </w:rPr>
-        <w:t xml:space="preserve">?, </w:t>
+        <w:t>?,</w:t>
+      </w:r>
+      <w:proofErr w:type="gramEnd"/>
+      <w:r>
+        <w:rPr>
+          <w:rStyle w:val="code1"/>
+        </w:rPr>
+        <w:t xml:space="preserve"> </w:t>
       </w:r>
       <w:proofErr w:type="spellStart"/>
       <w:r>
@@ -11117,9 +9356,24 @@
         <w:rPr>
           <w:rStyle w:val="code1"/>
         </w:rPr>
-        <w:t xml:space="preserve">*, Extracted?, </w:t>
+        <w:t xml:space="preserve">*, </w:t>
+      </w:r>
+      <w:proofErr w:type="gramStart"/>
+      <w:r>
+        <w:rPr>
+          <w:rStyle w:val="code1"/>
+        </w:rPr>
+        <w:t>Extracted?,</w:t>
+      </w:r>
+      <w:proofErr w:type="gramEnd"/>
+      <w:r>
+        <w:rPr>
+          <w:rStyle w:val="code1"/>
+        </w:rPr>
+        <w:t xml:space="preserve"> </w:t>
       </w:r>
       <w:proofErr w:type="spellStart"/>
+      <w:proofErr w:type="gramStart"/>
       <w:r>
         <w:rPr>
           <w:rStyle w:val="code1"/>
@@ -11131,9 +9385,17 @@
         <w:rPr>
           <w:rStyle w:val="code1"/>
         </w:rPr>
-        <w:t xml:space="preserve">?, </w:t>
+        <w:t>?,</w:t>
+      </w:r>
+      <w:proofErr w:type="gramEnd"/>
+      <w:r>
+        <w:rPr>
+          <w:rStyle w:val="code1"/>
+        </w:rPr>
+        <w:t xml:space="preserve"> </w:t>
       </w:r>
       <w:proofErr w:type="spellStart"/>
+      <w:proofErr w:type="gramStart"/>
       <w:r>
         <w:rPr>
           <w:rStyle w:val="code1"/>
@@ -11145,9 +9407,17 @@
         <w:rPr>
           <w:rStyle w:val="code1"/>
         </w:rPr>
-        <w:t xml:space="preserve">?, </w:t>
+        <w:t>?,</w:t>
+      </w:r>
+      <w:proofErr w:type="gramEnd"/>
+      <w:r>
+        <w:rPr>
+          <w:rStyle w:val="code1"/>
+        </w:rPr>
+        <w:t xml:space="preserve"> </w:t>
       </w:r>
       <w:proofErr w:type="spellStart"/>
+      <w:proofErr w:type="gramStart"/>
       <w:r>
         <w:rPr>
           <w:rStyle w:val="code1"/>
@@ -11159,12 +9429,19 @@
         <w:rPr>
           <w:rStyle w:val="code1"/>
         </w:rPr>
-        <w:t>?, Source*</w:t>
+        <w:t>?,</w:t>
+      </w:r>
+      <w:proofErr w:type="gramEnd"/>
+      <w:r>
+        <w:rPr>
+          <w:rStyle w:val="code1"/>
+        </w:rPr>
+        <w:t xml:space="preserve"> Source*</w:t>
       </w:r>
     </w:p>
     <w:p>
       <w:pPr>
-        <w:pStyle w:val="NormalWeb"/>
+        <w:pStyle w:val="StandardWeb"/>
         <w:rPr>
           <w:rFonts w:eastAsiaTheme="minorEastAsia"/>
           <w:sz w:val="20"/>
@@ -11488,7 +9765,6 @@
               <w:rPr>
                 <w:rFonts w:cs="Arial"/>
               </w:rPr>
-              <w:lastRenderedPageBreak/>
               <w:t>Prepared</w:t>
             </w:r>
           </w:p>
@@ -11838,11 +10114,19 @@
                 <w:rFonts w:cs="Arial"/>
               </w:rPr>
             </w:pPr>
-            <w:r>
-              <w:rPr>
-                <w:rFonts w:cs="Arial"/>
-              </w:rPr>
-              <w:t xml:space="preserve">StructureSpecificDat </w:t>
+            <w:proofErr w:type="spellStart"/>
+            <w:r>
+              <w:rPr>
+                <w:rFonts w:cs="Arial"/>
+              </w:rPr>
+              <w:t>StructureSpecificDat</w:t>
+            </w:r>
+            <w:proofErr w:type="spellEnd"/>
+            <w:r>
+              <w:rPr>
+                <w:rFonts w:cs="Arial"/>
+              </w:rPr>
+              <w:t xml:space="preserve"> </w:t>
             </w:r>
             <w:proofErr w:type="spellStart"/>
             <w:r>
@@ -11905,6 +10189,7 @@
               <w:rPr>
                 <w:rFonts w:cs="Arial"/>
               </w:rPr>
+              <w:lastRenderedPageBreak/>
               <w:t>DataProvider</w:t>
             </w:r>
           </w:p>
@@ -12418,7 +10703,6 @@
               <w:rPr>
                 <w:rFonts w:cs="Arial"/>
               </w:rPr>
-              <w:lastRenderedPageBreak/>
               <w:t>ReportingEnd</w:t>
             </w:r>
             <w:proofErr w:type="spellEnd"/>
@@ -12747,7 +11031,7 @@
     </w:p>
     <w:p>
       <w:pPr>
-        <w:pStyle w:val="NormalWeb"/>
+        <w:pStyle w:val="StandardWeb"/>
         <w:rPr>
           <w:sz w:val="20"/>
           <w:szCs w:val="20"/>
@@ -12825,7 +11109,7 @@
                     </pic:cNvPicPr>
                   </pic:nvPicPr>
                   <pic:blipFill>
-                    <a:blip r:link="rId12">
+                    <a:blip r:link="rId8">
                       <a:extLst>
                         <a:ext uri="{28A0092B-C50C-407E-A947-70E740481C1C}">
                           <a14:useLocalDpi xmlns:a14="http://schemas.microsoft.com/office/drawing/2010/main" val="0"/>
@@ -12873,7 +11157,7 @@
     </w:p>
     <w:p>
       <w:pPr>
-        <w:pStyle w:val="NormalWeb"/>
+        <w:pStyle w:val="StandardWeb"/>
         <w:rPr>
           <w:rFonts w:eastAsiaTheme="minorEastAsia"/>
           <w:sz w:val="20"/>
@@ -12919,6 +11203,7 @@
         <w:t xml:space="preserve"> </w:t>
       </w:r>
       <w:proofErr w:type="spellStart"/>
+      <w:proofErr w:type="gramStart"/>
       <w:r>
         <w:rPr>
           <w:rStyle w:val="code1"/>
@@ -12930,7 +11215,14 @@
         <w:rPr>
           <w:rStyle w:val="code1"/>
         </w:rPr>
-        <w:t xml:space="preserve">?, </w:t>
+        <w:t>?,</w:t>
+      </w:r>
+      <w:proofErr w:type="gramEnd"/>
+      <w:r>
+        <w:rPr>
+          <w:rStyle w:val="code1"/>
+        </w:rPr>
+        <w:t xml:space="preserve"> </w:t>
       </w:r>
       <w:proofErr w:type="spellStart"/>
       <w:r>
@@ -12944,12 +11236,26 @@
         <w:rPr>
           <w:rStyle w:val="code1"/>
         </w:rPr>
-        <w:t>*, Extracted?, Source*</w:t>
+        <w:t xml:space="preserve">*, </w:t>
+      </w:r>
+      <w:proofErr w:type="gramStart"/>
+      <w:r>
+        <w:rPr>
+          <w:rStyle w:val="code1"/>
+        </w:rPr>
+        <w:t>Extracted?,</w:t>
+      </w:r>
+      <w:proofErr w:type="gramEnd"/>
+      <w:r>
+        <w:rPr>
+          <w:rStyle w:val="code1"/>
+        </w:rPr>
+        <w:t xml:space="preserve"> Source*</w:t>
       </w:r>
     </w:p>
     <w:p>
       <w:pPr>
-        <w:pStyle w:val="NormalWeb"/>
+        <w:pStyle w:val="StandardWeb"/>
         <w:rPr>
           <w:rFonts w:eastAsiaTheme="minorEastAsia"/>
           <w:sz w:val="20"/>
@@ -13015,6 +11321,7 @@
                 <w:b/>
                 <w:bCs/>
               </w:rPr>
+              <w:lastRenderedPageBreak/>
               <w:t>Name</w:t>
             </w:r>
           </w:p>
@@ -13519,7 +11826,6 @@
               <w:rPr>
                 <w:rFonts w:cs="Arial"/>
               </w:rPr>
-              <w:lastRenderedPageBreak/>
               <w:t>Name</w:t>
             </w:r>
           </w:p>
@@ -14100,6 +12406,7 @@
               <w:rPr>
                 <w:rFonts w:cs="Arial"/>
               </w:rPr>
+              <w:lastRenderedPageBreak/>
               <w:t>Source</w:t>
             </w:r>
           </w:p>
@@ -14201,7 +12508,7 @@
     </w:p>
     <w:p>
       <w:pPr>
-        <w:pStyle w:val="NormalWeb"/>
+        <w:pStyle w:val="StandardWeb"/>
         <w:rPr>
           <w:sz w:val="20"/>
           <w:szCs w:val="20"/>
@@ -14279,7 +12586,7 @@
                     </pic:cNvPicPr>
                   </pic:nvPicPr>
                   <pic:blipFill>
-                    <a:blip r:link="rId12">
+                    <a:blip r:link="rId8">
                       <a:extLst>
                         <a:ext uri="{28A0092B-C50C-407E-A947-70E740481C1C}">
                           <a14:useLocalDpi xmlns:a14="http://schemas.microsoft.com/office/drawing/2010/main" val="0"/>
@@ -14327,7 +12634,7 @@
     </w:p>
     <w:p>
       <w:pPr>
-        <w:pStyle w:val="NormalWeb"/>
+        <w:pStyle w:val="StandardWeb"/>
         <w:rPr>
           <w:rFonts w:eastAsiaTheme="minorEastAsia"/>
           <w:sz w:val="20"/>
@@ -14348,13 +12655,12 @@
         <w:rPr>
           <w:rStyle w:val="code1"/>
         </w:rPr>
-        <w:lastRenderedPageBreak/>
         <w:t>ID, Test, Prepared, Sender, Receiver</w:t>
       </w:r>
     </w:p>
     <w:p>
       <w:pPr>
-        <w:pStyle w:val="NormalWeb"/>
+        <w:pStyle w:val="StandardWeb"/>
         <w:rPr>
           <w:rFonts w:eastAsiaTheme="minorEastAsia"/>
           <w:sz w:val="20"/>
@@ -14943,7 +13249,7 @@
     </w:p>
     <w:p>
       <w:pPr>
-        <w:pStyle w:val="NormalWeb"/>
+        <w:pStyle w:val="StandardWeb"/>
         <w:rPr>
           <w:sz w:val="20"/>
           <w:szCs w:val="20"/>
@@ -14992,7 +13298,7 @@
     </w:p>
     <w:p>
       <w:pPr>
-        <w:pStyle w:val="NormalWeb"/>
+        <w:pStyle w:val="StandardWeb"/>
         <w:rPr>
           <w:rFonts w:eastAsiaTheme="minorEastAsia"/>
           <w:sz w:val="20"/>
@@ -15032,7 +13338,7 @@
     </w:p>
     <w:p>
       <w:pPr>
-        <w:pStyle w:val="NormalWeb"/>
+        <w:pStyle w:val="StandardWeb"/>
         <w:rPr>
           <w:rFonts w:eastAsiaTheme="minorEastAsia"/>
           <w:sz w:val="20"/>
@@ -15124,6 +13430,7 @@
                 <w:b/>
                 <w:bCs/>
               </w:rPr>
+              <w:lastRenderedPageBreak/>
               <w:t>Name</w:t>
             </w:r>
           </w:p>
@@ -15276,7 +13583,7 @@
     </w:tbl>
     <w:p>
       <w:pPr>
-        <w:pStyle w:val="NormalWeb"/>
+        <w:pStyle w:val="StandardWeb"/>
         <w:rPr>
           <w:rFonts w:eastAsiaTheme="minorEastAsia"/>
           <w:sz w:val="20"/>
@@ -15516,7 +13823,6 @@
               <w:rPr>
                 <w:rFonts w:cs="Arial"/>
               </w:rPr>
-              <w:lastRenderedPageBreak/>
               <w:t>Contact</w:t>
             </w:r>
           </w:p>
@@ -15632,7 +13938,7 @@
     </w:p>
     <w:p>
       <w:pPr>
-        <w:pStyle w:val="NormalWeb"/>
+        <w:pStyle w:val="StandardWeb"/>
         <w:rPr>
           <w:sz w:val="20"/>
           <w:szCs w:val="20"/>
@@ -15710,7 +14016,7 @@
                     </pic:cNvPicPr>
                   </pic:nvPicPr>
                   <pic:blipFill>
-                    <a:blip r:link="rId12">
+                    <a:blip r:link="rId8">
                       <a:extLst>
                         <a:ext uri="{28A0092B-C50C-407E-A947-70E740481C1C}">
                           <a14:useLocalDpi xmlns:a14="http://schemas.microsoft.com/office/drawing/2010/main" val="0"/>
@@ -15758,7 +14064,7 @@
     </w:p>
     <w:p>
       <w:pPr>
-        <w:pStyle w:val="NormalWeb"/>
+        <w:pStyle w:val="StandardWeb"/>
         <w:rPr>
           <w:rFonts w:eastAsiaTheme="minorEastAsia"/>
           <w:sz w:val="20"/>
@@ -15784,7 +14090,7 @@
     </w:p>
     <w:p>
       <w:pPr>
-        <w:pStyle w:val="NormalWeb"/>
+        <w:pStyle w:val="StandardWeb"/>
         <w:rPr>
           <w:rFonts w:eastAsiaTheme="minorEastAsia"/>
           <w:sz w:val="20"/>
@@ -15824,7 +14130,7 @@
     </w:p>
     <w:p>
       <w:pPr>
-        <w:pStyle w:val="NormalWeb"/>
+        <w:pStyle w:val="StandardWeb"/>
         <w:rPr>
           <w:rFonts w:eastAsiaTheme="minorEastAsia"/>
           <w:sz w:val="20"/>
@@ -16042,7 +14348,7 @@
     </w:tbl>
     <w:p>
       <w:pPr>
-        <w:pStyle w:val="NormalWeb"/>
+        <w:pStyle w:val="StandardWeb"/>
         <w:rPr>
           <w:rFonts w:eastAsiaTheme="minorEastAsia"/>
           <w:sz w:val="20"/>
@@ -16440,7 +14746,14 @@
               <w:rPr>
                 <w:rFonts w:cs="Arial"/>
               </w:rPr>
-              <w:t xml:space="preserve"> specifies the time zone of the sender, and if specified can be applied to all un-time zoned time values in the message. In the absence of this, any dates without time zone are implied to be in an indeterminate "local time". </w:t>
+              <w:t xml:space="preserve"> specifies the time zone of the sender, and if specified can be applied to all un-time zoned time values in the message. </w:t>
+            </w:r>
+            <w:r>
+              <w:rPr>
+                <w:rFonts w:cs="Arial"/>
+              </w:rPr>
+              <w:lastRenderedPageBreak/>
+              <w:t xml:space="preserve">In the absence of this, any dates without time zone are implied to be in an indeterminate "local time". </w:t>
             </w:r>
           </w:p>
         </w:tc>
@@ -16461,6 +14774,7 @@
           <w:bCs/>
           <w:sz w:val="20"/>
         </w:rPr>
+        <w:lastRenderedPageBreak/>
         <w:t>ContactType</w:t>
       </w:r>
       <w:proofErr w:type="spellEnd"/>
@@ -16489,7 +14803,7 @@
     </w:p>
     <w:p>
       <w:pPr>
-        <w:pStyle w:val="NormalWeb"/>
+        <w:pStyle w:val="StandardWeb"/>
         <w:rPr>
           <w:sz w:val="20"/>
           <w:szCs w:val="20"/>
@@ -16509,7 +14823,6 @@
         <w:rPr>
           <w:rStyle w:val="code1"/>
         </w:rPr>
-        <w:lastRenderedPageBreak/>
         <w:t xml:space="preserve">Name*, Department*, Role*, (Telephone | </w:t>
       </w:r>
       <w:proofErr w:type="spellStart"/>
@@ -16537,7 +14850,7 @@
     </w:p>
     <w:p>
       <w:pPr>
-        <w:pStyle w:val="NormalWeb"/>
+        <w:pStyle w:val="StandardWeb"/>
         <w:rPr>
           <w:rFonts w:eastAsiaTheme="minorEastAsia"/>
           <w:sz w:val="20"/>
@@ -17344,7 +15657,7 @@
     </w:p>
     <w:p>
       <w:pPr>
-        <w:pStyle w:val="Heading3"/>
+        <w:pStyle w:val="berschrift3"/>
         <w:rPr>
           <w:color w:val="000000"/>
           <w:sz w:val="24"/>
@@ -17414,6 +15727,7 @@
         <w:t xml:space="preserve"> and </w:t>
       </w:r>
       <w:proofErr w:type="spellStart"/>
+      <w:proofErr w:type="gramStart"/>
       <w:r>
         <w:rPr>
           <w:sz w:val="20"/>
@@ -17421,6 +15735,7 @@
         <w:t>xs:dateTime</w:t>
       </w:r>
       <w:proofErr w:type="spellEnd"/>
+      <w:proofErr w:type="gramEnd"/>
       <w:r>
         <w:rPr>
           <w:sz w:val="20"/>
@@ -17430,7 +15745,7 @@
     </w:p>
     <w:p>
       <w:pPr>
-        <w:pStyle w:val="NormalWeb"/>
+        <w:pStyle w:val="StandardWeb"/>
         <w:rPr>
           <w:sz w:val="20"/>
           <w:szCs w:val="20"/>
@@ -17463,6 +15778,7 @@
         <w:t xml:space="preserve">, </w:t>
       </w:r>
       <w:proofErr w:type="spellStart"/>
+      <w:proofErr w:type="gramStart"/>
       <w:r>
         <w:rPr>
           <w:rStyle w:val="code1"/>
@@ -17470,6 +15786,7 @@
         <w:t>xs:date</w:t>
       </w:r>
       <w:proofErr w:type="spellEnd"/>
+      <w:proofErr w:type="gramEnd"/>
       <w:r>
         <w:rPr>
           <w:rFonts w:cs="Arial"/>
@@ -17479,7 +15796,7 @@
     </w:p>
     <w:p>
       <w:pPr>
-        <w:pStyle w:val="Heading2"/>
+        <w:pStyle w:val="berschrift2"/>
       </w:pPr>
       <w:r>
         <w:br w:type="page"/>
@@ -17498,7 +15815,7 @@
     </w:p>
     <w:p>
       <w:pPr>
-        <w:pStyle w:val="NormalWeb"/>
+        <w:pStyle w:val="StandardWeb"/>
         <w:rPr>
           <w:color w:val="000000"/>
           <w:sz w:val="20"/>
@@ -17558,7 +15875,7 @@
     </w:p>
     <w:p>
       <w:pPr>
-        <w:pStyle w:val="Heading3"/>
+        <w:pStyle w:val="berschrift3"/>
         <w:rPr>
           <w:color w:val="000000"/>
           <w:sz w:val="24"/>
@@ -17580,7 +15897,7 @@
     </w:p>
     <w:p>
       <w:pPr>
-        <w:pStyle w:val="NormalWeb"/>
+        <w:pStyle w:val="StandardWeb"/>
       </w:pPr>
       <w:bookmarkStart w:id="20" w:name="_Toc290371369"/>
       <w:r>
@@ -17792,7 +16109,7 @@
     </w:tbl>
     <w:p>
       <w:pPr>
-        <w:pStyle w:val="NormalWeb"/>
+        <w:pStyle w:val="StandardWeb"/>
         <w:rPr>
           <w:sz w:val="20"/>
           <w:szCs w:val="20"/>
@@ -17831,7 +16148,7 @@
     </w:p>
     <w:p>
       <w:pPr>
-        <w:pStyle w:val="Heading3"/>
+        <w:pStyle w:val="berschrift3"/>
         <w:rPr>
           <w:color w:val="000000"/>
           <w:sz w:val="24"/>
@@ -17893,7 +16210,7 @@
     </w:p>
     <w:p>
       <w:pPr>
-        <w:pStyle w:val="Heading3"/>
+        <w:pStyle w:val="berschrift3"/>
         <w:rPr>
           <w:color w:val="000000"/>
           <w:sz w:val="24"/>
@@ -17955,7 +16272,7 @@
     </w:p>
     <w:p>
       <w:pPr>
-        <w:pStyle w:val="NormalWeb"/>
+        <w:pStyle w:val="StandardWeb"/>
         <w:rPr>
           <w:sz w:val="20"/>
           <w:szCs w:val="20"/>
@@ -17980,7 +16297,7 @@
     </w:p>
     <w:p>
       <w:pPr>
-        <w:pStyle w:val="NormalWeb"/>
+        <w:pStyle w:val="StandardWeb"/>
         <w:rPr>
           <w:sz w:val="20"/>
           <w:szCs w:val="20"/>
@@ -18209,7 +16526,6 @@
           <w:bCs/>
           <w:sz w:val="20"/>
         </w:rPr>
-        <w:lastRenderedPageBreak/>
         <w:t>FooterMessageType</w:t>
       </w:r>
       <w:proofErr w:type="spellEnd"/>
@@ -18238,7 +16554,7 @@
     </w:p>
     <w:p>
       <w:pPr>
-        <w:pStyle w:val="NormalWeb"/>
+        <w:pStyle w:val="StandardWeb"/>
         <w:rPr>
           <w:sz w:val="20"/>
           <w:szCs w:val="20"/>
@@ -18259,6 +16575,7 @@
         <w:rPr>
           <w:rStyle w:val="code1"/>
         </w:rPr>
+        <w:lastRenderedPageBreak/>
         <w:t>StatusMessageType</w:t>
       </w:r>
       <w:proofErr w:type="spellEnd"/>
@@ -18316,7 +16633,7 @@
                     </pic:cNvPicPr>
                   </pic:nvPicPr>
                   <pic:blipFill>
-                    <a:blip r:link="rId12">
+                    <a:blip r:link="rId8">
                       <a:extLst>
                         <a:ext uri="{28A0092B-C50C-407E-A947-70E740481C1C}">
                           <a14:useLocalDpi xmlns:a14="http://schemas.microsoft.com/office/drawing/2010/main" val="0"/>
@@ -18415,7 +16732,7 @@
                     </pic:cNvPicPr>
                   </pic:nvPicPr>
                   <pic:blipFill>
-                    <a:blip r:link="rId12">
+                    <a:blip r:link="rId8">
                       <a:extLst>
                         <a:ext uri="{28A0092B-C50C-407E-A947-70E740481C1C}">
                           <a14:useLocalDpi xmlns:a14="http://schemas.microsoft.com/office/drawing/2010/main" val="0"/>
@@ -18463,7 +16780,7 @@
     </w:p>
     <w:p>
       <w:pPr>
-        <w:pStyle w:val="NormalWeb"/>
+        <w:pStyle w:val="StandardWeb"/>
         <w:rPr>
           <w:sz w:val="20"/>
           <w:szCs w:val="20"/>
@@ -18517,6 +16834,7 @@
         <w:t xml:space="preserve">, </w:t>
       </w:r>
       <w:proofErr w:type="spellStart"/>
+      <w:proofErr w:type="gramStart"/>
       <w:r>
         <w:rPr>
           <w:rStyle w:val="code1"/>
@@ -18532,10 +16850,11 @@
         </w:rPr>
         <w:t>?</w:t>
       </w:r>
+      <w:proofErr w:type="gramEnd"/>
     </w:p>
     <w:p>
       <w:pPr>
-        <w:pStyle w:val="NormalWeb"/>
+        <w:pStyle w:val="StandardWeb"/>
         <w:rPr>
           <w:sz w:val="20"/>
           <w:szCs w:val="20"/>
@@ -18583,7 +16902,7 @@
     </w:p>
     <w:p>
       <w:pPr>
-        <w:pStyle w:val="NormalWeb"/>
+        <w:pStyle w:val="StandardWeb"/>
         <w:rPr>
           <w:sz w:val="20"/>
           <w:szCs w:val="20"/>
@@ -18904,7 +17223,7 @@
     </w:tbl>
     <w:p>
       <w:pPr>
-        <w:pStyle w:val="NormalWeb"/>
+        <w:pStyle w:val="StandardWeb"/>
         <w:rPr>
           <w:sz w:val="20"/>
           <w:szCs w:val="20"/>
@@ -19122,7 +17441,7 @@
     <w:p/>
     <w:p>
       <w:pPr>
-        <w:pStyle w:val="Heading3"/>
+        <w:pStyle w:val="berschrift3"/>
         <w:rPr>
           <w:color w:val="000000"/>
           <w:sz w:val="24"/>
@@ -19207,7 +17526,7 @@
     </w:p>
     <w:p>
       <w:pPr>
-        <w:pStyle w:val="NormalWeb"/>
+        <w:pStyle w:val="StandardWeb"/>
         <w:rPr>
           <w:sz w:val="20"/>
           <w:szCs w:val="20"/>
@@ -19496,7 +17815,7 @@
       </w:pPr>
     </w:p>
     <w:sectPr>
-      <w:footerReference w:type="default" r:id="rId13"/>
+      <w:footerReference w:type="default" r:id="rId9"/>
       <w:pgSz w:w="11906" w:h="16838" w:code="9"/>
       <w:pgMar w:top="1440" w:right="1797" w:bottom="1440" w:left="1797" w:header="709" w:footer="709" w:gutter="0"/>
       <w:lnNumType w:countBy="1" w:restart="continuous"/>
@@ -19509,7 +17828,7 @@
 </file>
 
 <file path=word/endnotes.xml><?xml version="1.0" encoding="utf-8"?>
-<w:endnotes xmlns:wpc="http://schemas.microsoft.com/office/word/2010/wordprocessingCanvas" xmlns:cx="http://schemas.microsoft.com/office/drawing/2014/chartex" xmlns:cx1="http://schemas.microsoft.com/office/drawing/2015/9/8/chartex" xmlns:cx2="http://schemas.microsoft.com/office/drawing/2015/10/21/chartex" xmlns:cx3="http://schemas.microsoft.com/office/drawing/2016/5/9/chartex" xmlns:cx4="http://schemas.microsoft.com/office/drawing/2016/5/10/chartex" xmlns:cx5="http://schemas.microsoft.com/office/drawing/2016/5/11/chartex" xmlns:cx6="http://schemas.microsoft.com/office/drawing/2016/5/12/chartex" xmlns:cx7="http://schemas.microsoft.com/office/drawing/2016/5/13/chartex" xmlns:cx8="http://schemas.microsoft.com/office/drawing/2016/5/14/chartex" xmlns:mc="http://schemas.openxmlformats.org/markup-compatibility/2006" xmlns:aink="http://schemas.microsoft.com/office/drawing/2016/ink" xmlns:am3d="http://schemas.microsoft.com/office/drawing/2017/model3d" xmlns:o="urn:schemas-microsoft-com:office:office" xmlns:r="http://schemas.openxmlformats.org/officeDocument/2006/relationships" xmlns:m="http://schemas.openxmlformats.org/officeDocument/2006/math" xmlns:v="urn:schemas-microsoft-com:vml" xmlns:wp14="http://schemas.microsoft.com/office/word/2010/wordprocessingDrawing" xmlns:wp="http://schemas.openxmlformats.org/drawingml/2006/wordprocessingDrawing" xmlns:w10="urn:schemas-microsoft-com:office:word" xmlns:w="http://schemas.openxmlformats.org/wordprocessingml/2006/main" xmlns:w14="http://schemas.microsoft.com/office/word/2010/wordml" xmlns:w15="http://schemas.microsoft.com/office/word/2012/wordml" xmlns:w16cex="http://schemas.microsoft.com/office/word/2018/wordml/cex" xmlns:w16cid="http://schemas.microsoft.com/office/word/2016/wordml/cid" xmlns:w16="http://schemas.microsoft.com/office/word/2018/wordml" xmlns:w16sdtdh="http://schemas.microsoft.com/office/word/2020/wordml/sdtdatahash" xmlns:w16se="http://schemas.microsoft.com/office/word/2015/wordml/symex" xmlns:wpg="http://schemas.microsoft.com/office/word/2010/wordprocessingGroup" xmlns:wpi="http://schemas.microsoft.com/office/word/2010/wordprocessingInk" xmlns:wne="http://schemas.microsoft.com/office/word/2006/wordml" xmlns:wps="http://schemas.microsoft.com/office/word/2010/wordprocessingShape" mc:Ignorable="w14 w15 w16se w16cid w16 w16cex w16sdtdh wp14">
+<w:endnotes xmlns:wpc="http://schemas.microsoft.com/office/word/2010/wordprocessingCanvas" xmlns:cx="http://schemas.microsoft.com/office/drawing/2014/chartex" xmlns:cx1="http://schemas.microsoft.com/office/drawing/2015/9/8/chartex" xmlns:cx2="http://schemas.microsoft.com/office/drawing/2015/10/21/chartex" xmlns:cx3="http://schemas.microsoft.com/office/drawing/2016/5/9/chartex" xmlns:cx4="http://schemas.microsoft.com/office/drawing/2016/5/10/chartex" xmlns:cx5="http://schemas.microsoft.com/office/drawing/2016/5/11/chartex" xmlns:cx6="http://schemas.microsoft.com/office/drawing/2016/5/12/chartex" xmlns:cx7="http://schemas.microsoft.com/office/drawing/2016/5/13/chartex" xmlns:cx8="http://schemas.microsoft.com/office/drawing/2016/5/14/chartex" xmlns:mc="http://schemas.openxmlformats.org/markup-compatibility/2006" xmlns:aink="http://schemas.microsoft.com/office/drawing/2016/ink" xmlns:am3d="http://schemas.microsoft.com/office/drawing/2017/model3d" xmlns:o="urn:schemas-microsoft-com:office:office" xmlns:oel="http://schemas.microsoft.com/office/2019/extlst" xmlns:r="http://schemas.openxmlformats.org/officeDocument/2006/relationships" xmlns:m="http://schemas.openxmlformats.org/officeDocument/2006/math" xmlns:v="urn:schemas-microsoft-com:vml" xmlns:wp14="http://schemas.microsoft.com/office/word/2010/wordprocessingDrawing" xmlns:wp="http://schemas.openxmlformats.org/drawingml/2006/wordprocessingDrawing" xmlns:w10="urn:schemas-microsoft-com:office:word" xmlns:w="http://schemas.openxmlformats.org/wordprocessingml/2006/main" xmlns:w14="http://schemas.microsoft.com/office/word/2010/wordml" xmlns:w15="http://schemas.microsoft.com/office/word/2012/wordml" xmlns:w16cex="http://schemas.microsoft.com/office/word/2018/wordml/cex" xmlns:w16cid="http://schemas.microsoft.com/office/word/2016/wordml/cid" xmlns:w16="http://schemas.microsoft.com/office/word/2018/wordml" xmlns:w16du="http://schemas.microsoft.com/office/word/2023/wordml/word16du" xmlns:w16sdtdh="http://schemas.microsoft.com/office/word/2020/wordml/sdtdatahash" xmlns:w16sdtfl="http://schemas.microsoft.com/office/word/2024/wordml/sdtformatlock" xmlns:w16se="http://schemas.microsoft.com/office/word/2015/wordml/symex" xmlns:wpg="http://schemas.microsoft.com/office/word/2010/wordprocessingGroup" xmlns:wpi="http://schemas.microsoft.com/office/word/2010/wordprocessingInk" xmlns:wne="http://schemas.microsoft.com/office/word/2006/wordml" xmlns:wps="http://schemas.microsoft.com/office/word/2010/wordprocessingShape" mc:Ignorable="w14 w15 w16se w16cid w16 w16cex w16sdtdh w16sdtfl w16du wp14">
   <w:endnote w:type="separator" w:id="-1">
     <w:p>
       <w:pPr>
@@ -19540,82 +17859,10 @@
 </file>
 
 <file path=word/footer1.xml><?xml version="1.0" encoding="utf-8"?>
-<w:ftr xmlns:wpc="http://schemas.microsoft.com/office/word/2010/wordprocessingCanvas" xmlns:cx="http://schemas.microsoft.com/office/drawing/2014/chartex" xmlns:cx1="http://schemas.microsoft.com/office/drawing/2015/9/8/chartex" xmlns:cx2="http://schemas.microsoft.com/office/drawing/2015/10/21/chartex" xmlns:cx3="http://schemas.microsoft.com/office/drawing/2016/5/9/chartex" xmlns:cx4="http://schemas.microsoft.com/office/drawing/2016/5/10/chartex" xmlns:cx5="http://schemas.microsoft.com/office/drawing/2016/5/11/chartex" xmlns:cx6="http://schemas.microsoft.com/office/drawing/2016/5/12/chartex" xmlns:cx7="http://schemas.microsoft.com/office/drawing/2016/5/13/chartex" xmlns:cx8="http://schemas.microsoft.com/office/drawing/2016/5/14/chartex" xmlns:mc="http://schemas.openxmlformats.org/markup-compatibility/2006" xmlns:aink="http://schemas.microsoft.com/office/drawing/2016/ink" xmlns:am3d="http://schemas.microsoft.com/office/drawing/2017/model3d" xmlns:o="urn:schemas-microsoft-com:office:office" xmlns:r="http://schemas.openxmlformats.org/officeDocument/2006/relationships" xmlns:m="http://schemas.openxmlformats.org/officeDocument/2006/math" xmlns:v="urn:schemas-microsoft-com:vml" xmlns:wp14="http://schemas.microsoft.com/office/word/2010/wordprocessingDrawing" xmlns:wp="http://schemas.openxmlformats.org/drawingml/2006/wordprocessingDrawing" xmlns:w10="urn:schemas-microsoft-com:office:word" xmlns:w="http://schemas.openxmlformats.org/wordprocessingml/2006/main" xmlns:w14="http://schemas.microsoft.com/office/word/2010/wordml" xmlns:w15="http://schemas.microsoft.com/office/word/2012/wordml" xmlns:w16cex="http://schemas.microsoft.com/office/word/2018/wordml/cex" xmlns:w16cid="http://schemas.microsoft.com/office/word/2016/wordml/cid" xmlns:w16="http://schemas.microsoft.com/office/word/2018/wordml" xmlns:w16sdtdh="http://schemas.microsoft.com/office/word/2020/wordml/sdtdatahash" xmlns:w16se="http://schemas.microsoft.com/office/word/2015/wordml/symex" xmlns:wpg="http://schemas.microsoft.com/office/word/2010/wordprocessingGroup" xmlns:wpi="http://schemas.microsoft.com/office/word/2010/wordprocessingInk" xmlns:wne="http://schemas.microsoft.com/office/word/2006/wordml" xmlns:wps="http://schemas.microsoft.com/office/word/2010/wordprocessingShape" mc:Ignorable="w14 w15 w16se w16cid w16 w16cex w16sdtdh wp14">
+<w:ftr xmlns:wpc="http://schemas.microsoft.com/office/word/2010/wordprocessingCanvas" xmlns:cx="http://schemas.microsoft.com/office/drawing/2014/chartex" xmlns:cx1="http://schemas.microsoft.com/office/drawing/2015/9/8/chartex" xmlns:cx2="http://schemas.microsoft.com/office/drawing/2015/10/21/chartex" xmlns:cx3="http://schemas.microsoft.com/office/drawing/2016/5/9/chartex" xmlns:cx4="http://schemas.microsoft.com/office/drawing/2016/5/10/chartex" xmlns:cx5="http://schemas.microsoft.com/office/drawing/2016/5/11/chartex" xmlns:cx6="http://schemas.microsoft.com/office/drawing/2016/5/12/chartex" xmlns:cx7="http://schemas.microsoft.com/office/drawing/2016/5/13/chartex" xmlns:cx8="http://schemas.microsoft.com/office/drawing/2016/5/14/chartex" xmlns:mc="http://schemas.openxmlformats.org/markup-compatibility/2006" xmlns:aink="http://schemas.microsoft.com/office/drawing/2016/ink" xmlns:am3d="http://schemas.microsoft.com/office/drawing/2017/model3d" xmlns:o="urn:schemas-microsoft-com:office:office" xmlns:oel="http://schemas.microsoft.com/office/2019/extlst" xmlns:r="http://schemas.openxmlformats.org/officeDocument/2006/relationships" xmlns:m="http://schemas.openxmlformats.org/officeDocument/2006/math" xmlns:v="urn:schemas-microsoft-com:vml" xmlns:wp14="http://schemas.microsoft.com/office/word/2010/wordprocessingDrawing" xmlns:wp="http://schemas.openxmlformats.org/drawingml/2006/wordprocessingDrawing" xmlns:w10="urn:schemas-microsoft-com:office:word" xmlns:w="http://schemas.openxmlformats.org/wordprocessingml/2006/main" xmlns:w14="http://schemas.microsoft.com/office/word/2010/wordml" xmlns:w15="http://schemas.microsoft.com/office/word/2012/wordml" xmlns:w16cex="http://schemas.microsoft.com/office/word/2018/wordml/cex" xmlns:w16cid="http://schemas.microsoft.com/office/word/2016/wordml/cid" xmlns:w16="http://schemas.microsoft.com/office/word/2018/wordml" xmlns:w16du="http://schemas.microsoft.com/office/word/2023/wordml/word16du" xmlns:w16sdtdh="http://schemas.microsoft.com/office/word/2020/wordml/sdtdatahash" xmlns:w16sdtfl="http://schemas.microsoft.com/office/word/2024/wordml/sdtformatlock" xmlns:w16se="http://schemas.microsoft.com/office/word/2015/wordml/symex" xmlns:wpg="http://schemas.microsoft.com/office/word/2010/wordprocessingGroup" xmlns:wpi="http://schemas.microsoft.com/office/word/2010/wordprocessingInk" xmlns:wne="http://schemas.microsoft.com/office/word/2006/wordml" xmlns:wps="http://schemas.microsoft.com/office/word/2010/wordprocessingShape" mc:Ignorable="w14 w15 w16se w16cid w16 w16cex w16sdtdh w16sdtfl w16du wp14">
   <w:p>
     <w:pPr>
-      <w:pStyle w:val="ParagraphCharCharChar"/>
-      <w:rPr>
-        <w:lang w:val="en-US"/>
-      </w:rPr>
-    </w:pPr>
-    <w:r>
-      <w:rPr>
-        <w:lang w:val="en-US"/>
-      </w:rPr>
-      <w:t>© SDMX 20</w:t>
-    </w:r>
-    <w:r>
-      <w:rPr>
-        <w:lang w:val="en-US"/>
-      </w:rPr>
-      <w:t>2</w:t>
-    </w:r>
-    <w:r>
-      <w:rPr>
-        <w:lang w:val="en-US"/>
-      </w:rPr>
-      <w:t>1</w:t>
-    </w:r>
-  </w:p>
-  <w:p>
-    <w:pPr>
-      <w:pStyle w:val="ParagraphCharCharChar"/>
-      <w:rPr>
-        <w:rStyle w:val="Hyperlink"/>
-      </w:rPr>
-    </w:pPr>
-    <w:r>
-      <w:rPr>
-        <w:rStyle w:val="Hyperlink"/>
-      </w:rPr>
-      <w:t>http://www.sdmx.org/</w:t>
-    </w:r>
-  </w:p>
-  <w:p>
-    <w:pPr>
-      <w:pStyle w:val="Footer"/>
-      <w:jc w:val="center"/>
-    </w:pPr>
-  </w:p>
-</w:ftr>
-</file>
-
-<file path=word/footer2.xml><?xml version="1.0" encoding="utf-8"?>
-<w:ftr xmlns:wpc="http://schemas.microsoft.com/office/word/2010/wordprocessingCanvas" xmlns:cx="http://schemas.microsoft.com/office/drawing/2014/chartex" xmlns:cx1="http://schemas.microsoft.com/office/drawing/2015/9/8/chartex" xmlns:cx2="http://schemas.microsoft.com/office/drawing/2015/10/21/chartex" xmlns:cx3="http://schemas.microsoft.com/office/drawing/2016/5/9/chartex" xmlns:cx4="http://schemas.microsoft.com/office/drawing/2016/5/10/chartex" xmlns:cx5="http://schemas.microsoft.com/office/drawing/2016/5/11/chartex" xmlns:cx6="http://schemas.microsoft.com/office/drawing/2016/5/12/chartex" xmlns:cx7="http://schemas.microsoft.com/office/drawing/2016/5/13/chartex" xmlns:cx8="http://schemas.microsoft.com/office/drawing/2016/5/14/chartex" xmlns:mc="http://schemas.openxmlformats.org/markup-compatibility/2006" xmlns:aink="http://schemas.microsoft.com/office/drawing/2016/ink" xmlns:am3d="http://schemas.microsoft.com/office/drawing/2017/model3d" xmlns:o="urn:schemas-microsoft-com:office:office" xmlns:r="http://schemas.openxmlformats.org/officeDocument/2006/relationships" xmlns:m="http://schemas.openxmlformats.org/officeDocument/2006/math" xmlns:v="urn:schemas-microsoft-com:vml" xmlns:wp14="http://schemas.microsoft.com/office/word/2010/wordprocessingDrawing" xmlns:wp="http://schemas.openxmlformats.org/drawingml/2006/wordprocessingDrawing" xmlns:w10="urn:schemas-microsoft-com:office:word" xmlns:w="http://schemas.openxmlformats.org/wordprocessingml/2006/main" xmlns:w14="http://schemas.microsoft.com/office/word/2010/wordml" xmlns:w15="http://schemas.microsoft.com/office/word/2012/wordml" xmlns:w16cex="http://schemas.microsoft.com/office/word/2018/wordml/cex" xmlns:w16cid="http://schemas.microsoft.com/office/word/2016/wordml/cid" xmlns:w16="http://schemas.microsoft.com/office/word/2018/wordml" xmlns:w16sdtdh="http://schemas.microsoft.com/office/word/2020/wordml/sdtdatahash" xmlns:w16se="http://schemas.microsoft.com/office/word/2015/wordml/symex" xmlns:wpg="http://schemas.microsoft.com/office/word/2010/wordprocessingGroup" xmlns:wpi="http://schemas.microsoft.com/office/word/2010/wordprocessingInk" xmlns:wne="http://schemas.microsoft.com/office/word/2006/wordml" xmlns:wps="http://schemas.microsoft.com/office/word/2010/wordprocessingShape" mc:Ignorable="w14 w15 w16se w16cid w16 w16cex w16sdtdh wp14">
-  <w:p>
-    <w:pPr>
-      <w:pStyle w:val="Footer"/>
-    </w:pPr>
-  </w:p>
-</w:ftr>
-</file>
-
-<file path=word/footer3.xml><?xml version="1.0" encoding="utf-8"?>
-<w:ftr xmlns:wpc="http://schemas.microsoft.com/office/word/2010/wordprocessingCanvas" xmlns:cx="http://schemas.microsoft.com/office/drawing/2014/chartex" xmlns:cx1="http://schemas.microsoft.com/office/drawing/2015/9/8/chartex" xmlns:cx2="http://schemas.microsoft.com/office/drawing/2015/10/21/chartex" xmlns:cx3="http://schemas.microsoft.com/office/drawing/2016/5/9/chartex" xmlns:cx4="http://schemas.microsoft.com/office/drawing/2016/5/10/chartex" xmlns:cx5="http://schemas.microsoft.com/office/drawing/2016/5/11/chartex" xmlns:cx6="http://schemas.microsoft.com/office/drawing/2016/5/12/chartex" xmlns:cx7="http://schemas.microsoft.com/office/drawing/2016/5/13/chartex" xmlns:cx8="http://schemas.microsoft.com/office/drawing/2016/5/14/chartex" xmlns:mc="http://schemas.openxmlformats.org/markup-compatibility/2006" xmlns:aink="http://schemas.microsoft.com/office/drawing/2016/ink" xmlns:am3d="http://schemas.microsoft.com/office/drawing/2017/model3d" xmlns:o="urn:schemas-microsoft-com:office:office" xmlns:r="http://schemas.openxmlformats.org/officeDocument/2006/relationships" xmlns:m="http://schemas.openxmlformats.org/officeDocument/2006/math" xmlns:v="urn:schemas-microsoft-com:vml" xmlns:wp14="http://schemas.microsoft.com/office/word/2010/wordprocessingDrawing" xmlns:wp="http://schemas.openxmlformats.org/drawingml/2006/wordprocessingDrawing" xmlns:w10="urn:schemas-microsoft-com:office:word" xmlns:w="http://schemas.openxmlformats.org/wordprocessingml/2006/main" xmlns:w14="http://schemas.microsoft.com/office/word/2010/wordml" xmlns:w15="http://schemas.microsoft.com/office/word/2012/wordml" xmlns:w16cex="http://schemas.microsoft.com/office/word/2018/wordml/cex" xmlns:w16cid="http://schemas.microsoft.com/office/word/2016/wordml/cid" xmlns:w16="http://schemas.microsoft.com/office/word/2018/wordml" xmlns:w16sdtdh="http://schemas.microsoft.com/office/word/2020/wordml/sdtdatahash" xmlns:w16se="http://schemas.microsoft.com/office/word/2015/wordml/symex" xmlns:wpg="http://schemas.microsoft.com/office/word/2010/wordprocessingGroup" xmlns:wpi="http://schemas.microsoft.com/office/word/2010/wordprocessingInk" xmlns:wne="http://schemas.microsoft.com/office/word/2006/wordml" xmlns:wps="http://schemas.microsoft.com/office/word/2010/wordprocessingShape" mc:Ignorable="w14 w15 w16se w16cid w16 w16cex w16sdtdh wp14">
-  <w:p>
-    <w:pPr>
-      <w:pStyle w:val="Footer"/>
-      <w:jc w:val="center"/>
-    </w:pPr>
-  </w:p>
-</w:ftr>
-</file>
-
-<file path=word/footer4.xml><?xml version="1.0" encoding="utf-8"?>
-<w:ftr xmlns:wpc="http://schemas.microsoft.com/office/word/2010/wordprocessingCanvas" xmlns:cx="http://schemas.microsoft.com/office/drawing/2014/chartex" xmlns:cx1="http://schemas.microsoft.com/office/drawing/2015/9/8/chartex" xmlns:cx2="http://schemas.microsoft.com/office/drawing/2015/10/21/chartex" xmlns:cx3="http://schemas.microsoft.com/office/drawing/2016/5/9/chartex" xmlns:cx4="http://schemas.microsoft.com/office/drawing/2016/5/10/chartex" xmlns:cx5="http://schemas.microsoft.com/office/drawing/2016/5/11/chartex" xmlns:cx6="http://schemas.microsoft.com/office/drawing/2016/5/12/chartex" xmlns:cx7="http://schemas.microsoft.com/office/drawing/2016/5/13/chartex" xmlns:cx8="http://schemas.microsoft.com/office/drawing/2016/5/14/chartex" xmlns:mc="http://schemas.openxmlformats.org/markup-compatibility/2006" xmlns:aink="http://schemas.microsoft.com/office/drawing/2016/ink" xmlns:am3d="http://schemas.microsoft.com/office/drawing/2017/model3d" xmlns:o="urn:schemas-microsoft-com:office:office" xmlns:r="http://schemas.openxmlformats.org/officeDocument/2006/relationships" xmlns:m="http://schemas.openxmlformats.org/officeDocument/2006/math" xmlns:v="urn:schemas-microsoft-com:vml" xmlns:wp14="http://schemas.microsoft.com/office/word/2010/wordprocessingDrawing" xmlns:wp="http://schemas.openxmlformats.org/drawingml/2006/wordprocessingDrawing" xmlns:w10="urn:schemas-microsoft-com:office:word" xmlns:w="http://schemas.openxmlformats.org/wordprocessingml/2006/main" xmlns:w14="http://schemas.microsoft.com/office/word/2010/wordml" xmlns:w15="http://schemas.microsoft.com/office/word/2012/wordml" xmlns:w16cex="http://schemas.microsoft.com/office/word/2018/wordml/cex" xmlns:w16cid="http://schemas.microsoft.com/office/word/2016/wordml/cid" xmlns:w16="http://schemas.microsoft.com/office/word/2018/wordml" xmlns:w16sdtdh="http://schemas.microsoft.com/office/word/2020/wordml/sdtdatahash" xmlns:w16se="http://schemas.microsoft.com/office/word/2015/wordml/symex" xmlns:wpg="http://schemas.microsoft.com/office/word/2010/wordprocessingGroup" xmlns:wpi="http://schemas.microsoft.com/office/word/2010/wordprocessingInk" xmlns:wne="http://schemas.microsoft.com/office/word/2006/wordml" xmlns:wps="http://schemas.microsoft.com/office/word/2010/wordprocessingShape" mc:Ignorable="w14 w15 w16se w16cid w16 w16cex w16sdtdh wp14">
-  <w:p>
-    <w:pPr>
-      <w:pStyle w:val="Footer"/>
+      <w:pStyle w:val="Fuzeile"/>
       <w:jc w:val="center"/>
     </w:pPr>
     <w:r>
@@ -19639,7 +17886,7 @@
   </w:p>
   <w:p>
     <w:pPr>
-      <w:pStyle w:val="Footer"/>
+      <w:pStyle w:val="Fuzeile"/>
       <w:jc w:val="center"/>
     </w:pPr>
   </w:p>
@@ -19647,7 +17894,7 @@
 </file>
 
 <file path=word/footnotes.xml><?xml version="1.0" encoding="utf-8"?>
-<w:footnotes xmlns:wpc="http://schemas.microsoft.com/office/word/2010/wordprocessingCanvas" xmlns:cx="http://schemas.microsoft.com/office/drawing/2014/chartex" xmlns:cx1="http://schemas.microsoft.com/office/drawing/2015/9/8/chartex" xmlns:cx2="http://schemas.microsoft.com/office/drawing/2015/10/21/chartex" xmlns:cx3="http://schemas.microsoft.com/office/drawing/2016/5/9/chartex" xmlns:cx4="http://schemas.microsoft.com/office/drawing/2016/5/10/chartex" xmlns:cx5="http://schemas.microsoft.com/office/drawing/2016/5/11/chartex" xmlns:cx6="http://schemas.microsoft.com/office/drawing/2016/5/12/chartex" xmlns:cx7="http://schemas.microsoft.com/office/drawing/2016/5/13/chartex" xmlns:cx8="http://schemas.microsoft.com/office/drawing/2016/5/14/chartex" xmlns:mc="http://schemas.openxmlformats.org/markup-compatibility/2006" xmlns:aink="http://schemas.microsoft.com/office/drawing/2016/ink" xmlns:am3d="http://schemas.microsoft.com/office/drawing/2017/model3d" xmlns:o="urn:schemas-microsoft-com:office:office" xmlns:r="http://schemas.openxmlformats.org/officeDocument/2006/relationships" xmlns:m="http://schemas.openxmlformats.org/officeDocument/2006/math" xmlns:v="urn:schemas-microsoft-com:vml" xmlns:wp14="http://schemas.microsoft.com/office/word/2010/wordprocessingDrawing" xmlns:wp="http://schemas.openxmlformats.org/drawingml/2006/wordprocessingDrawing" xmlns:w10="urn:schemas-microsoft-com:office:word" xmlns:w="http://schemas.openxmlformats.org/wordprocessingml/2006/main" xmlns:w14="http://schemas.microsoft.com/office/word/2010/wordml" xmlns:w15="http://schemas.microsoft.com/office/word/2012/wordml" xmlns:w16cex="http://schemas.microsoft.com/office/word/2018/wordml/cex" xmlns:w16cid="http://schemas.microsoft.com/office/word/2016/wordml/cid" xmlns:w16="http://schemas.microsoft.com/office/word/2018/wordml" xmlns:w16sdtdh="http://schemas.microsoft.com/office/word/2020/wordml/sdtdatahash" xmlns:w16se="http://schemas.microsoft.com/office/word/2015/wordml/symex" xmlns:wpg="http://schemas.microsoft.com/office/word/2010/wordprocessingGroup" xmlns:wpi="http://schemas.microsoft.com/office/word/2010/wordprocessingInk" xmlns:wne="http://schemas.microsoft.com/office/word/2006/wordml" xmlns:wps="http://schemas.microsoft.com/office/word/2010/wordprocessingShape" mc:Ignorable="w14 w15 w16se w16cid w16 w16cex w16sdtdh wp14">
+<w:footnotes xmlns:wpc="http://schemas.microsoft.com/office/word/2010/wordprocessingCanvas" xmlns:cx="http://schemas.microsoft.com/office/drawing/2014/chartex" xmlns:cx1="http://schemas.microsoft.com/office/drawing/2015/9/8/chartex" xmlns:cx2="http://schemas.microsoft.com/office/drawing/2015/10/21/chartex" xmlns:cx3="http://schemas.microsoft.com/office/drawing/2016/5/9/chartex" xmlns:cx4="http://schemas.microsoft.com/office/drawing/2016/5/10/chartex" xmlns:cx5="http://schemas.microsoft.com/office/drawing/2016/5/11/chartex" xmlns:cx6="http://schemas.microsoft.com/office/drawing/2016/5/12/chartex" xmlns:cx7="http://schemas.microsoft.com/office/drawing/2016/5/13/chartex" xmlns:cx8="http://schemas.microsoft.com/office/drawing/2016/5/14/chartex" xmlns:mc="http://schemas.openxmlformats.org/markup-compatibility/2006" xmlns:aink="http://schemas.microsoft.com/office/drawing/2016/ink" xmlns:am3d="http://schemas.microsoft.com/office/drawing/2017/model3d" xmlns:o="urn:schemas-microsoft-com:office:office" xmlns:oel="http://schemas.microsoft.com/office/2019/extlst" xmlns:r="http://schemas.openxmlformats.org/officeDocument/2006/relationships" xmlns:m="http://schemas.openxmlformats.org/officeDocument/2006/math" xmlns:v="urn:schemas-microsoft-com:vml" xmlns:wp14="http://schemas.microsoft.com/office/word/2010/wordprocessingDrawing" xmlns:wp="http://schemas.openxmlformats.org/drawingml/2006/wordprocessingDrawing" xmlns:w10="urn:schemas-microsoft-com:office:word" xmlns:w="http://schemas.openxmlformats.org/wordprocessingml/2006/main" xmlns:w14="http://schemas.microsoft.com/office/word/2010/wordml" xmlns:w15="http://schemas.microsoft.com/office/word/2012/wordml" xmlns:w16cex="http://schemas.microsoft.com/office/word/2018/wordml/cex" xmlns:w16cid="http://schemas.microsoft.com/office/word/2016/wordml/cid" xmlns:w16="http://schemas.microsoft.com/office/word/2018/wordml" xmlns:w16du="http://schemas.microsoft.com/office/word/2023/wordml/word16du" xmlns:w16sdtdh="http://schemas.microsoft.com/office/word/2020/wordml/sdtdatahash" xmlns:w16sdtfl="http://schemas.microsoft.com/office/word/2024/wordml/sdtformatlock" xmlns:w16se="http://schemas.microsoft.com/office/word/2015/wordml/symex" xmlns:wpg="http://schemas.microsoft.com/office/word/2010/wordprocessingGroup" xmlns:wpi="http://schemas.microsoft.com/office/word/2010/wordprocessingInk" xmlns:wne="http://schemas.microsoft.com/office/word/2006/wordml" xmlns:wps="http://schemas.microsoft.com/office/word/2010/wordprocessingShape" mc:Ignorable="w14 w15 w16se w16cid w16 w16cex w16sdtdh w16sdtfl w16du wp14">
   <w:footnote w:type="separator" w:id="-1">
     <w:p>
       <w:pPr>
@@ -19677,164 +17924,8 @@
 </w:footnotes>
 </file>
 
-<file path=word/header1.xml><?xml version="1.0" encoding="utf-8"?>
-<w:hdr xmlns:wpc="http://schemas.microsoft.com/office/word/2010/wordprocessingCanvas" xmlns:cx="http://schemas.microsoft.com/office/drawing/2014/chartex" xmlns:cx1="http://schemas.microsoft.com/office/drawing/2015/9/8/chartex" xmlns:cx2="http://schemas.microsoft.com/office/drawing/2015/10/21/chartex" xmlns:cx3="http://schemas.microsoft.com/office/drawing/2016/5/9/chartex" xmlns:cx4="http://schemas.microsoft.com/office/drawing/2016/5/10/chartex" xmlns:cx5="http://schemas.microsoft.com/office/drawing/2016/5/11/chartex" xmlns:cx6="http://schemas.microsoft.com/office/drawing/2016/5/12/chartex" xmlns:cx7="http://schemas.microsoft.com/office/drawing/2016/5/13/chartex" xmlns:cx8="http://schemas.microsoft.com/office/drawing/2016/5/14/chartex" xmlns:mc="http://schemas.openxmlformats.org/markup-compatibility/2006" xmlns:aink="http://schemas.microsoft.com/office/drawing/2016/ink" xmlns:am3d="http://schemas.microsoft.com/office/drawing/2017/model3d" xmlns:o="urn:schemas-microsoft-com:office:office" xmlns:r="http://schemas.openxmlformats.org/officeDocument/2006/relationships" xmlns:m="http://schemas.openxmlformats.org/officeDocument/2006/math" xmlns:v="urn:schemas-microsoft-com:vml" xmlns:wp14="http://schemas.microsoft.com/office/word/2010/wordprocessingDrawing" xmlns:wp="http://schemas.openxmlformats.org/drawingml/2006/wordprocessingDrawing" xmlns:w10="urn:schemas-microsoft-com:office:word" xmlns:w="http://schemas.openxmlformats.org/wordprocessingml/2006/main" xmlns:w14="http://schemas.microsoft.com/office/word/2010/wordml" xmlns:w15="http://schemas.microsoft.com/office/word/2012/wordml" xmlns:w16cex="http://schemas.microsoft.com/office/word/2018/wordml/cex" xmlns:w16cid="http://schemas.microsoft.com/office/word/2016/wordml/cid" xmlns:w16="http://schemas.microsoft.com/office/word/2018/wordml" xmlns:w16sdtdh="http://schemas.microsoft.com/office/word/2020/wordml/sdtdatahash" xmlns:w16se="http://schemas.microsoft.com/office/word/2015/wordml/symex" xmlns:wpg="http://schemas.microsoft.com/office/word/2010/wordprocessingGroup" xmlns:wpi="http://schemas.microsoft.com/office/word/2010/wordprocessingInk" xmlns:wne="http://schemas.microsoft.com/office/word/2006/wordml" xmlns:wps="http://schemas.microsoft.com/office/word/2010/wordprocessingShape" mc:Ignorable="w14 w15 w16se w16cid w16 w16cex w16sdtdh wp14">
-  <w:p>
-    <w:pPr>
-      <w:pStyle w:val="Footerempty"/>
-      <w:ind w:right="-508"/>
-      <w:rPr>
-        <w:rFonts w:cs="Arial"/>
-        <w:color w:val="000080"/>
-      </w:rPr>
-    </w:pPr>
-    <w:r>
-      <w:rPr>
-        <w:noProof/>
-        <w:lang w:val="en-US"/>
-      </w:rPr>
-      <w:drawing>
-        <wp:inline distT="0" distB="0" distL="0" distR="0" wp14:anchorId="3642C201" wp14:editId="3A196705">
-          <wp:extent cx="1308100" cy="393700"/>
-          <wp:effectExtent l="0" t="0" r="0" b="0"/>
-          <wp:docPr id="17" name="Picture 1" descr="sdmx2"/>
-          <wp:cNvGraphicFramePr>
-            <a:graphicFrameLocks xmlns:a="http://schemas.openxmlformats.org/drawingml/2006/main"/>
-          </wp:cNvGraphicFramePr>
-          <a:graphic xmlns:a="http://schemas.openxmlformats.org/drawingml/2006/main">
-            <a:graphicData uri="http://schemas.openxmlformats.org/drawingml/2006/picture">
-              <pic:pic xmlns:pic="http://schemas.openxmlformats.org/drawingml/2006/picture">
-                <pic:nvPicPr>
-                  <pic:cNvPr id="0" name="Picture 1" descr="sdmx2"/>
-                  <pic:cNvPicPr>
-                    <a:picLocks/>
-                  </pic:cNvPicPr>
-                </pic:nvPicPr>
-                <pic:blipFill>
-                  <a:blip r:embed="rId1">
-                    <a:extLst>
-                      <a:ext uri="{28A0092B-C50C-407E-A947-70E740481C1C}">
-                        <a14:useLocalDpi xmlns:a14="http://schemas.microsoft.com/office/drawing/2010/main" val="0"/>
-                      </a:ext>
-                    </a:extLst>
-                  </a:blip>
-                  <a:srcRect/>
-                  <a:stretch>
-                    <a:fillRect/>
-                  </a:stretch>
-                </pic:blipFill>
-                <pic:spPr bwMode="auto">
-                  <a:xfrm>
-                    <a:off x="0" y="0"/>
-                    <a:ext cx="1308100" cy="393700"/>
-                  </a:xfrm>
-                  <a:prstGeom prst="rect">
-                    <a:avLst/>
-                  </a:prstGeom>
-                  <a:noFill/>
-                  <a:ln>
-                    <a:noFill/>
-                  </a:ln>
-                </pic:spPr>
-              </pic:pic>
-            </a:graphicData>
-          </a:graphic>
-        </wp:inline>
-      </w:drawing>
-    </w:r>
-    <w:r>
-      <w:rPr>
-        <w:rFonts w:cs="Arial"/>
-      </w:rPr>
-      <w:t xml:space="preserve"> </w:t>
-    </w:r>
-    <w:r>
-      <w:rPr>
-        <w:rFonts w:cs="Arial"/>
-        <w:sz w:val="16"/>
-      </w:rPr>
-      <w:t xml:space="preserve"> </w:t>
-    </w:r>
-    <w:proofErr w:type="gramStart"/>
-    <w:r>
-      <w:rPr>
-        <w:rFonts w:cs="Arial"/>
-        <w:smallCaps/>
-        <w:color w:val="000080"/>
-        <w:spacing w:val="20"/>
-        <w:sz w:val="22"/>
-      </w:rPr>
-      <w:t>Statistical  Data</w:t>
-    </w:r>
-    <w:proofErr w:type="gramEnd"/>
-    <w:r>
-      <w:rPr>
-        <w:rFonts w:cs="Arial"/>
-        <w:smallCaps/>
-        <w:color w:val="000080"/>
-        <w:spacing w:val="20"/>
-        <w:sz w:val="22"/>
-      </w:rPr>
-      <w:t xml:space="preserve">  and  Metadata  Exchange  Initiative</w:t>
-    </w:r>
-    <w:r>
-      <w:rPr>
-        <w:color w:val="000080"/>
-      </w:rPr>
-      <w:t xml:space="preserve">  </w:t>
-    </w:r>
-    <w:r>
-      <w:rPr>
-        <w:rFonts w:cs="Arial"/>
-        <w:color w:val="000080"/>
-      </w:rPr>
-      <w:t xml:space="preserve"> </w:t>
-    </w:r>
-  </w:p>
-  <w:p>
-    <w:pPr>
-      <w:pStyle w:val="Footerempty"/>
-      <w:rPr>
-        <w:rFonts w:cs="Arial"/>
-        <w:color w:val="000080"/>
-        <w:sz w:val="20"/>
-      </w:rPr>
-    </w:pPr>
-  </w:p>
-  <w:p>
-    <w:pPr>
-      <w:pStyle w:val="Footerempty"/>
-      <w:rPr>
-        <w:rFonts w:cs="Arial"/>
-        <w:color w:val="000080"/>
-        <w:sz w:val="20"/>
-      </w:rPr>
-    </w:pPr>
-  </w:p>
-  <w:p>
-    <w:pPr>
-      <w:pStyle w:val="Footerempty"/>
-      <w:rPr>
-        <w:rFonts w:cs="Arial"/>
-        <w:color w:val="000080"/>
-        <w:sz w:val="20"/>
-      </w:rPr>
-    </w:pPr>
-  </w:p>
-  <w:p>
-    <w:pPr>
-      <w:pStyle w:val="Footerempty"/>
-      <w:rPr>
-        <w:rFonts w:cs="Arial"/>
-        <w:color w:val="000080"/>
-      </w:rPr>
-    </w:pPr>
-  </w:p>
-</w:hdr>
-</file>
-
 <file path=word/numbering.xml><?xml version="1.0" encoding="utf-8"?>
-<w:numbering xmlns:wpc="http://schemas.microsoft.com/office/word/2010/wordprocessingCanvas" xmlns:cx="http://schemas.microsoft.com/office/drawing/2014/chartex" xmlns:cx1="http://schemas.microsoft.com/office/drawing/2015/9/8/chartex" xmlns:cx2="http://schemas.microsoft.com/office/drawing/2015/10/21/chartex" xmlns:cx3="http://schemas.microsoft.com/office/drawing/2016/5/9/chartex" xmlns:cx4="http://schemas.microsoft.com/office/drawing/2016/5/10/chartex" xmlns:cx5="http://schemas.microsoft.com/office/drawing/2016/5/11/chartex" xmlns:cx6="http://schemas.microsoft.com/office/drawing/2016/5/12/chartex" xmlns:cx7="http://schemas.microsoft.com/office/drawing/2016/5/13/chartex" xmlns:cx8="http://schemas.microsoft.com/office/drawing/2016/5/14/chartex" xmlns:mc="http://schemas.openxmlformats.org/markup-compatibility/2006" xmlns:aink="http://schemas.microsoft.com/office/drawing/2016/ink" xmlns:am3d="http://schemas.microsoft.com/office/drawing/2017/model3d" xmlns:o="urn:schemas-microsoft-com:office:office" xmlns:r="http://schemas.openxmlformats.org/officeDocument/2006/relationships" xmlns:m="http://schemas.openxmlformats.org/officeDocument/2006/math" xmlns:v="urn:schemas-microsoft-com:vml" xmlns:wp14="http://schemas.microsoft.com/office/word/2010/wordprocessingDrawing" xmlns:wp="http://schemas.openxmlformats.org/drawingml/2006/wordprocessingDrawing" xmlns:w10="urn:schemas-microsoft-com:office:word" xmlns:w="http://schemas.openxmlformats.org/wordprocessingml/2006/main" xmlns:w14="http://schemas.microsoft.com/office/word/2010/wordml" xmlns:w15="http://schemas.microsoft.com/office/word/2012/wordml" xmlns:w16cex="http://schemas.microsoft.com/office/word/2018/wordml/cex" xmlns:w16cid="http://schemas.microsoft.com/office/word/2016/wordml/cid" xmlns:w16="http://schemas.microsoft.com/office/word/2018/wordml" xmlns:w16sdtdh="http://schemas.microsoft.com/office/word/2020/wordml/sdtdatahash" xmlns:w16se="http://schemas.microsoft.com/office/word/2015/wordml/symex" xmlns:wpg="http://schemas.microsoft.com/office/word/2010/wordprocessingGroup" xmlns:wpi="http://schemas.microsoft.com/office/word/2010/wordprocessingInk" xmlns:wne="http://schemas.microsoft.com/office/word/2006/wordml" xmlns:wps="http://schemas.microsoft.com/office/word/2010/wordprocessingShape" mc:Ignorable="w14 w15 w16se w16cid w16 w16cex w16sdtdh wp14">
+<w:numbering xmlns:wpc="http://schemas.microsoft.com/office/word/2010/wordprocessingCanvas" xmlns:cx="http://schemas.microsoft.com/office/drawing/2014/chartex" xmlns:cx1="http://schemas.microsoft.com/office/drawing/2015/9/8/chartex" xmlns:cx2="http://schemas.microsoft.com/office/drawing/2015/10/21/chartex" xmlns:cx3="http://schemas.microsoft.com/office/drawing/2016/5/9/chartex" xmlns:cx4="http://schemas.microsoft.com/office/drawing/2016/5/10/chartex" xmlns:cx5="http://schemas.microsoft.com/office/drawing/2016/5/11/chartex" xmlns:cx6="http://schemas.microsoft.com/office/drawing/2016/5/12/chartex" xmlns:cx7="http://schemas.microsoft.com/office/drawing/2016/5/13/chartex" xmlns:cx8="http://schemas.microsoft.com/office/drawing/2016/5/14/chartex" xmlns:mc="http://schemas.openxmlformats.org/markup-compatibility/2006" xmlns:aink="http://schemas.microsoft.com/office/drawing/2016/ink" xmlns:am3d="http://schemas.microsoft.com/office/drawing/2017/model3d" xmlns:o="urn:schemas-microsoft-com:office:office" xmlns:oel="http://schemas.microsoft.com/office/2019/extlst" xmlns:r="http://schemas.openxmlformats.org/officeDocument/2006/relationships" xmlns:m="http://schemas.openxmlformats.org/officeDocument/2006/math" xmlns:v="urn:schemas-microsoft-com:vml" xmlns:wp14="http://schemas.microsoft.com/office/word/2010/wordprocessingDrawing" xmlns:wp="http://schemas.openxmlformats.org/drawingml/2006/wordprocessingDrawing" xmlns:w10="urn:schemas-microsoft-com:office:word" xmlns:w="http://schemas.openxmlformats.org/wordprocessingml/2006/main" xmlns:w14="http://schemas.microsoft.com/office/word/2010/wordml" xmlns:w15="http://schemas.microsoft.com/office/word/2012/wordml" xmlns:w16cex="http://schemas.microsoft.com/office/word/2018/wordml/cex" xmlns:w16cid="http://schemas.microsoft.com/office/word/2016/wordml/cid" xmlns:w16="http://schemas.microsoft.com/office/word/2018/wordml" xmlns:w16du="http://schemas.microsoft.com/office/word/2023/wordml/word16du" xmlns:w16sdtdh="http://schemas.microsoft.com/office/word/2020/wordml/sdtdatahash" xmlns:w16sdtfl="http://schemas.microsoft.com/office/word/2024/wordml/sdtformatlock" xmlns:w16se="http://schemas.microsoft.com/office/word/2015/wordml/symex" xmlns:wpg="http://schemas.microsoft.com/office/word/2010/wordprocessingGroup" xmlns:wpi="http://schemas.microsoft.com/office/word/2010/wordprocessingInk" xmlns:wne="http://schemas.microsoft.com/office/word/2006/wordml" xmlns:wps="http://schemas.microsoft.com/office/word/2010/wordprocessingShape" mc:Ignorable="w14 w15 w16se w16cid w16 w16cex w16sdtdh w16sdtfl w16du wp14">
   <w:abstractNum w:abstractNumId="0" w15:restartNumberingAfterBreak="0">
     <w:nsid w:val="FFFFFF1D"/>
     <w:multiLevelType w:val="multilevel"/>
@@ -22801,7 +20892,7 @@
     <w:lvl w:ilvl="3">
       <w:start w:val="1"/>
       <w:numFmt w:val="decimal"/>
-      <w:pStyle w:val="Heading4"/>
+      <w:pStyle w:val="berschrift4"/>
       <w:lvlText w:val="%1.%2.%3.%4"/>
       <w:lvlJc w:val="left"/>
       <w:pPr>
@@ -23123,7 +21214,7 @@
     <w:lvl w:ilvl="0">
       <w:start w:val="1"/>
       <w:numFmt w:val="decimal"/>
-      <w:pStyle w:val="Heading1"/>
+      <w:pStyle w:val="berschrift1"/>
       <w:lvlText w:val="%1"/>
       <w:lvlJc w:val="left"/>
       <w:pPr>
@@ -23139,7 +21230,7 @@
     <w:lvl w:ilvl="1">
       <w:start w:val="1"/>
       <w:numFmt w:val="decimal"/>
-      <w:pStyle w:val="Heading2"/>
+      <w:pStyle w:val="berschrift2"/>
       <w:lvlText w:val="%1.%2"/>
       <w:lvlJc w:val="left"/>
       <w:pPr>
@@ -23155,7 +21246,7 @@
     <w:lvl w:ilvl="2">
       <w:start w:val="1"/>
       <w:numFmt w:val="decimal"/>
-      <w:pStyle w:val="Heading3"/>
+      <w:pStyle w:val="berschrift3"/>
       <w:lvlText w:val="%1.%2.%3"/>
       <w:lvlJc w:val="left"/>
       <w:pPr>
@@ -24516,7 +22607,7 @@
     <w:lvl w:ilvl="0" w:tplc="FFFFFFFF">
       <w:start w:val="1"/>
       <w:numFmt w:val="bullet"/>
-      <w:pStyle w:val="Caption"/>
+      <w:pStyle w:val="Beschriftung"/>
       <w:lvlText w:val=""/>
       <w:lvlJc w:val="left"/>
       <w:pPr>
@@ -24789,136 +22880,136 @@
       </w:rPr>
     </w:lvl>
   </w:abstractNum>
-  <w:num w:numId="1">
+  <w:num w:numId="1" w16cid:durableId="1482311156">
     <w:abstractNumId w:val="40"/>
   </w:num>
-  <w:num w:numId="2">
+  <w:num w:numId="2" w16cid:durableId="162934873">
     <w:abstractNumId w:val="25"/>
   </w:num>
-  <w:num w:numId="3">
+  <w:num w:numId="3" w16cid:durableId="1728606564">
     <w:abstractNumId w:val="35"/>
   </w:num>
-  <w:num w:numId="4">
+  <w:num w:numId="4" w16cid:durableId="1872185442">
     <w:abstractNumId w:val="17"/>
   </w:num>
-  <w:num w:numId="5">
+  <w:num w:numId="5" w16cid:durableId="656960819">
     <w:abstractNumId w:val="11"/>
   </w:num>
-  <w:num w:numId="6">
+  <w:num w:numId="6" w16cid:durableId="1269771133">
     <w:abstractNumId w:val="41"/>
   </w:num>
-  <w:num w:numId="7">
+  <w:num w:numId="7" w16cid:durableId="3940826">
     <w:abstractNumId w:val="23"/>
   </w:num>
-  <w:num w:numId="8">
+  <w:num w:numId="8" w16cid:durableId="750934200">
     <w:abstractNumId w:val="16"/>
   </w:num>
-  <w:num w:numId="9">
+  <w:num w:numId="9" w16cid:durableId="758215437">
     <w:abstractNumId w:val="38"/>
   </w:num>
-  <w:num w:numId="10">
+  <w:num w:numId="10" w16cid:durableId="1077361477">
     <w:abstractNumId w:val="28"/>
   </w:num>
-  <w:num w:numId="11">
+  <w:num w:numId="11" w16cid:durableId="199755510">
     <w:abstractNumId w:val="2"/>
   </w:num>
-  <w:num w:numId="12">
+  <w:num w:numId="12" w16cid:durableId="207961157">
     <w:abstractNumId w:val="21"/>
   </w:num>
-  <w:num w:numId="13">
+  <w:num w:numId="13" w16cid:durableId="1381706071">
     <w:abstractNumId w:val="20"/>
   </w:num>
-  <w:num w:numId="14">
+  <w:num w:numId="14" w16cid:durableId="30351324">
     <w:abstractNumId w:val="36"/>
   </w:num>
-  <w:num w:numId="15">
+  <w:num w:numId="15" w16cid:durableId="353501271">
     <w:abstractNumId w:val="39"/>
   </w:num>
-  <w:num w:numId="16">
+  <w:num w:numId="16" w16cid:durableId="1899852223">
     <w:abstractNumId w:val="8"/>
   </w:num>
-  <w:num w:numId="17">
+  <w:num w:numId="17" w16cid:durableId="151413821">
     <w:abstractNumId w:val="4"/>
   </w:num>
-  <w:num w:numId="18">
+  <w:num w:numId="18" w16cid:durableId="746345888">
     <w:abstractNumId w:val="22"/>
   </w:num>
-  <w:num w:numId="19">
+  <w:num w:numId="19" w16cid:durableId="1610357276">
     <w:abstractNumId w:val="13"/>
   </w:num>
-  <w:num w:numId="20">
+  <w:num w:numId="20" w16cid:durableId="600066971">
     <w:abstractNumId w:val="3"/>
   </w:num>
-  <w:num w:numId="21">
+  <w:num w:numId="21" w16cid:durableId="156851426">
     <w:abstractNumId w:val="37"/>
   </w:num>
-  <w:num w:numId="22">
+  <w:num w:numId="22" w16cid:durableId="185288781">
     <w:abstractNumId w:val="27"/>
   </w:num>
-  <w:num w:numId="23">
+  <w:num w:numId="23" w16cid:durableId="1110709651">
     <w:abstractNumId w:val="19"/>
   </w:num>
-  <w:num w:numId="24">
+  <w:num w:numId="24" w16cid:durableId="881331200">
     <w:abstractNumId w:val="7"/>
   </w:num>
-  <w:num w:numId="25">
+  <w:num w:numId="25" w16cid:durableId="1930652072">
     <w:abstractNumId w:val="32"/>
   </w:num>
-  <w:num w:numId="26">
+  <w:num w:numId="26" w16cid:durableId="1305232349">
     <w:abstractNumId w:val="26"/>
   </w:num>
-  <w:num w:numId="27">
+  <w:num w:numId="27" w16cid:durableId="2078671867">
     <w:abstractNumId w:val="30"/>
   </w:num>
-  <w:num w:numId="28">
+  <w:num w:numId="28" w16cid:durableId="1130517890">
     <w:abstractNumId w:val="24"/>
   </w:num>
-  <w:num w:numId="29">
+  <w:num w:numId="29" w16cid:durableId="1337001585">
     <w:abstractNumId w:val="18"/>
   </w:num>
-  <w:num w:numId="30">
+  <w:num w:numId="30" w16cid:durableId="905069310">
     <w:abstractNumId w:val="15"/>
   </w:num>
-  <w:num w:numId="31">
+  <w:num w:numId="31" w16cid:durableId="1747608802">
     <w:abstractNumId w:val="33"/>
   </w:num>
-  <w:num w:numId="32">
+  <w:num w:numId="32" w16cid:durableId="2028748168">
     <w:abstractNumId w:val="34"/>
   </w:num>
-  <w:num w:numId="33">
+  <w:num w:numId="33" w16cid:durableId="1566641529">
     <w:abstractNumId w:val="1"/>
   </w:num>
-  <w:num w:numId="34">
+  <w:num w:numId="34" w16cid:durableId="223177917">
     <w:abstractNumId w:val="29"/>
   </w:num>
-  <w:num w:numId="35">
+  <w:num w:numId="35" w16cid:durableId="977340012">
     <w:abstractNumId w:val="12"/>
   </w:num>
-  <w:num w:numId="36">
+  <w:num w:numId="36" w16cid:durableId="1668939974">
     <w:abstractNumId w:val="14"/>
   </w:num>
-  <w:num w:numId="37">
+  <w:num w:numId="37" w16cid:durableId="1937711777">
     <w:abstractNumId w:val="6"/>
   </w:num>
-  <w:num w:numId="38">
+  <w:num w:numId="38" w16cid:durableId="299189912">
     <w:abstractNumId w:val="31"/>
   </w:num>
-  <w:num w:numId="39">
+  <w:num w:numId="39" w16cid:durableId="665590503">
     <w:abstractNumId w:val="25"/>
   </w:num>
-  <w:num w:numId="40">
+  <w:num w:numId="40" w16cid:durableId="2131169472">
     <w:abstractNumId w:val="28"/>
   </w:num>
-  <w:num w:numId="41">
+  <w:num w:numId="41" w16cid:durableId="900794376">
     <w:abstractNumId w:val="5"/>
   </w:num>
-  <w:num w:numId="42">
+  <w:num w:numId="42" w16cid:durableId="1612738485">
     <w:abstractNumId w:val="9"/>
   </w:num>
-  <w:num w:numId="43">
+  <w:num w:numId="43" w16cid:durableId="921715207">
     <w:abstractNumId w:val="10"/>
   </w:num>
-  <w:num w:numId="44">
+  <w:num w:numId="44" w16cid:durableId="1808626214">
     <w:abstractNumId w:val="0"/>
   </w:num>
   <w:numIdMacAtCleanup w:val="37"/>
@@ -24926,7 +23017,7 @@
 </file>
 
 <file path=word/styles.xml><?xml version="1.0" encoding="utf-8"?>
-<w:styles xmlns:mc="http://schemas.openxmlformats.org/markup-compatibility/2006" xmlns:r="http://schemas.openxmlformats.org/officeDocument/2006/relationships" xmlns:w="http://schemas.openxmlformats.org/wordprocessingml/2006/main" xmlns:w14="http://schemas.microsoft.com/office/word/2010/wordml" xmlns:w15="http://schemas.microsoft.com/office/word/2012/wordml" xmlns:w16cex="http://schemas.microsoft.com/office/word/2018/wordml/cex" xmlns:w16cid="http://schemas.microsoft.com/office/word/2016/wordml/cid" xmlns:w16="http://schemas.microsoft.com/office/word/2018/wordml" xmlns:w16sdtdh="http://schemas.microsoft.com/office/word/2020/wordml/sdtdatahash" xmlns:w16se="http://schemas.microsoft.com/office/word/2015/wordml/symex" mc:Ignorable="w14 w15 w16se w16cid w16 w16cex w16sdtdh">
+<w:styles xmlns:mc="http://schemas.openxmlformats.org/markup-compatibility/2006" xmlns:r="http://schemas.openxmlformats.org/officeDocument/2006/relationships" xmlns:w="http://schemas.openxmlformats.org/wordprocessingml/2006/main" xmlns:w14="http://schemas.microsoft.com/office/word/2010/wordml" xmlns:w15="http://schemas.microsoft.com/office/word/2012/wordml" xmlns:w16cex="http://schemas.microsoft.com/office/word/2018/wordml/cex" xmlns:w16cid="http://schemas.microsoft.com/office/word/2016/wordml/cid" xmlns:w16="http://schemas.microsoft.com/office/word/2018/wordml" xmlns:w16du="http://schemas.microsoft.com/office/word/2023/wordml/word16du" xmlns:w16sdtdh="http://schemas.microsoft.com/office/word/2020/wordml/sdtdatahash" xmlns:w16sdtfl="http://schemas.microsoft.com/office/word/2024/wordml/sdtformatlock" xmlns:w16se="http://schemas.microsoft.com/office/word/2015/wordml/symex" mc:Ignorable="w14 w15 w16se w16cid w16 w16cex w16sdtdh w16sdtfl w16du">
   <w:docDefaults>
     <w:rPrDefault>
       <w:rPr>
@@ -24961,8 +23052,52 @@
     <w:lsdException w:name="Strong" w:qFormat="1"/>
     <w:lsdException w:name="Emphasis" w:qFormat="1"/>
     <w:lsdException w:name="Normal (Web)" w:uiPriority="99"/>
+    <w:lsdException w:name="Normal Table" w:semiHidden="1" w:unhideWhenUsed="1"/>
     <w:lsdException w:name="No List" w:uiPriority="99"/>
+    <w:lsdException w:name="Table Simple 1" w:semiHidden="1" w:unhideWhenUsed="1"/>
+    <w:lsdException w:name="Table Simple 2" w:semiHidden="1" w:unhideWhenUsed="1"/>
+    <w:lsdException w:name="Table Simple 3" w:semiHidden="1" w:unhideWhenUsed="1"/>
+    <w:lsdException w:name="Table Classic 1" w:semiHidden="1" w:unhideWhenUsed="1"/>
+    <w:lsdException w:name="Table Classic 2" w:semiHidden="1" w:unhideWhenUsed="1"/>
+    <w:lsdException w:name="Table Classic 3" w:semiHidden="1" w:unhideWhenUsed="1"/>
+    <w:lsdException w:name="Table Classic 4" w:semiHidden="1" w:unhideWhenUsed="1"/>
+    <w:lsdException w:name="Table Colorful 1" w:semiHidden="1" w:unhideWhenUsed="1"/>
+    <w:lsdException w:name="Table Colorful 2" w:semiHidden="1" w:unhideWhenUsed="1"/>
+    <w:lsdException w:name="Table Colorful 3" w:semiHidden="1" w:unhideWhenUsed="1"/>
+    <w:lsdException w:name="Table Columns 1" w:semiHidden="1" w:unhideWhenUsed="1"/>
+    <w:lsdException w:name="Table Columns 2" w:semiHidden="1" w:unhideWhenUsed="1"/>
+    <w:lsdException w:name="Table Columns 3" w:semiHidden="1" w:unhideWhenUsed="1"/>
+    <w:lsdException w:name="Table Columns 4" w:semiHidden="1" w:unhideWhenUsed="1"/>
+    <w:lsdException w:name="Table Columns 5" w:semiHidden="1" w:unhideWhenUsed="1"/>
+    <w:lsdException w:name="Table Grid 1" w:semiHidden="1" w:unhideWhenUsed="1"/>
+    <w:lsdException w:name="Table Grid 2" w:semiHidden="1" w:unhideWhenUsed="1"/>
+    <w:lsdException w:name="Table Grid 3" w:semiHidden="1" w:unhideWhenUsed="1"/>
+    <w:lsdException w:name="Table Grid 4" w:semiHidden="1" w:unhideWhenUsed="1"/>
+    <w:lsdException w:name="Table Grid 5" w:semiHidden="1" w:unhideWhenUsed="1"/>
+    <w:lsdException w:name="Table Grid 6" w:semiHidden="1" w:unhideWhenUsed="1"/>
+    <w:lsdException w:name="Table Grid 7" w:semiHidden="1" w:unhideWhenUsed="1"/>
+    <w:lsdException w:name="Table Grid 8" w:semiHidden="1" w:unhideWhenUsed="1"/>
+    <w:lsdException w:name="Table List 1" w:semiHidden="1" w:unhideWhenUsed="1"/>
+    <w:lsdException w:name="Table List 2" w:semiHidden="1" w:unhideWhenUsed="1"/>
+    <w:lsdException w:name="Table List 3" w:semiHidden="1" w:unhideWhenUsed="1"/>
+    <w:lsdException w:name="Table List 4" w:semiHidden="1" w:unhideWhenUsed="1"/>
+    <w:lsdException w:name="Table List 5" w:semiHidden="1" w:unhideWhenUsed="1"/>
+    <w:lsdException w:name="Table List 6" w:semiHidden="1" w:unhideWhenUsed="1"/>
+    <w:lsdException w:name="Table List 7" w:semiHidden="1" w:unhideWhenUsed="1"/>
+    <w:lsdException w:name="Table List 8" w:semiHidden="1" w:unhideWhenUsed="1"/>
+    <w:lsdException w:name="Table 3D effects 1" w:semiHidden="1" w:unhideWhenUsed="1"/>
+    <w:lsdException w:name="Table 3D effects 2" w:semiHidden="1" w:unhideWhenUsed="1"/>
+    <w:lsdException w:name="Table 3D effects 3" w:semiHidden="1" w:unhideWhenUsed="1"/>
+    <w:lsdException w:name="Table Contemporary" w:semiHidden="1" w:unhideWhenUsed="1"/>
+    <w:lsdException w:name="Table Elegant" w:semiHidden="1" w:unhideWhenUsed="1"/>
+    <w:lsdException w:name="Table Professional" w:semiHidden="1" w:unhideWhenUsed="1"/>
+    <w:lsdException w:name="Table Subtle 1" w:semiHidden="1" w:unhideWhenUsed="1"/>
+    <w:lsdException w:name="Table Subtle 2" w:semiHidden="1" w:unhideWhenUsed="1"/>
+    <w:lsdException w:name="Table Web 1" w:semiHidden="1" w:unhideWhenUsed="1"/>
+    <w:lsdException w:name="Table Web 2" w:semiHidden="1" w:unhideWhenUsed="1"/>
+    <w:lsdException w:name="Table Web 3" w:semiHidden="1" w:unhideWhenUsed="1"/>
     <w:lsdException w:name="Balloon Text" w:uiPriority="99"/>
+    <w:lsdException w:name="Table Theme" w:semiHidden="1" w:unhideWhenUsed="1"/>
     <w:lsdException w:name="Placeholder Text" w:semiHidden="1" w:uiPriority="99"/>
     <w:lsdException w:name="No Spacing" w:uiPriority="1" w:qFormat="1"/>
     <w:lsdException w:name="Light Shading" w:uiPriority="60"/>
@@ -25081,8 +23216,8 @@
     <w:lsdException w:name="Plain Table 5" w:uiPriority="31" w:qFormat="1"/>
     <w:lsdException w:name="Grid Table Light" w:uiPriority="32" w:qFormat="1"/>
     <w:lsdException w:name="Grid Table 1 Light" w:uiPriority="33" w:qFormat="1"/>
-    <w:lsdException w:name="Grid Table 2" w:semiHidden="1" w:uiPriority="37" w:unhideWhenUsed="1"/>
-    <w:lsdException w:name="Grid Table 3" w:semiHidden="1" w:uiPriority="39" w:unhideWhenUsed="1" w:qFormat="1"/>
+    <w:lsdException w:name="Grid Table 2" w:uiPriority="37"/>
+    <w:lsdException w:name="Grid Table 3" w:uiPriority="39" w:qFormat="1"/>
     <w:lsdException w:name="Grid Table 4" w:uiPriority="49"/>
     <w:lsdException w:name="Grid Table 5 Dark" w:uiPriority="50"/>
     <w:lsdException w:name="Grid Table 6 Colorful" w:uiPriority="51"/>
@@ -25184,7 +23319,7 @@
     <w:lsdException w:name="Unresolved Mention" w:semiHidden="1" w:uiPriority="99" w:unhideWhenUsed="1"/>
     <w:lsdException w:name="Smart Link" w:semiHidden="1" w:uiPriority="99" w:unhideWhenUsed="1"/>
   </w:latentStyles>
-  <w:style w:type="paragraph" w:default="1" w:styleId="Normal">
+  <w:style w:type="paragraph" w:default="1" w:styleId="Standard">
     <w:name w:val="Normal"/>
     <w:qFormat/>
     <w:rsid w:val="004C6BD6"/>
@@ -25196,11 +23331,11 @@
       <w:lang w:val="en-GB"/>
     </w:rPr>
   </w:style>
-  <w:style w:type="paragraph" w:styleId="Heading1">
+  <w:style w:type="paragraph" w:styleId="berschrift1">
     <w:name w:val="heading 1"/>
-    <w:basedOn w:val="Normal"/>
+    <w:basedOn w:val="Standard"/>
     <w:next w:val="ParagraphCharCharChar"/>
-    <w:link w:val="Heading1Char"/>
+    <w:link w:val="berschrift1Zchn"/>
     <w:autoRedefine/>
     <w:uiPriority w:val="9"/>
     <w:qFormat/>
@@ -25222,11 +23357,11 @@
       <w:szCs w:val="32"/>
     </w:rPr>
   </w:style>
-  <w:style w:type="paragraph" w:styleId="Heading2">
+  <w:style w:type="paragraph" w:styleId="berschrift2">
     <w:name w:val="heading 2"/>
-    <w:basedOn w:val="Normal"/>
+    <w:basedOn w:val="Standard"/>
     <w:next w:val="ParagraphCharCharChar"/>
-    <w:link w:val="Heading2Char"/>
+    <w:link w:val="berschrift2Zchn"/>
     <w:autoRedefine/>
     <w:uiPriority w:val="9"/>
     <w:qFormat/>
@@ -25250,11 +23385,11 @@
       <w:szCs w:val="24"/>
     </w:rPr>
   </w:style>
-  <w:style w:type="paragraph" w:styleId="Heading3">
+  <w:style w:type="paragraph" w:styleId="berschrift3">
     <w:name w:val="heading 3"/>
-    <w:basedOn w:val="Normal"/>
+    <w:basedOn w:val="Standard"/>
     <w:next w:val="ParagraphCharCharChar"/>
-    <w:link w:val="Heading3Char"/>
+    <w:link w:val="berschrift3Zchn"/>
     <w:autoRedefine/>
     <w:uiPriority w:val="9"/>
     <w:qFormat/>
@@ -25276,11 +23411,11 @@
       <w:sz w:val="22"/>
     </w:rPr>
   </w:style>
-  <w:style w:type="paragraph" w:styleId="Heading4">
+  <w:style w:type="paragraph" w:styleId="berschrift4">
     <w:name w:val="heading 4"/>
-    <w:basedOn w:val="Normal"/>
+    <w:basedOn w:val="Standard"/>
     <w:next w:val="ParagraphCharCharChar"/>
-    <w:link w:val="Heading4Char"/>
+    <w:link w:val="berschrift4Zchn"/>
     <w:uiPriority w:val="9"/>
     <w:qFormat/>
     <w:rsid w:val="00CB3F58"/>
@@ -25300,9 +23435,9 @@
       <w:szCs w:val="28"/>
     </w:rPr>
   </w:style>
-  <w:style w:type="paragraph" w:styleId="Heading5">
+  <w:style w:type="paragraph" w:styleId="berschrift5">
     <w:name w:val="heading 5"/>
-    <w:basedOn w:val="Normal"/>
+    <w:basedOn w:val="Standard"/>
     <w:next w:val="ParagraphCharCharChar"/>
     <w:qFormat/>
     <w:rsid w:val="00A57DDB"/>
@@ -25319,9 +23454,9 @@
       <w:szCs w:val="26"/>
     </w:rPr>
   </w:style>
-  <w:style w:type="paragraph" w:styleId="Heading6">
+  <w:style w:type="paragraph" w:styleId="berschrift6">
     <w:name w:val="heading 6"/>
-    <w:basedOn w:val="Normal"/>
+    <w:basedOn w:val="Standard"/>
     <w:next w:val="ParagraphCharCharChar"/>
     <w:qFormat/>
     <w:rsid w:val="00A57DDB"/>
@@ -25337,9 +23472,9 @@
       <w:szCs w:val="22"/>
     </w:rPr>
   </w:style>
-  <w:style w:type="paragraph" w:styleId="Heading7">
+  <w:style w:type="paragraph" w:styleId="berschrift7">
     <w:name w:val="heading 7"/>
-    <w:basedOn w:val="Normal"/>
+    <w:basedOn w:val="Standard"/>
     <w:next w:val="ParagraphCharCharChar"/>
     <w:qFormat/>
     <w:rsid w:val="00A57DDB"/>
@@ -25353,9 +23488,9 @@
       <w:szCs w:val="24"/>
     </w:rPr>
   </w:style>
-  <w:style w:type="paragraph" w:styleId="Heading8">
+  <w:style w:type="paragraph" w:styleId="berschrift8">
     <w:name w:val="heading 8"/>
-    <w:basedOn w:val="Normal"/>
+    <w:basedOn w:val="Standard"/>
     <w:next w:val="ParagraphCharCharChar"/>
     <w:qFormat/>
     <w:rsid w:val="00A57DDB"/>
@@ -25371,9 +23506,9 @@
       <w:szCs w:val="24"/>
     </w:rPr>
   </w:style>
-  <w:style w:type="paragraph" w:styleId="Heading9">
+  <w:style w:type="paragraph" w:styleId="berschrift9">
     <w:name w:val="heading 9"/>
-    <w:basedOn w:val="Normal"/>
+    <w:basedOn w:val="Standard"/>
     <w:next w:val="ParagraphCharCharChar"/>
     <w:qFormat/>
     <w:rsid w:val="00A57DDB"/>
@@ -25387,18 +23522,17 @@
       <w:szCs w:val="22"/>
     </w:rPr>
   </w:style>
-  <w:style w:type="character" w:default="1" w:styleId="DefaultParagraphFont">
+  <w:style w:type="character" w:default="1" w:styleId="Absatz-Standardschriftart">
     <w:name w:val="Default Paragraph Font"/>
     <w:uiPriority w:val="1"/>
     <w:semiHidden/>
     <w:unhideWhenUsed/>
   </w:style>
-  <w:style w:type="table" w:default="1" w:styleId="TableNormal">
+  <w:style w:type="table" w:default="1" w:styleId="NormaleTabelle">
     <w:name w:val="Normal Table"/>
     <w:uiPriority w:val="99"/>
     <w:semiHidden/>
     <w:unhideWhenUsed/>
-    <w:qFormat/>
     <w:tblPr>
       <w:tblInd w:w="0" w:type="dxa"/>
       <w:tblCellMar>
@@ -25409,7 +23543,7 @@
       </w:tblCellMar>
     </w:tblPr>
   </w:style>
-  <w:style w:type="numbering" w:default="1" w:styleId="NoList">
+  <w:style w:type="numbering" w:default="1" w:styleId="KeineListe">
     <w:name w:val="No List"/>
     <w:uiPriority w:val="99"/>
     <w:semiHidden/>
@@ -25438,9 +23572,9 @@
       <w:lang w:val="en-GB" w:eastAsia="en-US" w:bidi="ar-SA"/>
     </w:rPr>
   </w:style>
-  <w:style w:type="character" w:customStyle="1" w:styleId="Heading2Char">
-    <w:name w:val="Heading 2 Char"/>
-    <w:link w:val="Heading2"/>
+  <w:style w:type="character" w:customStyle="1" w:styleId="berschrift2Zchn">
+    <w:name w:val="Überschrift 2 Zchn"/>
+    <w:link w:val="berschrift2"/>
     <w:uiPriority w:val="9"/>
     <w:rsid w:val="00CB3F58"/>
     <w:rPr>
@@ -25455,9 +23589,9 @@
       <w:lang w:val="en-GB"/>
     </w:rPr>
   </w:style>
-  <w:style w:type="character" w:customStyle="1" w:styleId="Heading3Char">
-    <w:name w:val="Heading 3 Char"/>
-    <w:link w:val="Heading3"/>
+  <w:style w:type="character" w:customStyle="1" w:styleId="berschrift3Zchn">
+    <w:name w:val="Überschrift 3 Zchn"/>
+    <w:link w:val="berschrift3"/>
     <w:uiPriority w:val="9"/>
     <w:rsid w:val="00CB3F58"/>
     <w:rPr>
@@ -25469,9 +23603,9 @@
       <w:lang w:val="en-GB"/>
     </w:rPr>
   </w:style>
-  <w:style w:type="table" w:styleId="TableGrid">
+  <w:style w:type="table" w:styleId="Tabellenraster">
     <w:name w:val="Table Grid"/>
-    <w:basedOn w:val="TableNormal"/>
+    <w:basedOn w:val="NormaleTabelle"/>
     <w:rsid w:val="00BD611B"/>
     <w:tblPr>
       <w:tblBorders>
@@ -25486,7 +23620,7 @@
   </w:style>
   <w:style w:type="paragraph" w:customStyle="1" w:styleId="Chapterhead">
     <w:name w:val="Chapter head"/>
-    <w:basedOn w:val="Normal"/>
+    <w:basedOn w:val="Standard"/>
     <w:rsid w:val="00B716F7"/>
     <w:pPr>
       <w:jc w:val="center"/>
@@ -25498,10 +23632,10 @@
       <w:lang w:val="en-US"/>
     </w:rPr>
   </w:style>
-  <w:style w:type="paragraph" w:styleId="Header">
+  <w:style w:type="paragraph" w:styleId="Kopfzeile">
     <w:name w:val="header"/>
-    <w:basedOn w:val="Normal"/>
-    <w:link w:val="HeaderChar"/>
+    <w:basedOn w:val="Standard"/>
+    <w:link w:val="KopfzeileZchn"/>
     <w:uiPriority w:val="99"/>
     <w:rsid w:val="00F73369"/>
     <w:pPr>
@@ -25511,10 +23645,10 @@
       </w:tabs>
     </w:pPr>
   </w:style>
-  <w:style w:type="paragraph" w:styleId="Footer">
+  <w:style w:type="paragraph" w:styleId="Fuzeile">
     <w:name w:val="footer"/>
-    <w:basedOn w:val="Normal"/>
-    <w:link w:val="FooterChar"/>
+    <w:basedOn w:val="Standard"/>
+    <w:link w:val="FuzeileZchn"/>
     <w:uiPriority w:val="99"/>
     <w:rsid w:val="00F73369"/>
     <w:pPr>
@@ -25524,31 +23658,31 @@
       </w:tabs>
     </w:pPr>
   </w:style>
-  <w:style w:type="character" w:styleId="PageNumber">
+  <w:style w:type="character" w:styleId="Seitenzahl">
     <w:name w:val="page number"/>
-    <w:basedOn w:val="DefaultParagraphFont"/>
+    <w:basedOn w:val="Absatz-Standardschriftart"/>
     <w:rsid w:val="00F73369"/>
   </w:style>
-  <w:style w:type="paragraph" w:styleId="TOC1">
+  <w:style w:type="paragraph" w:styleId="Verzeichnis1">
     <w:name w:val="toc 1"/>
-    <w:basedOn w:val="Normal"/>
-    <w:next w:val="Normal"/>
+    <w:basedOn w:val="Standard"/>
+    <w:next w:val="Standard"/>
     <w:autoRedefine/>
     <w:uiPriority w:val="39"/>
     <w:rsid w:val="00F73369"/>
   </w:style>
-  <w:style w:type="paragraph" w:styleId="TOC2">
+  <w:style w:type="paragraph" w:styleId="Verzeichnis2">
     <w:name w:val="toc 2"/>
-    <w:basedOn w:val="Normal"/>
-    <w:next w:val="Normal"/>
+    <w:basedOn w:val="Standard"/>
+    <w:next w:val="Standard"/>
     <w:autoRedefine/>
     <w:uiPriority w:val="39"/>
     <w:rsid w:val="00C466D0"/>
   </w:style>
-  <w:style w:type="paragraph" w:styleId="TOC3">
+  <w:style w:type="paragraph" w:styleId="Verzeichnis3">
     <w:name w:val="toc 3"/>
-    <w:basedOn w:val="Normal"/>
-    <w:next w:val="Normal"/>
+    <w:basedOn w:val="Standard"/>
+    <w:next w:val="Standard"/>
     <w:autoRedefine/>
     <w:uiPriority w:val="39"/>
     <w:rsid w:val="00C466D0"/>
@@ -25562,9 +23696,9 @@
       <w:u w:val="single"/>
     </w:rPr>
   </w:style>
-  <w:style w:type="character" w:styleId="LineNumber">
+  <w:style w:type="character" w:styleId="Zeilennummer">
     <w:name w:val="line number"/>
-    <w:basedOn w:val="DefaultParagraphFont"/>
+    <w:basedOn w:val="Absatz-Standardschriftart"/>
     <w:uiPriority w:val="99"/>
     <w:rsid w:val="009D6B51"/>
   </w:style>
@@ -25577,10 +23711,10 @@
       <w:szCs w:val="20"/>
     </w:rPr>
   </w:style>
-  <w:style w:type="paragraph" w:styleId="Caption">
+  <w:style w:type="paragraph" w:styleId="Beschriftung">
     <w:name w:val="caption"/>
-    <w:basedOn w:val="Normal"/>
-    <w:next w:val="Normal"/>
+    <w:basedOn w:val="Standard"/>
+    <w:next w:val="Standard"/>
     <w:qFormat/>
     <w:rsid w:val="00A93869"/>
     <w:pPr>
@@ -25597,10 +23731,10 @@
       <w:lang w:val="en-US"/>
     </w:rPr>
   </w:style>
-  <w:style w:type="paragraph" w:styleId="NormalWeb">
+  <w:style w:type="paragraph" w:styleId="StandardWeb">
     <w:name w:val="Normal (Web)"/>
-    <w:basedOn w:val="Normal"/>
-    <w:link w:val="NormalWebChar"/>
+    <w:basedOn w:val="Standard"/>
+    <w:link w:val="StandardWebZchn"/>
     <w:uiPriority w:val="99"/>
     <w:rsid w:val="00EA24D4"/>
     <w:pPr>
@@ -25613,9 +23747,9 @@
       <w:lang w:val="en-US"/>
     </w:rPr>
   </w:style>
-  <w:style w:type="character" w:customStyle="1" w:styleId="NormalWebChar">
-    <w:name w:val="Normal (Web) Char"/>
-    <w:link w:val="NormalWeb"/>
+  <w:style w:type="character" w:customStyle="1" w:styleId="StandardWebZchn">
+    <w:name w:val="Standard (Web) Zchn"/>
+    <w:link w:val="StandardWeb"/>
     <w:rsid w:val="00EA24D4"/>
     <w:rPr>
       <w:rFonts w:ascii="Arial" w:hAnsi="Arial" w:cs="Arial"/>
@@ -25624,9 +23758,9 @@
       <w:lang w:val="en-US" w:eastAsia="en-US" w:bidi="ar-SA"/>
     </w:rPr>
   </w:style>
-  <w:style w:type="paragraph" w:styleId="BodyText">
+  <w:style w:type="paragraph" w:styleId="Textkrper">
     <w:name w:val="Body Text"/>
-    <w:basedOn w:val="Normal"/>
+    <w:basedOn w:val="Standard"/>
     <w:rsid w:val="00A93869"/>
     <w:pPr>
       <w:widowControl w:val="0"/>
@@ -25642,7 +23776,7 @@
   </w:style>
   <w:style w:type="paragraph" w:customStyle="1" w:styleId="Footerempty">
     <w:name w:val="Footerempty"/>
-    <w:basedOn w:val="Footer"/>
+    <w:basedOn w:val="Fuzeile"/>
     <w:rsid w:val="00A83C8D"/>
     <w:pPr>
       <w:tabs>
@@ -25660,7 +23794,7 @@
   </w:style>
   <w:style w:type="paragraph" w:customStyle="1" w:styleId="FrontPage">
     <w:name w:val="FrontPage"/>
-    <w:basedOn w:val="Normal"/>
+    <w:basedOn w:val="Standard"/>
     <w:link w:val="FrontPageChar"/>
     <w:rsid w:val="00DA2710"/>
     <w:pPr>
@@ -25674,7 +23808,7 @@
   </w:style>
   <w:style w:type="paragraph" w:customStyle="1" w:styleId="DatePub">
     <w:name w:val="DatePub"/>
-    <w:basedOn w:val="Normal"/>
+    <w:basedOn w:val="Standard"/>
     <w:rsid w:val="00DA2710"/>
     <w:pPr>
       <w:jc w:val="center"/>
@@ -25686,7 +23820,7 @@
   </w:style>
   <w:style w:type="paragraph" w:customStyle="1" w:styleId="TableHeading">
     <w:name w:val="TableHeading"/>
-    <w:basedOn w:val="Normal"/>
+    <w:basedOn w:val="Standard"/>
     <w:rsid w:val="00CD2966"/>
     <w:rPr>
       <w:rFonts w:cs="Arial"/>
@@ -25695,8 +23829,8 @@
       <w:szCs w:val="32"/>
     </w:rPr>
   </w:style>
-  <w:style w:type="paragraph" w:styleId="ColorfulGrid-Accent1">
-    <w:name w:val="Colorful Grid Accent 1"/>
+  <w:style w:type="paragraph" w:customStyle="1" w:styleId="FarbigesRaster-Akzent11">
+    <w:name w:val="Farbiges Raster - Akzent 11"/>
     <w:basedOn w:val="ParagraphCharCharChar"/>
     <w:qFormat/>
     <w:rsid w:val="00CD2966"/>
@@ -25711,7 +23845,7 @@
   </w:style>
   <w:style w:type="paragraph" w:customStyle="1" w:styleId="AttributeName">
     <w:name w:val="AttributeName"/>
-    <w:basedOn w:val="Normal"/>
+    <w:basedOn w:val="Standard"/>
     <w:link w:val="AttributeNameChar"/>
     <w:rsid w:val="00CD2966"/>
     <w:rPr>
@@ -25787,7 +23921,7 @@
   </w:style>
   <w:style w:type="paragraph" w:customStyle="1" w:styleId="Nurbered1">
     <w:name w:val="Nurbered1"/>
-    <w:basedOn w:val="Normal"/>
+    <w:basedOn w:val="Standard"/>
     <w:rsid w:val="00AF7C93"/>
     <w:pPr>
       <w:numPr>
@@ -25803,7 +23937,7 @@
   </w:style>
   <w:style w:type="paragraph" w:customStyle="1" w:styleId="Numbered2">
     <w:name w:val="Numbered2"/>
-    <w:basedOn w:val="Normal"/>
+    <w:basedOn w:val="Standard"/>
     <w:rsid w:val="00AF7C93"/>
     <w:pPr>
       <w:numPr>
@@ -25818,7 +23952,7 @@
   </w:style>
   <w:style w:type="paragraph" w:customStyle="1" w:styleId="Bulleted">
     <w:name w:val="Bulleted"/>
-    <w:basedOn w:val="Normal"/>
+    <w:basedOn w:val="Standard"/>
     <w:rsid w:val="006E62CE"/>
     <w:pPr>
       <w:numPr>
@@ -25908,7 +24042,7 @@
   </w:style>
   <w:style w:type="paragraph" w:customStyle="1" w:styleId="Text2">
     <w:name w:val="Text 2"/>
-    <w:basedOn w:val="Normal"/>
+    <w:basedOn w:val="Standard"/>
     <w:rsid w:val="00434E41"/>
     <w:pPr>
       <w:tabs>
@@ -25925,10 +24059,10 @@
       <w:sz w:val="24"/>
     </w:rPr>
   </w:style>
-  <w:style w:type="paragraph" w:styleId="BalloonText">
+  <w:style w:type="paragraph" w:styleId="Sprechblasentext">
     <w:name w:val="Balloon Text"/>
-    <w:basedOn w:val="Normal"/>
-    <w:link w:val="BalloonTextChar"/>
+    <w:basedOn w:val="Standard"/>
+    <w:link w:val="SprechblasentextZchn"/>
     <w:uiPriority w:val="99"/>
     <w:semiHidden/>
     <w:rsid w:val="00FC384C"/>
@@ -25962,7 +24096,7 @@
   </w:style>
   <w:style w:type="paragraph" w:customStyle="1" w:styleId="section">
     <w:name w:val="section"/>
-    <w:basedOn w:val="Normal"/>
+    <w:basedOn w:val="Standard"/>
     <w:link w:val="sectionChar"/>
     <w:rsid w:val="004A0958"/>
     <w:pPr>
@@ -25999,7 +24133,7 @@
   </w:style>
   <w:style w:type="paragraph" w:customStyle="1" w:styleId="content">
     <w:name w:val="content"/>
-    <w:basedOn w:val="Normal"/>
+    <w:basedOn w:val="Standard"/>
     <w:rsid w:val="00856DDB"/>
     <w:pPr>
       <w:spacing w:before="100" w:beforeAutospacing="1" w:after="100" w:afterAutospacing="1"/>
@@ -26011,7 +24145,7 @@
   </w:style>
   <w:style w:type="paragraph" w:customStyle="1" w:styleId="code">
     <w:name w:val="code"/>
-    <w:basedOn w:val="Normal"/>
+    <w:basedOn w:val="Standard"/>
     <w:rsid w:val="00856DDB"/>
     <w:pPr>
       <w:numPr>
@@ -26029,7 +24163,7 @@
   </w:style>
   <w:style w:type="paragraph" w:customStyle="1" w:styleId="StyleNormalWebComplexTimesNewRoman">
     <w:name w:val="Style Normal (Web) + (Complex) Times New Roman"/>
-    <w:basedOn w:val="NormalWeb"/>
+    <w:basedOn w:val="StandardWeb"/>
     <w:link w:val="StyleNormalWebComplexTimesNewRomanChar"/>
     <w:rsid w:val="00221DD3"/>
     <w:rPr>
@@ -26049,7 +24183,7 @@
   </w:style>
   <w:style w:type="paragraph" w:customStyle="1" w:styleId="StyleHeading2ComplexTimesNewRoman2">
     <w:name w:val="Style Heading 2 + (Complex) Times New Roman2"/>
-    <w:basedOn w:val="Normal"/>
+    <w:basedOn w:val="Standard"/>
     <w:rsid w:val="00A57DDB"/>
     <w:pPr>
       <w:tabs>
@@ -26060,7 +24194,7 @@
   </w:style>
   <w:style w:type="paragraph" w:customStyle="1" w:styleId="StyleHeading3ComplexTimesNewRoman1">
     <w:name w:val="Style Heading 3 + (Complex) Times New Roman1"/>
-    <w:basedOn w:val="Normal"/>
+    <w:basedOn w:val="Standard"/>
     <w:rsid w:val="00A57DDB"/>
     <w:pPr>
       <w:numPr>
@@ -26071,7 +24205,7 @@
   </w:style>
   <w:style w:type="paragraph" w:customStyle="1" w:styleId="StyleNormalWebComplexTimesNewRomanBold">
     <w:name w:val="Style Normal (Web) + (Complex) Times New Roman Bold"/>
-    <w:basedOn w:val="NormalWeb"/>
+    <w:basedOn w:val="StandardWeb"/>
     <w:link w:val="StyleNormalWebComplexTimesNewRomanBoldChar"/>
     <w:rsid w:val="00221DD3"/>
     <w:rPr>
@@ -26095,7 +24229,7 @@
   </w:style>
   <w:style w:type="paragraph" w:customStyle="1" w:styleId="StyleHeading3ComplexTimesNewRoman">
     <w:name w:val="Style Heading 3 + (Complex) Times New Roman"/>
-    <w:basedOn w:val="Heading3"/>
+    <w:basedOn w:val="berschrift3"/>
     <w:rsid w:val="00221DD3"/>
     <w:pPr>
       <w:numPr>
@@ -26108,7 +24242,7 @@
   </w:style>
   <w:style w:type="paragraph" w:customStyle="1" w:styleId="StyleNormalWebComplexTimesNewRoman1">
     <w:name w:val="Style Normal (Web) + (Complex) Times New Roman1"/>
-    <w:basedOn w:val="NormalWeb"/>
+    <w:basedOn w:val="StandardWeb"/>
     <w:link w:val="StyleNormalWebComplexTimesNewRoman1Char"/>
     <w:rsid w:val="00A976DC"/>
     <w:rPr>
@@ -26128,7 +24262,7 @@
   </w:style>
   <w:style w:type="paragraph" w:customStyle="1" w:styleId="StyleNormalWebComplexTimesNewRomanBold1">
     <w:name w:val="Style Normal (Web) + (Complex) Times New Roman Bold1"/>
-    <w:basedOn w:val="NormalWeb"/>
+    <w:basedOn w:val="StandardWeb"/>
     <w:link w:val="StyleNormalWebComplexTimesNewRomanBold1Char"/>
     <w:rsid w:val="00A976DC"/>
     <w:rPr>
@@ -26152,7 +24286,7 @@
   </w:style>
   <w:style w:type="paragraph" w:customStyle="1" w:styleId="StyleHeading3ComplexTimesNewRoman2">
     <w:name w:val="Style Heading 3 + (Complex) Times New Roman2"/>
-    <w:basedOn w:val="Heading3"/>
+    <w:basedOn w:val="berschrift3"/>
     <w:rsid w:val="00A976DC"/>
     <w:pPr>
       <w:numPr>
@@ -26165,7 +24299,7 @@
   </w:style>
   <w:style w:type="paragraph" w:customStyle="1" w:styleId="StyleHeading3ComplexTimesNewRoman3">
     <w:name w:val="Style Heading 3 + (Complex) Times New Roman3"/>
-    <w:basedOn w:val="Heading3"/>
+    <w:basedOn w:val="berschrift3"/>
     <w:rsid w:val="00EA24D4"/>
     <w:pPr>
       <w:numPr>
@@ -26197,17 +24331,17 @@
   </w:style>
   <w:style w:type="character" w:customStyle="1" w:styleId="apple-converted-space">
     <w:name w:val="apple-converted-space"/>
-    <w:basedOn w:val="DefaultParagraphFont"/>
+    <w:basedOn w:val="Absatz-Standardschriftart"/>
     <w:rsid w:val="005A3000"/>
   </w:style>
   <w:style w:type="character" w:customStyle="1" w:styleId="apple-style-span">
     <w:name w:val="apple-style-span"/>
-    <w:basedOn w:val="DefaultParagraphFont"/>
+    <w:basedOn w:val="Absatz-Standardschriftart"/>
     <w:rsid w:val="002C37A2"/>
   </w:style>
-  <w:style w:type="character" w:customStyle="1" w:styleId="FooterChar">
-    <w:name w:val="Footer Char"/>
-    <w:link w:val="Footer"/>
+  <w:style w:type="character" w:customStyle="1" w:styleId="FuzeileZchn">
+    <w:name w:val="Fußzeile Zchn"/>
+    <w:link w:val="Fuzeile"/>
     <w:uiPriority w:val="99"/>
     <w:rsid w:val="0033259E"/>
     <w:rPr>
@@ -26215,10 +24349,10 @@
       <w:lang w:val="en-GB"/>
     </w:rPr>
   </w:style>
-  <w:style w:type="paragraph" w:styleId="GridTable3">
-    <w:name w:val="Grid Table 3"/>
-    <w:basedOn w:val="Heading1"/>
-    <w:next w:val="Normal"/>
+  <w:style w:type="paragraph" w:customStyle="1" w:styleId="Gitternetztabelle31">
+    <w:name w:val="Gitternetztabelle 31"/>
+    <w:basedOn w:val="berschrift1"/>
+    <w:next w:val="Standard"/>
     <w:uiPriority w:val="39"/>
     <w:unhideWhenUsed/>
     <w:qFormat/>
@@ -26302,9 +24436,9 @@
       <w:lang w:val="de-DE"/>
     </w:rPr>
   </w:style>
-  <w:style w:type="character" w:customStyle="1" w:styleId="Heading1Char">
-    <w:name w:val="Heading 1 Char"/>
-    <w:link w:val="Heading1"/>
+  <w:style w:type="character" w:customStyle="1" w:styleId="berschrift1Zchn">
+    <w:name w:val="Überschrift 1 Zchn"/>
+    <w:link w:val="berschrift1"/>
     <w:uiPriority w:val="9"/>
     <w:rsid w:val="00217B71"/>
     <w:rPr>
@@ -26318,9 +24452,9 @@
       <w:lang w:val="en-GB"/>
     </w:rPr>
   </w:style>
-  <w:style w:type="character" w:customStyle="1" w:styleId="Heading4Char">
-    <w:name w:val="Heading 4 Char"/>
-    <w:link w:val="Heading4"/>
+  <w:style w:type="character" w:customStyle="1" w:styleId="berschrift4Zchn">
+    <w:name w:val="Überschrift 4 Zchn"/>
+    <w:link w:val="berschrift4"/>
     <w:uiPriority w:val="9"/>
     <w:rsid w:val="00217B71"/>
     <w:rPr>
@@ -26332,9 +24466,9 @@
       <w:lang w:val="en-GB"/>
     </w:rPr>
   </w:style>
-  <w:style w:type="paragraph" w:styleId="ColorfulList-Accent1">
-    <w:name w:val="Colorful List Accent 1"/>
-    <w:basedOn w:val="Normal"/>
+  <w:style w:type="paragraph" w:customStyle="1" w:styleId="FarbigeListe-Akzent11">
+    <w:name w:val="Farbige Liste - Akzent 11"/>
+    <w:basedOn w:val="Standard"/>
     <w:uiPriority w:val="34"/>
     <w:qFormat/>
     <w:rsid w:val="00217B71"/>
@@ -26350,9 +24484,9 @@
       <w:lang w:val="en-US"/>
     </w:rPr>
   </w:style>
-  <w:style w:type="character" w:customStyle="1" w:styleId="BalloonTextChar">
-    <w:name w:val="Balloon Text Char"/>
-    <w:link w:val="BalloonText"/>
+  <w:style w:type="character" w:customStyle="1" w:styleId="SprechblasentextZchn">
+    <w:name w:val="Sprechblasentext Zchn"/>
+    <w:link w:val="Sprechblasentext"/>
     <w:uiPriority w:val="99"/>
     <w:semiHidden/>
     <w:rsid w:val="00217B71"/>
@@ -26363,9 +24497,9 @@
       <w:lang w:val="en-GB"/>
     </w:rPr>
   </w:style>
-  <w:style w:type="character" w:customStyle="1" w:styleId="HeaderChar">
-    <w:name w:val="Header Char"/>
-    <w:link w:val="Header"/>
+  <w:style w:type="character" w:customStyle="1" w:styleId="KopfzeileZchn">
+    <w:name w:val="Kopfzeile Zchn"/>
+    <w:link w:val="Kopfzeile"/>
     <w:uiPriority w:val="99"/>
     <w:rsid w:val="00217B71"/>
     <w:rPr>
@@ -26373,10 +24507,10 @@
       <w:lang w:val="en-GB"/>
     </w:rPr>
   </w:style>
-  <w:style w:type="paragraph" w:styleId="TOC4">
+  <w:style w:type="paragraph" w:styleId="Verzeichnis4">
     <w:name w:val="toc 4"/>
-    <w:basedOn w:val="Normal"/>
-    <w:next w:val="Normal"/>
+    <w:basedOn w:val="Standard"/>
+    <w:next w:val="Standard"/>
     <w:autoRedefine/>
     <w:uiPriority w:val="39"/>
     <w:unhideWhenUsed/>
@@ -26394,7 +24528,7 @@
   </w:style>
   <w:style w:type="paragraph" w:customStyle="1" w:styleId="msonormal0">
     <w:name w:val="msonormal"/>
-    <w:basedOn w:val="Normal"/>
+    <w:basedOn w:val="Standard"/>
     <w:rsid w:val="00C80CEB"/>
     <w:pPr>
       <w:spacing w:before="100" w:beforeAutospacing="1" w:after="100" w:afterAutospacing="1"/>
@@ -26406,7 +24540,7 @@
   </w:style>
   <w:style w:type="paragraph" w:customStyle="1" w:styleId="contenttable">
     <w:name w:val="contenttable"/>
-    <w:basedOn w:val="Normal"/>
+    <w:basedOn w:val="Standard"/>
     <w:rsid w:val="00C80CEB"/>
     <w:pPr>
       <w:spacing w:before="100" w:beforeAutospacing="1" w:after="100" w:afterAutospacing="1"/>
@@ -26420,7 +24554,7 @@
   </w:style>
   <w:style w:type="paragraph" w:customStyle="1" w:styleId="contenttitle">
     <w:name w:val="contenttitle"/>
-    <w:basedOn w:val="Normal"/>
+    <w:basedOn w:val="Standard"/>
     <w:rsid w:val="00C80CEB"/>
     <w:pPr>
       <w:spacing w:before="100" w:beforeAutospacing="1" w:after="100" w:afterAutospacing="1"/>
@@ -26434,7 +24568,7 @@
   </w:style>
   <w:style w:type="paragraph" w:customStyle="1" w:styleId="contentth">
     <w:name w:val="contentth"/>
-    <w:basedOn w:val="Normal"/>
+    <w:basedOn w:val="Standard"/>
     <w:rsid w:val="00C80CEB"/>
     <w:pPr>
       <w:shd w:val="clear" w:color="auto" w:fill="CCCCCC"/>
@@ -26449,7 +24583,7 @@
   </w:style>
   <w:style w:type="paragraph" w:customStyle="1" w:styleId="contenttd1">
     <w:name w:val="contenttd1"/>
-    <w:basedOn w:val="Normal"/>
+    <w:basedOn w:val="Standard"/>
     <w:rsid w:val="00C80CEB"/>
     <w:pPr>
       <w:spacing w:before="100" w:beforeAutospacing="1" w:after="100" w:afterAutospacing="1"/>
@@ -26462,7 +24596,7 @@
   </w:style>
   <w:style w:type="paragraph" w:customStyle="1" w:styleId="contenttd">
     <w:name w:val="contenttd"/>
-    <w:basedOn w:val="Normal"/>
+    <w:basedOn w:val="Standard"/>
     <w:rsid w:val="00C80CEB"/>
     <w:pPr>
       <w:spacing w:before="100" w:beforeAutospacing="1" w:after="100" w:afterAutospacing="1"/>
@@ -26475,7 +24609,7 @@
   </w:style>
   <w:style w:type="paragraph" w:customStyle="1" w:styleId="nstable">
     <w:name w:val="nstable"/>
-    <w:basedOn w:val="Normal"/>
+    <w:basedOn w:val="Standard"/>
     <w:rsid w:val="00C80CEB"/>
     <w:pPr>
       <w:spacing w:before="100" w:beforeAutospacing="1" w:after="100" w:afterAutospacing="1"/>
@@ -26489,7 +24623,7 @@
   </w:style>
   <w:style w:type="paragraph" w:customStyle="1" w:styleId="nstitle">
     <w:name w:val="nstitle"/>
-    <w:basedOn w:val="Normal"/>
+    <w:basedOn w:val="Standard"/>
     <w:rsid w:val="00C80CEB"/>
     <w:pPr>
       <w:spacing w:before="100" w:beforeAutospacing="1" w:after="100" w:afterAutospacing="1"/>
@@ -26503,7 +24637,7 @@
   </w:style>
   <w:style w:type="paragraph" w:customStyle="1" w:styleId="nsth">
     <w:name w:val="nsth"/>
-    <w:basedOn w:val="Normal"/>
+    <w:basedOn w:val="Standard"/>
     <w:rsid w:val="00C80CEB"/>
     <w:pPr>
       <w:shd w:val="clear" w:color="auto" w:fill="CCCCCC"/>
@@ -26518,7 +24652,7 @@
   </w:style>
   <w:style w:type="paragraph" w:customStyle="1" w:styleId="nstd">
     <w:name w:val="nstd"/>
-    <w:basedOn w:val="Normal"/>
+    <w:basedOn w:val="Standard"/>
     <w:rsid w:val="00C80CEB"/>
     <w:pPr>
       <w:spacing w:before="100" w:beforeAutospacing="1" w:after="100" w:afterAutospacing="1"/>
